--- a/por/docx/015.content.docx
+++ b/por/docx/015.content.docx
@@ -420,162 +420,120 @@
           <w:lang w:val="pt_PT" w:bidi="pt_PT"/>
         </w:rPr>
       </w:r>
-      <w:hyperlink r:id="rId13">
-        <w:r>
-          <w:rPr>
-            <w:lang w:val="pt_PT" w:bidi="pt_PT"/>
-          </w:rPr>
-          <w:rPr>
-            <w:color w:val="0000EE"/>
-            <w:u w:val="single"/>
-          </w:rPr>
-          <w:t>1 João 2.20</w:t>
-        </w:r>
-      </w:hyperlink>
-    </w:p>
-    <w:p>
-      <w:pPr>
-        <w:pStyle w:val="ListBullet"/>
-        <w:spacing w:line="240" w:lineRule="auto"/>
-        <w:ind w:left="720"/>
-      </w:pPr>
-      <w:r>
-        <w:rPr>
-          <w:lang w:val="pt_PT" w:bidi="pt_PT"/>
-        </w:rPr>
-      </w:r>
-      <w:hyperlink r:id="rId14">
-        <w:r>
-          <w:rPr>
-            <w:lang w:val="pt_PT" w:bidi="pt_PT"/>
-          </w:rPr>
-          <w:rPr>
-            <w:color w:val="0000EE"/>
-            <w:u w:val="single"/>
-          </w:rPr>
-          <w:t>2 Reis 19.22</w:t>
-        </w:r>
-      </w:hyperlink>
-    </w:p>
-    <w:p>
-      <w:pPr>
-        <w:pStyle w:val="ListBullet"/>
-        <w:spacing w:line="240" w:lineRule="auto"/>
-        <w:ind w:left="720"/>
-      </w:pPr>
-      <w:r>
-        <w:rPr>
-          <w:lang w:val="pt_PT" w:bidi="pt_PT"/>
-        </w:rPr>
-      </w:r>
-      <w:hyperlink r:id="rId15">
-        <w:r>
-          <w:rPr>
-            <w:lang w:val="pt_PT" w:bidi="pt_PT"/>
-          </w:rPr>
-          <w:rPr>
-            <w:color w:val="0000EE"/>
-            <w:u w:val="single"/>
-          </w:rPr>
-          <w:t>Atos 2.27</w:t>
-        </w:r>
-      </w:hyperlink>
-    </w:p>
-    <w:p>
-      <w:pPr>
-        <w:pStyle w:val="ListBullet"/>
-        <w:spacing w:line="240" w:lineRule="auto"/>
-        <w:ind w:left="720"/>
-      </w:pPr>
-      <w:r>
-        <w:rPr>
-          <w:lang w:val="pt_PT" w:bidi="pt_PT"/>
-        </w:rPr>
-      </w:r>
-      <w:hyperlink r:id="rId16">
-        <w:r>
-          <w:rPr>
-            <w:lang w:val="pt_PT" w:bidi="pt_PT"/>
-          </w:rPr>
-          <w:rPr>
-            <w:color w:val="0000EE"/>
-            <w:u w:val="single"/>
-          </w:rPr>
-          <w:t>Atos 3.13–14</w:t>
-        </w:r>
-      </w:hyperlink>
-    </w:p>
-    <w:p>
-      <w:pPr>
-        <w:pStyle w:val="ListBullet"/>
-        <w:spacing w:line="240" w:lineRule="auto"/>
-        <w:ind w:left="720"/>
-      </w:pPr>
-      <w:r>
-        <w:rPr>
-          <w:lang w:val="pt_PT" w:bidi="pt_PT"/>
-        </w:rPr>
-      </w:r>
-      <w:hyperlink r:id="rId17">
-        <w:r>
-          <w:rPr>
-            <w:lang w:val="pt_PT" w:bidi="pt_PT"/>
-          </w:rPr>
-          <w:rPr>
-            <w:color w:val="0000EE"/>
-            <w:u w:val="single"/>
-          </w:rPr>
-          <w:t>Isaías 5.15–17</w:t>
-        </w:r>
-      </w:hyperlink>
-    </w:p>
-    <w:p>
-      <w:pPr>
-        <w:pStyle w:val="ListBullet"/>
-        <w:spacing w:line="240" w:lineRule="auto"/>
-        <w:ind w:left="720"/>
-      </w:pPr>
-      <w:r>
-        <w:rPr>
-          <w:lang w:val="pt_PT" w:bidi="pt_PT"/>
-        </w:rPr>
-      </w:r>
-      <w:hyperlink r:id="rId18">
-        <w:r>
-          <w:rPr>
-            <w:lang w:val="pt_PT" w:bidi="pt_PT"/>
-          </w:rPr>
-          <w:rPr>
-            <w:color w:val="0000EE"/>
-            <w:u w:val="single"/>
-          </w:rPr>
-          <w:t>Isaías 41.14</w:t>
-        </w:r>
-      </w:hyperlink>
-    </w:p>
-    <w:p>
-      <w:pPr>
-        <w:pStyle w:val="ListBullet"/>
-        <w:spacing w:line="240" w:lineRule="auto"/>
-        <w:ind w:left="720"/>
-      </w:pPr>
-      <w:r>
-        <w:rPr>
-          <w:lang w:val="pt_PT" w:bidi="pt_PT"/>
-        </w:rPr>
-      </w:r>
-      <w:hyperlink r:id="rId19">
-        <w:r>
-          <w:rPr>
-            <w:lang w:val="pt_PT" w:bidi="pt_PT"/>
-          </w:rPr>
-          <w:rPr>
-            <w:color w:val="0000EE"/>
-            <w:u w:val="single"/>
-          </w:rPr>
-          <w:t>Lucas 4.33–34</w:t>
-        </w:r>
-      </w:hyperlink>
+      <w:r>
+        <w:rPr>
+          <w:lang w:val="pt_PT" w:bidi="pt_PT"/>
+        </w:rPr>
+        <w:t>1 João 2.20</w:t>
+      </w:r>
+    </w:p>
+    <w:p>
+      <w:pPr>
+        <w:pStyle w:val="ListBullet"/>
+        <w:spacing w:line="240" w:lineRule="auto"/>
+        <w:ind w:left="720"/>
+      </w:pPr>
+      <w:r>
+        <w:rPr>
+          <w:lang w:val="pt_PT" w:bidi="pt_PT"/>
+        </w:rPr>
+      </w:r>
+      <w:r>
+        <w:rPr>
+          <w:lang w:val="pt_PT" w:bidi="pt_PT"/>
+        </w:rPr>
+        <w:t>2 Reis 19.22</w:t>
+      </w:r>
+    </w:p>
+    <w:p>
+      <w:pPr>
+        <w:pStyle w:val="ListBullet"/>
+        <w:spacing w:line="240" w:lineRule="auto"/>
+        <w:ind w:left="720"/>
+      </w:pPr>
+      <w:r>
+        <w:rPr>
+          <w:lang w:val="pt_PT" w:bidi="pt_PT"/>
+        </w:rPr>
+      </w:r>
+      <w:r>
+        <w:rPr>
+          <w:lang w:val="pt_PT" w:bidi="pt_PT"/>
+        </w:rPr>
+        <w:t>Atos 2.27</w:t>
+      </w:r>
+    </w:p>
+    <w:p>
+      <w:pPr>
+        <w:pStyle w:val="ListBullet"/>
+        <w:spacing w:line="240" w:lineRule="auto"/>
+        <w:ind w:left="720"/>
+      </w:pPr>
+      <w:r>
+        <w:rPr>
+          <w:lang w:val="pt_PT" w:bidi="pt_PT"/>
+        </w:rPr>
+      </w:r>
+      <w:r>
+        <w:rPr>
+          <w:lang w:val="pt_PT" w:bidi="pt_PT"/>
+        </w:rPr>
+        <w:t>Atos 3.13–14</w:t>
+      </w:r>
+    </w:p>
+    <w:p>
+      <w:pPr>
+        <w:pStyle w:val="ListBullet"/>
+        <w:spacing w:line="240" w:lineRule="auto"/>
+        <w:ind w:left="720"/>
+      </w:pPr>
+      <w:r>
+        <w:rPr>
+          <w:lang w:val="pt_PT" w:bidi="pt_PT"/>
+        </w:rPr>
+      </w:r>
+      <w:r>
+        <w:rPr>
+          <w:lang w:val="pt_PT" w:bidi="pt_PT"/>
+        </w:rPr>
+        <w:t>Isaías 5.15–17</w:t>
+      </w:r>
+    </w:p>
+    <w:p>
+      <w:pPr>
+        <w:pStyle w:val="ListBullet"/>
+        <w:spacing w:line="240" w:lineRule="auto"/>
+        <w:ind w:left="720"/>
+      </w:pPr>
+      <w:r>
+        <w:rPr>
+          <w:lang w:val="pt_PT" w:bidi="pt_PT"/>
+        </w:rPr>
+      </w:r>
+      <w:r>
+        <w:rPr>
+          <w:lang w:val="pt_PT" w:bidi="pt_PT"/>
+        </w:rPr>
+        <w:t>Isaías 41.14</w:t>
+      </w:r>
+    </w:p>
+    <w:p>
+      <w:pPr>
+        <w:pStyle w:val="ListBullet"/>
+        <w:spacing w:line="240" w:lineRule="auto"/>
+        <w:ind w:left="720"/>
+      </w:pPr>
+      <w:r>
+        <w:rPr>
+          <w:lang w:val="pt_PT" w:bidi="pt_PT"/>
+        </w:rPr>
+      </w:r>
+      <w:r>
+        <w:rPr>
+          <w:lang w:val="pt_PT" w:bidi="pt_PT"/>
+        </w:rPr>
+        <w:t>Lucas 4.33–34</w:t>
+      </w:r>
     </w:p>
     <w:p>
       <w:pPr>
@@ -961,90 +919,66 @@
           <w:lang w:val="pt_PT" w:bidi="pt_PT"/>
         </w:rPr>
       </w:r>
-      <w:hyperlink r:id="rId20">
-        <w:r>
-          <w:rPr>
-            <w:lang w:val="pt_PT" w:bidi="pt_PT"/>
-          </w:rPr>
-          <w:rPr>
-            <w:color w:val="0000EE"/>
-            <w:u w:val="single"/>
-          </w:rPr>
-          <w:t>1 Crônicas 3.21</w:t>
-        </w:r>
-      </w:hyperlink>
-    </w:p>
-    <w:p>
-      <w:pPr>
-        <w:pStyle w:val="ListBullet"/>
-        <w:spacing w:line="240" w:lineRule="auto"/>
-        <w:ind w:left="720"/>
-      </w:pPr>
-      <w:r>
-        <w:rPr>
-          <w:lang w:val="pt_PT" w:bidi="pt_PT"/>
-        </w:rPr>
-      </w:r>
-      <w:hyperlink r:id="rId21">
-        <w:r>
-          <w:rPr>
-            <w:lang w:val="pt_PT" w:bidi="pt_PT"/>
-          </w:rPr>
-          <w:rPr>
-            <w:color w:val="0000EE"/>
-            <w:u w:val="single"/>
-          </w:rPr>
-          <w:t>1 Crônicas 8.38–40</w:t>
-        </w:r>
-      </w:hyperlink>
-    </w:p>
-    <w:p>
-      <w:pPr>
-        <w:pStyle w:val="ListBullet"/>
-        <w:spacing w:line="240" w:lineRule="auto"/>
-        <w:ind w:left="720"/>
-      </w:pPr>
-      <w:r>
-        <w:rPr>
-          <w:lang w:val="pt_PT" w:bidi="pt_PT"/>
-        </w:rPr>
-      </w:r>
-      <w:hyperlink r:id="rId22">
-        <w:r>
-          <w:rPr>
-            <w:lang w:val="pt_PT" w:bidi="pt_PT"/>
-          </w:rPr>
-          <w:rPr>
-            <w:color w:val="0000EE"/>
-            <w:u w:val="single"/>
-          </w:rPr>
-          <w:t>Esdras 8.8–11</w:t>
-        </w:r>
-      </w:hyperlink>
-    </w:p>
-    <w:p>
-      <w:pPr>
-        <w:pStyle w:val="ListBullet"/>
-        <w:spacing w:line="240" w:lineRule="auto"/>
-        <w:ind w:left="720"/>
-      </w:pPr>
-      <w:r>
-        <w:rPr>
-          <w:lang w:val="pt_PT" w:bidi="pt_PT"/>
-        </w:rPr>
-      </w:r>
-      <w:hyperlink r:id="rId23">
-        <w:r>
-          <w:rPr>
-            <w:lang w:val="pt_PT" w:bidi="pt_PT"/>
-          </w:rPr>
-          <w:rPr>
-            <w:color w:val="0000EE"/>
-            <w:u w:val="single"/>
-          </w:rPr>
-          <w:t>Obadias 1.2</w:t>
-        </w:r>
-      </w:hyperlink>
+      <w:r>
+        <w:rPr>
+          <w:lang w:val="pt_PT" w:bidi="pt_PT"/>
+        </w:rPr>
+        <w:t>1 Crônicas 3.21</w:t>
+      </w:r>
+    </w:p>
+    <w:p>
+      <w:pPr>
+        <w:pStyle w:val="ListBullet"/>
+        <w:spacing w:line="240" w:lineRule="auto"/>
+        <w:ind w:left="720"/>
+      </w:pPr>
+      <w:r>
+        <w:rPr>
+          <w:lang w:val="pt_PT" w:bidi="pt_PT"/>
+        </w:rPr>
+      </w:r>
+      <w:r>
+        <w:rPr>
+          <w:lang w:val="pt_PT" w:bidi="pt_PT"/>
+        </w:rPr>
+        <w:t>1 Crônicas 8.38–40</w:t>
+      </w:r>
+    </w:p>
+    <w:p>
+      <w:pPr>
+        <w:pStyle w:val="ListBullet"/>
+        <w:spacing w:line="240" w:lineRule="auto"/>
+        <w:ind w:left="720"/>
+      </w:pPr>
+      <w:r>
+        <w:rPr>
+          <w:lang w:val="pt_PT" w:bidi="pt_PT"/>
+        </w:rPr>
+      </w:r>
+      <w:r>
+        <w:rPr>
+          <w:lang w:val="pt_PT" w:bidi="pt_PT"/>
+        </w:rPr>
+        <w:t>Esdras 8.8–11</w:t>
+      </w:r>
+    </w:p>
+    <w:p>
+      <w:pPr>
+        <w:pStyle w:val="ListBullet"/>
+        <w:spacing w:line="240" w:lineRule="auto"/>
+        <w:ind w:left="720"/>
+      </w:pPr>
+      <w:r>
+        <w:rPr>
+          <w:lang w:val="pt_PT" w:bidi="pt_PT"/>
+        </w:rPr>
+      </w:r>
+      <w:r>
+        <w:rPr>
+          <w:lang w:val="pt_PT" w:bidi="pt_PT"/>
+        </w:rPr>
+        <w:t>Obadias 1.2</w:t>
+      </w:r>
     </w:p>
     <w:p>
       <w:pPr>
@@ -1421,42 +1355,30 @@
           <w:lang w:val="pt_PT" w:bidi="pt_PT"/>
         </w:rPr>
       </w:r>
-      <w:hyperlink r:id="rId24">
-        <w:r>
-          <w:rPr>
-            <w:lang w:val="pt_PT" w:bidi="pt_PT"/>
-          </w:rPr>
-          <w:rPr>
-            <w:color w:val="0000EE"/>
-            <w:u w:val="single"/>
-          </w:rPr>
-          <w:t>Ezequiel 44.30–31</w:t>
-        </w:r>
-      </w:hyperlink>
-    </w:p>
-    <w:p>
-      <w:pPr>
-        <w:pStyle w:val="ListBullet"/>
-        <w:spacing w:line="240" w:lineRule="auto"/>
-        <w:ind w:left="720"/>
-      </w:pPr>
-      <w:r>
-        <w:rPr>
-          <w:lang w:val="pt_PT" w:bidi="pt_PT"/>
-        </w:rPr>
-      </w:r>
-      <w:hyperlink r:id="rId25">
-        <w:r>
-          <w:rPr>
-            <w:lang w:val="pt_PT" w:bidi="pt_PT"/>
-          </w:rPr>
-          <w:rPr>
-            <w:color w:val="0000EE"/>
-            <w:u w:val="single"/>
-          </w:rPr>
-          <w:t>Joel 2.14</w:t>
-        </w:r>
-      </w:hyperlink>
+      <w:r>
+        <w:rPr>
+          <w:lang w:val="pt_PT" w:bidi="pt_PT"/>
+        </w:rPr>
+        <w:t>Ezequiel 44.30–31</w:t>
+      </w:r>
+    </w:p>
+    <w:p>
+      <w:pPr>
+        <w:pStyle w:val="ListBullet"/>
+        <w:spacing w:line="240" w:lineRule="auto"/>
+        <w:ind w:left="720"/>
+      </w:pPr>
+      <w:r>
+        <w:rPr>
+          <w:lang w:val="pt_PT" w:bidi="pt_PT"/>
+        </w:rPr>
+      </w:r>
+      <w:r>
+        <w:rPr>
+          <w:lang w:val="pt_PT" w:bidi="pt_PT"/>
+        </w:rPr>
+        <w:t>Joel 2.14</w:t>
+      </w:r>
     </w:p>
     <w:p>
       <w:pPr>
@@ -1689,114 +1611,84 @@
           <w:lang w:val="pt_PT" w:bidi="pt_PT"/>
         </w:rPr>
       </w:r>
-      <w:hyperlink r:id="rId26">
-        <w:r>
-          <w:rPr>
-            <w:lang w:val="pt_PT" w:bidi="pt_PT"/>
-          </w:rPr>
-          <w:rPr>
-            <w:color w:val="0000EE"/>
-            <w:u w:val="single"/>
-          </w:rPr>
-          <w:t>Êxodo 25.29</w:t>
-        </w:r>
-      </w:hyperlink>
-    </w:p>
-    <w:p>
-      <w:pPr>
-        <w:pStyle w:val="ListBullet"/>
-        <w:spacing w:line="240" w:lineRule="auto"/>
-        <w:ind w:left="720"/>
-      </w:pPr>
-      <w:r>
-        <w:rPr>
-          <w:lang w:val="pt_PT" w:bidi="pt_PT"/>
-        </w:rPr>
-      </w:r>
-      <w:hyperlink r:id="rId27">
-        <w:r>
-          <w:rPr>
-            <w:lang w:val="pt_PT" w:bidi="pt_PT"/>
-          </w:rPr>
-          <w:rPr>
-            <w:color w:val="0000EE"/>
-            <w:u w:val="single"/>
-          </w:rPr>
-          <w:t>Ezequiel 45.16–17</w:t>
-        </w:r>
-      </w:hyperlink>
-    </w:p>
-    <w:p>
-      <w:pPr>
-        <w:pStyle w:val="ListBullet"/>
-        <w:spacing w:line="240" w:lineRule="auto"/>
-        <w:ind w:left="720"/>
-      </w:pPr>
-      <w:r>
-        <w:rPr>
-          <w:lang w:val="pt_PT" w:bidi="pt_PT"/>
-        </w:rPr>
-      </w:r>
-      <w:hyperlink r:id="rId28">
-        <w:r>
-          <w:rPr>
-            <w:lang w:val="pt_PT" w:bidi="pt_PT"/>
-          </w:rPr>
-          <w:rPr>
-            <w:color w:val="0000EE"/>
-            <w:u w:val="single"/>
-          </w:rPr>
-          <w:t>Gênesis 35.14</w:t>
-        </w:r>
-      </w:hyperlink>
-    </w:p>
-    <w:p>
-      <w:pPr>
-        <w:pStyle w:val="ListBullet"/>
-        <w:spacing w:line="240" w:lineRule="auto"/>
-        <w:ind w:left="720"/>
-      </w:pPr>
-      <w:r>
-        <w:rPr>
-          <w:lang w:val="pt_PT" w:bidi="pt_PT"/>
-        </w:rPr>
-      </w:r>
-      <w:hyperlink r:id="rId29">
-        <w:r>
-          <w:rPr>
-            <w:lang w:val="pt_PT" w:bidi="pt_PT"/>
-          </w:rPr>
-          <w:rPr>
-            <w:color w:val="0000EE"/>
-            <w:u w:val="single"/>
-          </w:rPr>
-          <w:t>Jeremias 7.16–18</w:t>
-        </w:r>
-      </w:hyperlink>
-    </w:p>
-    <w:p>
-      <w:pPr>
-        <w:pStyle w:val="ListBullet"/>
-        <w:spacing w:line="240" w:lineRule="auto"/>
-        <w:ind w:left="720"/>
-      </w:pPr>
-      <w:r>
-        <w:rPr>
-          <w:lang w:val="pt_PT" w:bidi="pt_PT"/>
-        </w:rPr>
-      </w:r>
-      <w:hyperlink r:id="rId30">
-        <w:r>
-          <w:rPr>
-            <w:lang w:val="pt_PT" w:bidi="pt_PT"/>
-          </w:rPr>
-          <w:rPr>
-            <w:color w:val="0000EE"/>
-            <w:u w:val="single"/>
-          </w:rPr>
-          <w:t>Números 5.15</w:t>
-        </w:r>
-      </w:hyperlink>
+      <w:r>
+        <w:rPr>
+          <w:lang w:val="pt_PT" w:bidi="pt_PT"/>
+        </w:rPr>
+        <w:t>Êxodo 25.29</w:t>
+      </w:r>
+    </w:p>
+    <w:p>
+      <w:pPr>
+        <w:pStyle w:val="ListBullet"/>
+        <w:spacing w:line="240" w:lineRule="auto"/>
+        <w:ind w:left="720"/>
+      </w:pPr>
+      <w:r>
+        <w:rPr>
+          <w:lang w:val="pt_PT" w:bidi="pt_PT"/>
+        </w:rPr>
+      </w:r>
+      <w:r>
+        <w:rPr>
+          <w:lang w:val="pt_PT" w:bidi="pt_PT"/>
+        </w:rPr>
+        <w:t>Ezequiel 45.16–17</w:t>
+      </w:r>
+    </w:p>
+    <w:p>
+      <w:pPr>
+        <w:pStyle w:val="ListBullet"/>
+        <w:spacing w:line="240" w:lineRule="auto"/>
+        <w:ind w:left="720"/>
+      </w:pPr>
+      <w:r>
+        <w:rPr>
+          <w:lang w:val="pt_PT" w:bidi="pt_PT"/>
+        </w:rPr>
+      </w:r>
+      <w:r>
+        <w:rPr>
+          <w:lang w:val="pt_PT" w:bidi="pt_PT"/>
+        </w:rPr>
+        <w:t>Gênesis 35.14</w:t>
+      </w:r>
+    </w:p>
+    <w:p>
+      <w:pPr>
+        <w:pStyle w:val="ListBullet"/>
+        <w:spacing w:line="240" w:lineRule="auto"/>
+        <w:ind w:left="720"/>
+      </w:pPr>
+      <w:r>
+        <w:rPr>
+          <w:lang w:val="pt_PT" w:bidi="pt_PT"/>
+        </w:rPr>
+      </w:r>
+      <w:r>
+        <w:rPr>
+          <w:lang w:val="pt_PT" w:bidi="pt_PT"/>
+        </w:rPr>
+        <w:t>Jeremias 7.16–18</w:t>
+      </w:r>
+    </w:p>
+    <w:p>
+      <w:pPr>
+        <w:pStyle w:val="ListBullet"/>
+        <w:spacing w:line="240" w:lineRule="auto"/>
+        <w:ind w:left="720"/>
+      </w:pPr>
+      <w:r>
+        <w:rPr>
+          <w:lang w:val="pt_PT" w:bidi="pt_PT"/>
+        </w:rPr>
+      </w:r>
+      <w:r>
+        <w:rPr>
+          <w:lang w:val="pt_PT" w:bidi="pt_PT"/>
+        </w:rPr>
+        <w:t>Números 5.15</w:t>
+      </w:r>
     </w:p>
     <w:p>
       <w:pPr>
@@ -2024,90 +1916,66 @@
           <w:lang w:val="pt_PT" w:bidi="pt_PT"/>
         </w:rPr>
       </w:r>
-      <w:hyperlink r:id="rId31">
-        <w:r>
-          <w:rPr>
-            <w:lang w:val="pt_PT" w:bidi="pt_PT"/>
-          </w:rPr>
-          <w:rPr>
-            <w:color w:val="0000EE"/>
-            <w:u w:val="single"/>
-          </w:rPr>
-          <w:t>1 Crônicas 23.27–29</w:t>
-        </w:r>
-      </w:hyperlink>
-    </w:p>
-    <w:p>
-      <w:pPr>
-        <w:pStyle w:val="ListBullet"/>
-        <w:spacing w:line="240" w:lineRule="auto"/>
-        <w:ind w:left="720"/>
-      </w:pPr>
-      <w:r>
-        <w:rPr>
-          <w:lang w:val="pt_PT" w:bidi="pt_PT"/>
-        </w:rPr>
-      </w:r>
-      <w:hyperlink r:id="rId32">
-        <w:r>
-          <w:rPr>
-            <w:lang w:val="pt_PT" w:bidi="pt_PT"/>
-          </w:rPr>
-          <w:rPr>
-            <w:color w:val="0000EE"/>
-            <w:u w:val="single"/>
-          </w:rPr>
-          <w:t>Êxodo 29.41–42</w:t>
-        </w:r>
-      </w:hyperlink>
-    </w:p>
-    <w:p>
-      <w:pPr>
-        <w:pStyle w:val="ListBullet"/>
-        <w:spacing w:line="240" w:lineRule="auto"/>
-        <w:ind w:left="720"/>
-      </w:pPr>
-      <w:r>
-        <w:rPr>
-          <w:lang w:val="pt_PT" w:bidi="pt_PT"/>
-        </w:rPr>
-      </w:r>
-      <w:hyperlink r:id="rId33">
-        <w:r>
-          <w:rPr>
-            <w:lang w:val="pt_PT" w:bidi="pt_PT"/>
-          </w:rPr>
-          <w:rPr>
-            <w:color w:val="0000EE"/>
-            <w:u w:val="single"/>
-          </w:rPr>
-          <w:t>Juízes 13.19</w:t>
-        </w:r>
-      </w:hyperlink>
-    </w:p>
-    <w:p>
-      <w:pPr>
-        <w:pStyle w:val="ListBullet"/>
-        <w:spacing w:line="240" w:lineRule="auto"/>
-        <w:ind w:left="720"/>
-      </w:pPr>
-      <w:r>
-        <w:rPr>
-          <w:lang w:val="pt_PT" w:bidi="pt_PT"/>
-        </w:rPr>
-      </w:r>
-      <w:hyperlink r:id="rId34">
-        <w:r>
-          <w:rPr>
-            <w:lang w:val="pt_PT" w:bidi="pt_PT"/>
-          </w:rPr>
-          <w:rPr>
-            <w:color w:val="0000EE"/>
-            <w:u w:val="single"/>
-          </w:rPr>
-          <w:t>Levítico 2.2</w:t>
-        </w:r>
-      </w:hyperlink>
+      <w:r>
+        <w:rPr>
+          <w:lang w:val="pt_PT" w:bidi="pt_PT"/>
+        </w:rPr>
+        <w:t>1 Crônicas 23.27–29</w:t>
+      </w:r>
+    </w:p>
+    <w:p>
+      <w:pPr>
+        <w:pStyle w:val="ListBullet"/>
+        <w:spacing w:line="240" w:lineRule="auto"/>
+        <w:ind w:left="720"/>
+      </w:pPr>
+      <w:r>
+        <w:rPr>
+          <w:lang w:val="pt_PT" w:bidi="pt_PT"/>
+        </w:rPr>
+      </w:r>
+      <w:r>
+        <w:rPr>
+          <w:lang w:val="pt_PT" w:bidi="pt_PT"/>
+        </w:rPr>
+        <w:t>Êxodo 29.41–42</w:t>
+      </w:r>
+    </w:p>
+    <w:p>
+      <w:pPr>
+        <w:pStyle w:val="ListBullet"/>
+        <w:spacing w:line="240" w:lineRule="auto"/>
+        <w:ind w:left="720"/>
+      </w:pPr>
+      <w:r>
+        <w:rPr>
+          <w:lang w:val="pt_PT" w:bidi="pt_PT"/>
+        </w:rPr>
+      </w:r>
+      <w:r>
+        <w:rPr>
+          <w:lang w:val="pt_PT" w:bidi="pt_PT"/>
+        </w:rPr>
+        <w:t>Juízes 13.19</w:t>
+      </w:r>
+    </w:p>
+    <w:p>
+      <w:pPr>
+        <w:pStyle w:val="ListBullet"/>
+        <w:spacing w:line="240" w:lineRule="auto"/>
+        <w:ind w:left="720"/>
+      </w:pPr>
+      <w:r>
+        <w:rPr>
+          <w:lang w:val="pt_PT" w:bidi="pt_PT"/>
+        </w:rPr>
+      </w:r>
+      <w:r>
+        <w:rPr>
+          <w:lang w:val="pt_PT" w:bidi="pt_PT"/>
+        </w:rPr>
+        <w:t>Levítico 2.2</w:t>
+      </w:r>
     </w:p>
     <w:p>
       <w:pPr>
@@ -2413,114 +2281,84 @@
           <w:lang w:val="pt_PT" w:bidi="pt_PT"/>
         </w:rPr>
       </w:r>
-      <w:hyperlink r:id="rId35">
-        <w:r>
-          <w:rPr>
-            <w:lang w:val="pt_PT" w:bidi="pt_PT"/>
-          </w:rPr>
-          <w:rPr>
-            <w:color w:val="0000EE"/>
-            <w:u w:val="single"/>
-          </w:rPr>
-          <w:t>1 Crônicas 21.25–27</w:t>
-        </w:r>
-      </w:hyperlink>
-    </w:p>
-    <w:p>
-      <w:pPr>
-        <w:pStyle w:val="ListBullet"/>
-        <w:spacing w:line="240" w:lineRule="auto"/>
-        <w:ind w:left="720"/>
-      </w:pPr>
-      <w:r>
-        <w:rPr>
-          <w:lang w:val="pt_PT" w:bidi="pt_PT"/>
-        </w:rPr>
-      </w:r>
-      <w:hyperlink r:id="rId36">
-        <w:r>
-          <w:rPr>
-            <w:lang w:val="pt_PT" w:bidi="pt_PT"/>
-          </w:rPr>
-          <w:rPr>
-            <w:color w:val="0000EE"/>
-            <w:u w:val="single"/>
-          </w:rPr>
-          <w:t>2 Crônicas 29.35</w:t>
-        </w:r>
-      </w:hyperlink>
-    </w:p>
-    <w:p>
-      <w:pPr>
-        <w:pStyle w:val="ListBullet"/>
-        <w:spacing w:line="240" w:lineRule="auto"/>
-        <w:ind w:left="720"/>
-      </w:pPr>
-      <w:r>
-        <w:rPr>
-          <w:lang w:val="pt_PT" w:bidi="pt_PT"/>
-        </w:rPr>
-      </w:r>
-      <w:hyperlink r:id="rId37">
-        <w:r>
-          <w:rPr>
-            <w:lang w:val="pt_PT" w:bidi="pt_PT"/>
-          </w:rPr>
-          <w:rPr>
-            <w:color w:val="0000EE"/>
-            <w:u w:val="single"/>
-          </w:rPr>
-          <w:t>Êxodo 24.5–6</w:t>
-        </w:r>
-      </w:hyperlink>
-    </w:p>
-    <w:p>
-      <w:pPr>
-        <w:pStyle w:val="ListBullet"/>
-        <w:spacing w:line="240" w:lineRule="auto"/>
-        <w:ind w:left="720"/>
-      </w:pPr>
-      <w:r>
-        <w:rPr>
-          <w:lang w:val="pt_PT" w:bidi="pt_PT"/>
-        </w:rPr>
-      </w:r>
-      <w:hyperlink r:id="rId38">
-        <w:r>
-          <w:rPr>
-            <w:lang w:val="pt_PT" w:bidi="pt_PT"/>
-          </w:rPr>
-          <w:rPr>
-            <w:color w:val="0000EE"/>
-            <w:u w:val="single"/>
-          </w:rPr>
-          <w:t>Levítico 3.3–5</w:t>
-        </w:r>
-      </w:hyperlink>
-    </w:p>
-    <w:p>
-      <w:pPr>
-        <w:pStyle w:val="ListBullet"/>
-        <w:spacing w:line="240" w:lineRule="auto"/>
-        <w:ind w:left="720"/>
-      </w:pPr>
-      <w:r>
-        <w:rPr>
-          <w:lang w:val="pt_PT" w:bidi="pt_PT"/>
-        </w:rPr>
-      </w:r>
-      <w:hyperlink r:id="rId39">
-        <w:r>
-          <w:rPr>
-            <w:lang w:val="pt_PT" w:bidi="pt_PT"/>
-          </w:rPr>
-          <w:rPr>
-            <w:color w:val="0000EE"/>
-            <w:u w:val="single"/>
-          </w:rPr>
-          <w:t>Números 6.13–15</w:t>
-        </w:r>
-      </w:hyperlink>
+      <w:r>
+        <w:rPr>
+          <w:lang w:val="pt_PT" w:bidi="pt_PT"/>
+        </w:rPr>
+        <w:t>1 Crônicas 21.25–27</w:t>
+      </w:r>
+    </w:p>
+    <w:p>
+      <w:pPr>
+        <w:pStyle w:val="ListBullet"/>
+        <w:spacing w:line="240" w:lineRule="auto"/>
+        <w:ind w:left="720"/>
+      </w:pPr>
+      <w:r>
+        <w:rPr>
+          <w:lang w:val="pt_PT" w:bidi="pt_PT"/>
+        </w:rPr>
+      </w:r>
+      <w:r>
+        <w:rPr>
+          <w:lang w:val="pt_PT" w:bidi="pt_PT"/>
+        </w:rPr>
+        <w:t>2 Crônicas 29.35</w:t>
+      </w:r>
+    </w:p>
+    <w:p>
+      <w:pPr>
+        <w:pStyle w:val="ListBullet"/>
+        <w:spacing w:line="240" w:lineRule="auto"/>
+        <w:ind w:left="720"/>
+      </w:pPr>
+      <w:r>
+        <w:rPr>
+          <w:lang w:val="pt_PT" w:bidi="pt_PT"/>
+        </w:rPr>
+      </w:r>
+      <w:r>
+        <w:rPr>
+          <w:lang w:val="pt_PT" w:bidi="pt_PT"/>
+        </w:rPr>
+        <w:t>Êxodo 24.5–6</w:t>
+      </w:r>
+    </w:p>
+    <w:p>
+      <w:pPr>
+        <w:pStyle w:val="ListBullet"/>
+        <w:spacing w:line="240" w:lineRule="auto"/>
+        <w:ind w:left="720"/>
+      </w:pPr>
+      <w:r>
+        <w:rPr>
+          <w:lang w:val="pt_PT" w:bidi="pt_PT"/>
+        </w:rPr>
+      </w:r>
+      <w:r>
+        <w:rPr>
+          <w:lang w:val="pt_PT" w:bidi="pt_PT"/>
+        </w:rPr>
+        <w:t>Levítico 3.3–5</w:t>
+      </w:r>
+    </w:p>
+    <w:p>
+      <w:pPr>
+        <w:pStyle w:val="ListBullet"/>
+        <w:spacing w:line="240" w:lineRule="auto"/>
+        <w:ind w:left="720"/>
+      </w:pPr>
+      <w:r>
+        <w:rPr>
+          <w:lang w:val="pt_PT" w:bidi="pt_PT"/>
+        </w:rPr>
+      </w:r>
+      <w:r>
+        <w:rPr>
+          <w:lang w:val="pt_PT" w:bidi="pt_PT"/>
+        </w:rPr>
+        <w:t>Números 6.13–15</w:t>
+      </w:r>
     </w:p>
     <w:p>
       <w:pPr>
@@ -2802,114 +2640,84 @@
           <w:lang w:val="pt_PT" w:bidi="pt_PT"/>
         </w:rPr>
       </w:r>
-      <w:hyperlink r:id="rId40">
-        <w:r>
-          <w:rPr>
-            <w:lang w:val="pt_PT" w:bidi="pt_PT"/>
-          </w:rPr>
-          <w:rPr>
-            <w:color w:val="0000EE"/>
-            <w:u w:val="single"/>
-          </w:rPr>
-          <w:t>1 Samuel 13.8–10</w:t>
-        </w:r>
-      </w:hyperlink>
-    </w:p>
-    <w:p>
-      <w:pPr>
-        <w:pStyle w:val="ListBullet"/>
-        <w:spacing w:line="240" w:lineRule="auto"/>
-        <w:ind w:left="720"/>
-      </w:pPr>
-      <w:r>
-        <w:rPr>
-          <w:lang w:val="pt_PT" w:bidi="pt_PT"/>
-        </w:rPr>
-      </w:r>
-      <w:hyperlink r:id="rId27">
-        <w:r>
-          <w:rPr>
-            <w:lang w:val="pt_PT" w:bidi="pt_PT"/>
-          </w:rPr>
-          <w:rPr>
-            <w:color w:val="0000EE"/>
-            <w:u w:val="single"/>
-          </w:rPr>
-          <w:t>Ezequiel 45.16–17</w:t>
-        </w:r>
-      </w:hyperlink>
-    </w:p>
-    <w:p>
-      <w:pPr>
-        <w:pStyle w:val="ListBullet"/>
-        <w:spacing w:line="240" w:lineRule="auto"/>
-        <w:ind w:left="720"/>
-      </w:pPr>
-      <w:r>
-        <w:rPr>
-          <w:lang w:val="pt_PT" w:bidi="pt_PT"/>
-        </w:rPr>
-      </w:r>
-      <w:hyperlink r:id="rId41">
-        <w:r>
-          <w:rPr>
-            <w:lang w:val="pt_PT" w:bidi="pt_PT"/>
-          </w:rPr>
-          <w:rPr>
-            <w:color w:val="0000EE"/>
-            <w:u w:val="single"/>
-          </w:rPr>
-          <w:t>Josué 8.30–32</w:t>
-        </w:r>
-      </w:hyperlink>
-    </w:p>
-    <w:p>
-      <w:pPr>
-        <w:pStyle w:val="ListBullet"/>
-        <w:spacing w:line="240" w:lineRule="auto"/>
-        <w:ind w:left="720"/>
-      </w:pPr>
-      <w:r>
-        <w:rPr>
-          <w:lang w:val="pt_PT" w:bidi="pt_PT"/>
-        </w:rPr>
-      </w:r>
-      <w:hyperlink r:id="rId42">
-        <w:r>
-          <w:rPr>
-            <w:lang w:val="pt_PT" w:bidi="pt_PT"/>
-          </w:rPr>
-          <w:rPr>
-            <w:color w:val="0000EE"/>
-            <w:u w:val="single"/>
-          </w:rPr>
-          <w:t>Levítico 9.3–5</w:t>
-        </w:r>
-      </w:hyperlink>
-    </w:p>
-    <w:p>
-      <w:pPr>
-        <w:pStyle w:val="ListBullet"/>
-        <w:spacing w:line="240" w:lineRule="auto"/>
-        <w:ind w:left="720"/>
-      </w:pPr>
-      <w:r>
-        <w:rPr>
-          <w:lang w:val="pt_PT" w:bidi="pt_PT"/>
-        </w:rPr>
-      </w:r>
-      <w:hyperlink r:id="rId43">
-        <w:r>
-          <w:rPr>
-            <w:lang w:val="pt_PT" w:bidi="pt_PT"/>
-          </w:rPr>
-          <w:rPr>
-            <w:color w:val="0000EE"/>
-            <w:u w:val="single"/>
-          </w:rPr>
-          <w:t>Provérbios 7.13–15</w:t>
-        </w:r>
-      </w:hyperlink>
+      <w:r>
+        <w:rPr>
+          <w:lang w:val="pt_PT" w:bidi="pt_PT"/>
+        </w:rPr>
+        <w:t>1 Samuel 13.8–10</w:t>
+      </w:r>
+    </w:p>
+    <w:p>
+      <w:pPr>
+        <w:pStyle w:val="ListBullet"/>
+        <w:spacing w:line="240" w:lineRule="auto"/>
+        <w:ind w:left="720"/>
+      </w:pPr>
+      <w:r>
+        <w:rPr>
+          <w:lang w:val="pt_PT" w:bidi="pt_PT"/>
+        </w:rPr>
+      </w:r>
+      <w:r>
+        <w:rPr>
+          <w:lang w:val="pt_PT" w:bidi="pt_PT"/>
+        </w:rPr>
+        <w:t>Ezequiel 45.16–17</w:t>
+      </w:r>
+    </w:p>
+    <w:p>
+      <w:pPr>
+        <w:pStyle w:val="ListBullet"/>
+        <w:spacing w:line="240" w:lineRule="auto"/>
+        <w:ind w:left="720"/>
+      </w:pPr>
+      <w:r>
+        <w:rPr>
+          <w:lang w:val="pt_PT" w:bidi="pt_PT"/>
+        </w:rPr>
+      </w:r>
+      <w:r>
+        <w:rPr>
+          <w:lang w:val="pt_PT" w:bidi="pt_PT"/>
+        </w:rPr>
+        <w:t>Josué 8.30–32</w:t>
+      </w:r>
+    </w:p>
+    <w:p>
+      <w:pPr>
+        <w:pStyle w:val="ListBullet"/>
+        <w:spacing w:line="240" w:lineRule="auto"/>
+        <w:ind w:left="720"/>
+      </w:pPr>
+      <w:r>
+        <w:rPr>
+          <w:lang w:val="pt_PT" w:bidi="pt_PT"/>
+        </w:rPr>
+      </w:r>
+      <w:r>
+        <w:rPr>
+          <w:lang w:val="pt_PT" w:bidi="pt_PT"/>
+        </w:rPr>
+        <w:t>Levítico 9.3–5</w:t>
+      </w:r>
+    </w:p>
+    <w:p>
+      <w:pPr>
+        <w:pStyle w:val="ListBullet"/>
+        <w:spacing w:line="240" w:lineRule="auto"/>
+        <w:ind w:left="720"/>
+      </w:pPr>
+      <w:r>
+        <w:rPr>
+          <w:lang w:val="pt_PT" w:bidi="pt_PT"/>
+        </w:rPr>
+      </w:r>
+      <w:r>
+        <w:rPr>
+          <w:lang w:val="pt_PT" w:bidi="pt_PT"/>
+        </w:rPr>
+        <w:t>Provérbios 7.13–15</w:t>
+      </w:r>
     </w:p>
     <w:p>
       <w:pPr>
@@ -3140,114 +2948,84 @@
           <w:lang w:val="pt_PT" w:bidi="pt_PT"/>
         </w:rPr>
       </w:r>
-      <w:hyperlink r:id="rId44">
-        <w:r>
-          <w:rPr>
-            <w:lang w:val="pt_PT" w:bidi="pt_PT"/>
-          </w:rPr>
-          <w:rPr>
-            <w:color w:val="0000EE"/>
-            <w:u w:val="single"/>
-          </w:rPr>
-          <w:t>Atos 10.4</w:t>
-        </w:r>
-      </w:hyperlink>
-    </w:p>
-    <w:p>
-      <w:pPr>
-        <w:pStyle w:val="ListBullet"/>
-        <w:spacing w:line="240" w:lineRule="auto"/>
-        <w:ind w:left="720"/>
-      </w:pPr>
-      <w:r>
-        <w:rPr>
-          <w:lang w:val="pt_PT" w:bidi="pt_PT"/>
-        </w:rPr>
-      </w:r>
-      <w:hyperlink r:id="rId45">
-        <w:r>
-          <w:rPr>
-            <w:lang w:val="pt_PT" w:bidi="pt_PT"/>
-          </w:rPr>
-          <w:rPr>
-            <w:color w:val="0000EE"/>
-            <w:u w:val="single"/>
-          </w:rPr>
-          <w:t>Êxodo 12.12–14</w:t>
-        </w:r>
-      </w:hyperlink>
-    </w:p>
-    <w:p>
-      <w:pPr>
-        <w:pStyle w:val="ListBullet"/>
-        <w:spacing w:line="240" w:lineRule="auto"/>
-        <w:ind w:left="720"/>
-      </w:pPr>
-      <w:r>
-        <w:rPr>
-          <w:lang w:val="pt_PT" w:bidi="pt_PT"/>
-        </w:rPr>
-      </w:r>
-      <w:hyperlink r:id="rId46">
-        <w:r>
-          <w:rPr>
-            <w:lang w:val="pt_PT" w:bidi="pt_PT"/>
-          </w:rPr>
-          <w:rPr>
-            <w:color w:val="0000EE"/>
-            <w:u w:val="single"/>
-          </w:rPr>
-          <w:t>Isaías 66.3</w:t>
-        </w:r>
-      </w:hyperlink>
-    </w:p>
-    <w:p>
-      <w:pPr>
-        <w:pStyle w:val="ListBullet"/>
-        <w:spacing w:line="240" w:lineRule="auto"/>
-        <w:ind w:left="720"/>
-      </w:pPr>
-      <w:r>
-        <w:rPr>
-          <w:lang w:val="pt_PT" w:bidi="pt_PT"/>
-        </w:rPr>
-      </w:r>
-      <w:hyperlink r:id="rId47">
-        <w:r>
-          <w:rPr>
-            <w:lang w:val="pt_PT" w:bidi="pt_PT"/>
-          </w:rPr>
-          <w:rPr>
-            <w:color w:val="0000EE"/>
-            <w:u w:val="single"/>
-          </w:rPr>
-          <w:t>Josué 4.6–7</w:t>
-        </w:r>
-      </w:hyperlink>
-    </w:p>
-    <w:p>
-      <w:pPr>
-        <w:pStyle w:val="ListBullet"/>
-        <w:spacing w:line="240" w:lineRule="auto"/>
-        <w:ind w:left="720"/>
-      </w:pPr>
-      <w:r>
-        <w:rPr>
-          <w:lang w:val="pt_PT" w:bidi="pt_PT"/>
-        </w:rPr>
-      </w:r>
-      <w:hyperlink r:id="rId48">
-        <w:r>
-          <w:rPr>
-            <w:lang w:val="pt_PT" w:bidi="pt_PT"/>
-          </w:rPr>
-          <w:rPr>
-            <w:color w:val="0000EE"/>
-            <w:u w:val="single"/>
-          </w:rPr>
-          <w:t>Levítico 23.23–25</w:t>
-        </w:r>
-      </w:hyperlink>
+      <w:r>
+        <w:rPr>
+          <w:lang w:val="pt_PT" w:bidi="pt_PT"/>
+        </w:rPr>
+        <w:t>Atos 10.4</w:t>
+      </w:r>
+    </w:p>
+    <w:p>
+      <w:pPr>
+        <w:pStyle w:val="ListBullet"/>
+        <w:spacing w:line="240" w:lineRule="auto"/>
+        <w:ind w:left="720"/>
+      </w:pPr>
+      <w:r>
+        <w:rPr>
+          <w:lang w:val="pt_PT" w:bidi="pt_PT"/>
+        </w:rPr>
+      </w:r>
+      <w:r>
+        <w:rPr>
+          <w:lang w:val="pt_PT" w:bidi="pt_PT"/>
+        </w:rPr>
+        <w:t>Êxodo 12.12–14</w:t>
+      </w:r>
+    </w:p>
+    <w:p>
+      <w:pPr>
+        <w:pStyle w:val="ListBullet"/>
+        <w:spacing w:line="240" w:lineRule="auto"/>
+        <w:ind w:left="720"/>
+      </w:pPr>
+      <w:r>
+        <w:rPr>
+          <w:lang w:val="pt_PT" w:bidi="pt_PT"/>
+        </w:rPr>
+      </w:r>
+      <w:r>
+        <w:rPr>
+          <w:lang w:val="pt_PT" w:bidi="pt_PT"/>
+        </w:rPr>
+        <w:t>Isaías 66.3</w:t>
+      </w:r>
+    </w:p>
+    <w:p>
+      <w:pPr>
+        <w:pStyle w:val="ListBullet"/>
+        <w:spacing w:line="240" w:lineRule="auto"/>
+        <w:ind w:left="720"/>
+      </w:pPr>
+      <w:r>
+        <w:rPr>
+          <w:lang w:val="pt_PT" w:bidi="pt_PT"/>
+        </w:rPr>
+      </w:r>
+      <w:r>
+        <w:rPr>
+          <w:lang w:val="pt_PT" w:bidi="pt_PT"/>
+        </w:rPr>
+        <w:t>Josué 4.6–7</w:t>
+      </w:r>
+    </w:p>
+    <w:p>
+      <w:pPr>
+        <w:pStyle w:val="ListBullet"/>
+        <w:spacing w:line="240" w:lineRule="auto"/>
+        <w:ind w:left="720"/>
+      </w:pPr>
+      <w:r>
+        <w:rPr>
+          <w:lang w:val="pt_PT" w:bidi="pt_PT"/>
+        </w:rPr>
+      </w:r>
+      <w:r>
+        <w:rPr>
+          <w:lang w:val="pt_PT" w:bidi="pt_PT"/>
+        </w:rPr>
+        <w:t>Levítico 23.23–25</w:t>
+      </w:r>
     </w:p>
     <w:p>
       <w:pPr>
@@ -3457,90 +3235,66 @@
           <w:lang w:val="pt_PT" w:bidi="pt_PT"/>
         </w:rPr>
       </w:r>
-      <w:hyperlink r:id="rId49">
-        <w:r>
-          <w:rPr>
-            <w:lang w:val="pt_PT" w:bidi="pt_PT"/>
-          </w:rPr>
-          <w:rPr>
-            <w:color w:val="0000EE"/>
-            <w:u w:val="single"/>
-          </w:rPr>
-          <w:t>1 Samuel 6.3</w:t>
-        </w:r>
-      </w:hyperlink>
-    </w:p>
-    <w:p>
-      <w:pPr>
-        <w:pStyle w:val="ListBullet"/>
-        <w:spacing w:line="240" w:lineRule="auto"/>
-        <w:ind w:left="720"/>
-      </w:pPr>
-      <w:r>
-        <w:rPr>
-          <w:lang w:val="pt_PT" w:bidi="pt_PT"/>
-        </w:rPr>
-      </w:r>
-      <w:hyperlink r:id="rId50">
-        <w:r>
-          <w:rPr>
-            <w:lang w:val="pt_PT" w:bidi="pt_PT"/>
-          </w:rPr>
-          <w:rPr>
-            <w:color w:val="0000EE"/>
-            <w:u w:val="single"/>
-          </w:rPr>
-          <w:t>2 Reis 12.16</w:t>
-        </w:r>
-      </w:hyperlink>
-    </w:p>
-    <w:p>
-      <w:pPr>
-        <w:pStyle w:val="ListBullet"/>
-        <w:spacing w:line="240" w:lineRule="auto"/>
-        <w:ind w:left="720"/>
-      </w:pPr>
-      <w:r>
-        <w:rPr>
-          <w:lang w:val="pt_PT" w:bidi="pt_PT"/>
-        </w:rPr>
-      </w:r>
-      <w:hyperlink r:id="rId51">
-        <w:r>
-          <w:rPr>
-            <w:lang w:val="pt_PT" w:bidi="pt_PT"/>
-          </w:rPr>
-          <w:rPr>
-            <w:color w:val="0000EE"/>
-            <w:u w:val="single"/>
-          </w:rPr>
-          <w:t>Levítico 5.5–6</w:t>
-        </w:r>
-      </w:hyperlink>
-    </w:p>
-    <w:p>
-      <w:pPr>
-        <w:pStyle w:val="ListBullet"/>
-        <w:spacing w:line="240" w:lineRule="auto"/>
-        <w:ind w:left="720"/>
-      </w:pPr>
-      <w:r>
-        <w:rPr>
-          <w:lang w:val="pt_PT" w:bidi="pt_PT"/>
-        </w:rPr>
-      </w:r>
-      <w:hyperlink r:id="rId52">
-        <w:r>
-          <w:rPr>
-            <w:lang w:val="pt_PT" w:bidi="pt_PT"/>
-          </w:rPr>
-          <w:rPr>
-            <w:color w:val="0000EE"/>
-            <w:u w:val="single"/>
-          </w:rPr>
-          <w:t>Números 6.12</w:t>
-        </w:r>
-      </w:hyperlink>
+      <w:r>
+        <w:rPr>
+          <w:lang w:val="pt_PT" w:bidi="pt_PT"/>
+        </w:rPr>
+        <w:t>1 Samuel 6.3</w:t>
+      </w:r>
+    </w:p>
+    <w:p>
+      <w:pPr>
+        <w:pStyle w:val="ListBullet"/>
+        <w:spacing w:line="240" w:lineRule="auto"/>
+        <w:ind w:left="720"/>
+      </w:pPr>
+      <w:r>
+        <w:rPr>
+          <w:lang w:val="pt_PT" w:bidi="pt_PT"/>
+        </w:rPr>
+      </w:r>
+      <w:r>
+        <w:rPr>
+          <w:lang w:val="pt_PT" w:bidi="pt_PT"/>
+        </w:rPr>
+        <w:t>2 Reis 12.16</w:t>
+      </w:r>
+    </w:p>
+    <w:p>
+      <w:pPr>
+        <w:pStyle w:val="ListBullet"/>
+        <w:spacing w:line="240" w:lineRule="auto"/>
+        <w:ind w:left="720"/>
+      </w:pPr>
+      <w:r>
+        <w:rPr>
+          <w:lang w:val="pt_PT" w:bidi="pt_PT"/>
+        </w:rPr>
+      </w:r>
+      <w:r>
+        <w:rPr>
+          <w:lang w:val="pt_PT" w:bidi="pt_PT"/>
+        </w:rPr>
+        <w:t>Levítico 5.5–6</w:t>
+      </w:r>
+    </w:p>
+    <w:p>
+      <w:pPr>
+        <w:pStyle w:val="ListBullet"/>
+        <w:spacing w:line="240" w:lineRule="auto"/>
+        <w:ind w:left="720"/>
+      </w:pPr>
+      <w:r>
+        <w:rPr>
+          <w:lang w:val="pt_PT" w:bidi="pt_PT"/>
+        </w:rPr>
+      </w:r>
+      <w:r>
+        <w:rPr>
+          <w:lang w:val="pt_PT" w:bidi="pt_PT"/>
+        </w:rPr>
+        <w:t>Números 6.12</w:t>
+      </w:r>
     </w:p>
     <w:p>
       <w:pPr>
@@ -3816,114 +3570,84 @@
           <w:lang w:val="pt_PT" w:bidi="pt_PT"/>
         </w:rPr>
       </w:r>
-      <w:hyperlink r:id="rId53">
-        <w:r>
-          <w:rPr>
-            <w:lang w:val="pt_PT" w:bidi="pt_PT"/>
-          </w:rPr>
-          <w:rPr>
-            <w:color w:val="0000EE"/>
-            <w:u w:val="single"/>
-          </w:rPr>
-          <w:t>2 Crônicas 29.20–21</w:t>
-        </w:r>
-      </w:hyperlink>
-    </w:p>
-    <w:p>
-      <w:pPr>
-        <w:pStyle w:val="ListBullet"/>
-        <w:spacing w:line="240" w:lineRule="auto"/>
-        <w:ind w:left="720"/>
-      </w:pPr>
-      <w:r>
-        <w:rPr>
-          <w:lang w:val="pt_PT" w:bidi="pt_PT"/>
-        </w:rPr>
-      </w:r>
-      <w:hyperlink r:id="rId54">
-        <w:r>
-          <w:rPr>
-            <w:lang w:val="pt_PT" w:bidi="pt_PT"/>
-          </w:rPr>
-          <w:rPr>
-            <w:color w:val="0000EE"/>
-            <w:u w:val="single"/>
-          </w:rPr>
-          <w:t>Êxodo 29.35–37</w:t>
-        </w:r>
-      </w:hyperlink>
-    </w:p>
-    <w:p>
-      <w:pPr>
-        <w:pStyle w:val="ListBullet"/>
-        <w:spacing w:line="240" w:lineRule="auto"/>
-        <w:ind w:left="720"/>
-      </w:pPr>
-      <w:r>
-        <w:rPr>
-          <w:lang w:val="pt_PT" w:bidi="pt_PT"/>
-        </w:rPr>
-      </w:r>
-      <w:hyperlink r:id="rId55">
-        <w:r>
-          <w:rPr>
-            <w:lang w:val="pt_PT" w:bidi="pt_PT"/>
-          </w:rPr>
-          <w:rPr>
-            <w:color w:val="0000EE"/>
-            <w:u w:val="single"/>
-          </w:rPr>
-          <w:t>Ezequiel 44.25–27</w:t>
-        </w:r>
-      </w:hyperlink>
-    </w:p>
-    <w:p>
-      <w:pPr>
-        <w:pStyle w:val="ListBullet"/>
-        <w:spacing w:line="240" w:lineRule="auto"/>
-        <w:ind w:left="720"/>
-      </w:pPr>
-      <w:r>
-        <w:rPr>
-          <w:lang w:val="pt_PT" w:bidi="pt_PT"/>
-        </w:rPr>
-      </w:r>
-      <w:hyperlink r:id="rId56">
-        <w:r>
-          <w:rPr>
-            <w:lang w:val="pt_PT" w:bidi="pt_PT"/>
-          </w:rPr>
-          <w:rPr>
-            <w:color w:val="0000EE"/>
-            <w:u w:val="single"/>
-          </w:rPr>
-          <w:t>Levítico 5.11</w:t>
-        </w:r>
-      </w:hyperlink>
-    </w:p>
-    <w:p>
-      <w:pPr>
-        <w:pStyle w:val="ListBullet"/>
-        <w:spacing w:line="240" w:lineRule="auto"/>
-        <w:ind w:left="720"/>
-      </w:pPr>
-      <w:r>
-        <w:rPr>
-          <w:lang w:val="pt_PT" w:bidi="pt_PT"/>
-        </w:rPr>
-      </w:r>
-      <w:hyperlink r:id="rId57">
-        <w:r>
-          <w:rPr>
-            <w:lang w:val="pt_PT" w:bidi="pt_PT"/>
-          </w:rPr>
-          <w:rPr>
-            <w:color w:val="0000EE"/>
-            <w:u w:val="single"/>
-          </w:rPr>
-          <w:t>Números 7.15–17</w:t>
-        </w:r>
-      </w:hyperlink>
+      <w:r>
+        <w:rPr>
+          <w:lang w:val="pt_PT" w:bidi="pt_PT"/>
+        </w:rPr>
+        <w:t>2 Crônicas 29.20–21</w:t>
+      </w:r>
+    </w:p>
+    <w:p>
+      <w:pPr>
+        <w:pStyle w:val="ListBullet"/>
+        <w:spacing w:line="240" w:lineRule="auto"/>
+        <w:ind w:left="720"/>
+      </w:pPr>
+      <w:r>
+        <w:rPr>
+          <w:lang w:val="pt_PT" w:bidi="pt_PT"/>
+        </w:rPr>
+      </w:r>
+      <w:r>
+        <w:rPr>
+          <w:lang w:val="pt_PT" w:bidi="pt_PT"/>
+        </w:rPr>
+        <w:t>Êxodo 29.35–37</w:t>
+      </w:r>
+    </w:p>
+    <w:p>
+      <w:pPr>
+        <w:pStyle w:val="ListBullet"/>
+        <w:spacing w:line="240" w:lineRule="auto"/>
+        <w:ind w:left="720"/>
+      </w:pPr>
+      <w:r>
+        <w:rPr>
+          <w:lang w:val="pt_PT" w:bidi="pt_PT"/>
+        </w:rPr>
+      </w:r>
+      <w:r>
+        <w:rPr>
+          <w:lang w:val="pt_PT" w:bidi="pt_PT"/>
+        </w:rPr>
+        <w:t>Ezequiel 44.25–27</w:t>
+      </w:r>
+    </w:p>
+    <w:p>
+      <w:pPr>
+        <w:pStyle w:val="ListBullet"/>
+        <w:spacing w:line="240" w:lineRule="auto"/>
+        <w:ind w:left="720"/>
+      </w:pPr>
+      <w:r>
+        <w:rPr>
+          <w:lang w:val="pt_PT" w:bidi="pt_PT"/>
+        </w:rPr>
+      </w:r>
+      <w:r>
+        <w:rPr>
+          <w:lang w:val="pt_PT" w:bidi="pt_PT"/>
+        </w:rPr>
+        <w:t>Levítico 5.11</w:t>
+      </w:r>
+    </w:p>
+    <w:p>
+      <w:pPr>
+        <w:pStyle w:val="ListBullet"/>
+        <w:spacing w:line="240" w:lineRule="auto"/>
+        <w:ind w:left="720"/>
+      </w:pPr>
+      <w:r>
+        <w:rPr>
+          <w:lang w:val="pt_PT" w:bidi="pt_PT"/>
+        </w:rPr>
+      </w:r>
+      <w:r>
+        <w:rPr>
+          <w:lang w:val="pt_PT" w:bidi="pt_PT"/>
+        </w:rPr>
+        <w:t>Números 7.15–17</w:t>
+      </w:r>
     </w:p>
     <w:p>
       <w:pPr>
@@ -4205,114 +3929,84 @@
           <w:lang w:val="pt_PT" w:bidi="pt_PT"/>
         </w:rPr>
       </w:r>
-      <w:hyperlink r:id="rId58">
-        <w:r>
-          <w:rPr>
-            <w:lang w:val="pt_PT" w:bidi="pt_PT"/>
-          </w:rPr>
-          <w:rPr>
-            <w:color w:val="0000EE"/>
-            <w:u w:val="single"/>
-          </w:rPr>
-          <w:t>1 Crônicas 29.6</w:t>
-        </w:r>
-      </w:hyperlink>
-    </w:p>
-    <w:p>
-      <w:pPr>
-        <w:pStyle w:val="ListBullet"/>
-        <w:spacing w:line="240" w:lineRule="auto"/>
-        <w:ind w:left="720"/>
-      </w:pPr>
-      <w:r>
-        <w:rPr>
-          <w:lang w:val="pt_PT" w:bidi="pt_PT"/>
-        </w:rPr>
-      </w:r>
-      <w:hyperlink r:id="rId59">
-        <w:r>
-          <w:rPr>
-            <w:lang w:val="pt_PT" w:bidi="pt_PT"/>
-          </w:rPr>
-          <w:rPr>
-            <w:color w:val="0000EE"/>
-            <w:u w:val="single"/>
-          </w:rPr>
-          <w:t>2 Crônicas 35.7–9</w:t>
-        </w:r>
-      </w:hyperlink>
-    </w:p>
-    <w:p>
-      <w:pPr>
-        <w:pStyle w:val="ListBullet"/>
-        <w:spacing w:line="240" w:lineRule="auto"/>
-        <w:ind w:left="720"/>
-      </w:pPr>
-      <w:r>
-        <w:rPr>
-          <w:lang w:val="pt_PT" w:bidi="pt_PT"/>
-        </w:rPr>
-      </w:r>
-      <w:hyperlink r:id="rId60">
-        <w:r>
-          <w:rPr>
-            <w:lang w:val="pt_PT" w:bidi="pt_PT"/>
-          </w:rPr>
-          <w:rPr>
-            <w:color w:val="0000EE"/>
-            <w:u w:val="single"/>
-          </w:rPr>
-          <w:t>Deuteronômio 12.17</w:t>
-        </w:r>
-      </w:hyperlink>
-    </w:p>
-    <w:p>
-      <w:pPr>
-        <w:pStyle w:val="ListBullet"/>
-        <w:spacing w:line="240" w:lineRule="auto"/>
-        <w:ind w:left="720"/>
-      </w:pPr>
-      <w:r>
-        <w:rPr>
-          <w:lang w:val="pt_PT" w:bidi="pt_PT"/>
-        </w:rPr>
-      </w:r>
-      <w:hyperlink r:id="rId61">
-        <w:r>
-          <w:rPr>
-            <w:lang w:val="pt_PT" w:bidi="pt_PT"/>
-          </w:rPr>
-          <w:rPr>
-            <w:color w:val="0000EE"/>
-            <w:u w:val="single"/>
-          </w:rPr>
-          <w:t>Êxodo 36.2–4</w:t>
-        </w:r>
-      </w:hyperlink>
-    </w:p>
-    <w:p>
-      <w:pPr>
-        <w:pStyle w:val="ListBullet"/>
-        <w:spacing w:line="240" w:lineRule="auto"/>
-        <w:ind w:left="720"/>
-      </w:pPr>
-      <w:r>
-        <w:rPr>
-          <w:lang w:val="pt_PT" w:bidi="pt_PT"/>
-        </w:rPr>
-      </w:r>
-      <w:hyperlink r:id="rId62">
-        <w:r>
-          <w:rPr>
-            <w:lang w:val="pt_PT" w:bidi="pt_PT"/>
-          </w:rPr>
-          <w:rPr>
-            <w:color w:val="0000EE"/>
-            <w:u w:val="single"/>
-          </w:rPr>
-          <w:t>Levítico 7.15–16</w:t>
-        </w:r>
-      </w:hyperlink>
+      <w:r>
+        <w:rPr>
+          <w:lang w:val="pt_PT" w:bidi="pt_PT"/>
+        </w:rPr>
+        <w:t>1 Crônicas 29.6</w:t>
+      </w:r>
+    </w:p>
+    <w:p>
+      <w:pPr>
+        <w:pStyle w:val="ListBullet"/>
+        <w:spacing w:line="240" w:lineRule="auto"/>
+        <w:ind w:left="720"/>
+      </w:pPr>
+      <w:r>
+        <w:rPr>
+          <w:lang w:val="pt_PT" w:bidi="pt_PT"/>
+        </w:rPr>
+      </w:r>
+      <w:r>
+        <w:rPr>
+          <w:lang w:val="pt_PT" w:bidi="pt_PT"/>
+        </w:rPr>
+        <w:t>2 Crônicas 35.7–9</w:t>
+      </w:r>
+    </w:p>
+    <w:p>
+      <w:pPr>
+        <w:pStyle w:val="ListBullet"/>
+        <w:spacing w:line="240" w:lineRule="auto"/>
+        <w:ind w:left="720"/>
+      </w:pPr>
+      <w:r>
+        <w:rPr>
+          <w:lang w:val="pt_PT" w:bidi="pt_PT"/>
+        </w:rPr>
+      </w:r>
+      <w:r>
+        <w:rPr>
+          <w:lang w:val="pt_PT" w:bidi="pt_PT"/>
+        </w:rPr>
+        <w:t>Deuteronômio 12.17</w:t>
+      </w:r>
+    </w:p>
+    <w:p>
+      <w:pPr>
+        <w:pStyle w:val="ListBullet"/>
+        <w:spacing w:line="240" w:lineRule="auto"/>
+        <w:ind w:left="720"/>
+      </w:pPr>
+      <w:r>
+        <w:rPr>
+          <w:lang w:val="pt_PT" w:bidi="pt_PT"/>
+        </w:rPr>
+      </w:r>
+      <w:r>
+        <w:rPr>
+          <w:lang w:val="pt_PT" w:bidi="pt_PT"/>
+        </w:rPr>
+        <w:t>Êxodo 36.2–4</w:t>
+      </w:r>
+    </w:p>
+    <w:p>
+      <w:pPr>
+        <w:pStyle w:val="ListBullet"/>
+        <w:spacing w:line="240" w:lineRule="auto"/>
+        <w:ind w:left="720"/>
+      </w:pPr>
+      <w:r>
+        <w:rPr>
+          <w:lang w:val="pt_PT" w:bidi="pt_PT"/>
+        </w:rPr>
+      </w:r>
+      <w:r>
+        <w:rPr>
+          <w:lang w:val="pt_PT" w:bidi="pt_PT"/>
+        </w:rPr>
+        <w:t>Levítico 7.15–16</w:t>
+      </w:r>
     </w:p>
     <w:p>
       <w:pPr>
@@ -4645,138 +4339,102 @@
           <w:lang w:val="pt_PT" w:bidi="pt_PT"/>
         </w:rPr>
       </w:r>
-      <w:hyperlink r:id="rId63">
-        <w:r>
-          <w:rPr>
-            <w:lang w:val="pt_PT" w:bidi="pt_PT"/>
-          </w:rPr>
-          <w:rPr>
-            <w:color w:val="0000EE"/>
-            <w:u w:val="single"/>
-          </w:rPr>
-          <w:t>2 Samuel 1.21</w:t>
-        </w:r>
-      </w:hyperlink>
-    </w:p>
-    <w:p>
-      <w:pPr>
-        <w:pStyle w:val="ListBullet"/>
-        <w:spacing w:line="240" w:lineRule="auto"/>
-        <w:ind w:left="720"/>
-      </w:pPr>
-      <w:r>
-        <w:rPr>
-          <w:lang w:val="pt_PT" w:bidi="pt_PT"/>
-        </w:rPr>
-      </w:r>
-      <w:hyperlink r:id="rId64">
-        <w:r>
-          <w:rPr>
-            <w:lang w:val="pt_PT" w:bidi="pt_PT"/>
-          </w:rPr>
-          <w:rPr>
-            <w:color w:val="0000EE"/>
-            <w:u w:val="single"/>
-          </w:rPr>
-          <w:t>Êxodo 29.2</w:t>
-        </w:r>
-      </w:hyperlink>
-    </w:p>
-    <w:p>
-      <w:pPr>
-        <w:pStyle w:val="ListBullet"/>
-        <w:spacing w:line="240" w:lineRule="auto"/>
-        <w:ind w:left="720"/>
-      </w:pPr>
-      <w:r>
-        <w:rPr>
-          <w:lang w:val="pt_PT" w:bidi="pt_PT"/>
-        </w:rPr>
-      </w:r>
-      <w:hyperlink r:id="rId56">
-        <w:r>
-          <w:rPr>
-            <w:lang w:val="pt_PT" w:bidi="pt_PT"/>
-          </w:rPr>
-          <w:rPr>
-            <w:color w:val="0000EE"/>
-            <w:u w:val="single"/>
-          </w:rPr>
-          <w:t>Levítico 5.11</w:t>
-        </w:r>
-      </w:hyperlink>
-    </w:p>
-    <w:p>
-      <w:pPr>
-        <w:pStyle w:val="ListBullet"/>
-        <w:spacing w:line="240" w:lineRule="auto"/>
-        <w:ind w:left="720"/>
-      </w:pPr>
-      <w:r>
-        <w:rPr>
-          <w:lang w:val="pt_PT" w:bidi="pt_PT"/>
-        </w:rPr>
-      </w:r>
-      <w:hyperlink r:id="rId65">
-        <w:r>
-          <w:rPr>
-            <w:lang w:val="pt_PT" w:bidi="pt_PT"/>
-          </w:rPr>
-          <w:rPr>
-            <w:color w:val="0000EE"/>
-            <w:u w:val="single"/>
-          </w:rPr>
-          <w:t>Levítico 8.1–3</w:t>
-        </w:r>
-      </w:hyperlink>
-    </w:p>
-    <w:p>
-      <w:pPr>
-        <w:pStyle w:val="ListBullet"/>
-        <w:spacing w:line="240" w:lineRule="auto"/>
-        <w:ind w:left="720"/>
-      </w:pPr>
-      <w:r>
-        <w:rPr>
-          <w:lang w:val="pt_PT" w:bidi="pt_PT"/>
-        </w:rPr>
-      </w:r>
-      <w:hyperlink r:id="rId66">
-        <w:r>
-          <w:rPr>
-            <w:lang w:val="pt_PT" w:bidi="pt_PT"/>
-          </w:rPr>
-          <w:rPr>
-            <w:color w:val="0000EE"/>
-            <w:u w:val="single"/>
-          </w:rPr>
-          <w:t>Marcos 6.12–13</w:t>
-        </w:r>
-      </w:hyperlink>
-    </w:p>
-    <w:p>
-      <w:pPr>
-        <w:pStyle w:val="ListBullet"/>
-        <w:spacing w:line="240" w:lineRule="auto"/>
-        <w:ind w:left="720"/>
-      </w:pPr>
-      <w:r>
-        <w:rPr>
-          <w:lang w:val="pt_PT" w:bidi="pt_PT"/>
-        </w:rPr>
-      </w:r>
-      <w:hyperlink r:id="rId67">
-        <w:r>
-          <w:rPr>
-            <w:lang w:val="pt_PT" w:bidi="pt_PT"/>
-          </w:rPr>
-          <w:rPr>
-            <w:color w:val="0000EE"/>
-            <w:u w:val="single"/>
-          </w:rPr>
-          <w:t>Mateus 25.7–9</w:t>
-        </w:r>
-      </w:hyperlink>
+      <w:r>
+        <w:rPr>
+          <w:lang w:val="pt_PT" w:bidi="pt_PT"/>
+        </w:rPr>
+        <w:t>2 Samuel 1.21</w:t>
+      </w:r>
+    </w:p>
+    <w:p>
+      <w:pPr>
+        <w:pStyle w:val="ListBullet"/>
+        <w:spacing w:line="240" w:lineRule="auto"/>
+        <w:ind w:left="720"/>
+      </w:pPr>
+      <w:r>
+        <w:rPr>
+          <w:lang w:val="pt_PT" w:bidi="pt_PT"/>
+        </w:rPr>
+      </w:r>
+      <w:r>
+        <w:rPr>
+          <w:lang w:val="pt_PT" w:bidi="pt_PT"/>
+        </w:rPr>
+        <w:t>Êxodo 29.2</w:t>
+      </w:r>
+    </w:p>
+    <w:p>
+      <w:pPr>
+        <w:pStyle w:val="ListBullet"/>
+        <w:spacing w:line="240" w:lineRule="auto"/>
+        <w:ind w:left="720"/>
+      </w:pPr>
+      <w:r>
+        <w:rPr>
+          <w:lang w:val="pt_PT" w:bidi="pt_PT"/>
+        </w:rPr>
+      </w:r>
+      <w:r>
+        <w:rPr>
+          <w:lang w:val="pt_PT" w:bidi="pt_PT"/>
+        </w:rPr>
+        <w:t>Levítico 5.11</w:t>
+      </w:r>
+    </w:p>
+    <w:p>
+      <w:pPr>
+        <w:pStyle w:val="ListBullet"/>
+        <w:spacing w:line="240" w:lineRule="auto"/>
+        <w:ind w:left="720"/>
+      </w:pPr>
+      <w:r>
+        <w:rPr>
+          <w:lang w:val="pt_PT" w:bidi="pt_PT"/>
+        </w:rPr>
+      </w:r>
+      <w:r>
+        <w:rPr>
+          <w:lang w:val="pt_PT" w:bidi="pt_PT"/>
+        </w:rPr>
+        <w:t>Levítico 8.1–3</w:t>
+      </w:r>
+    </w:p>
+    <w:p>
+      <w:pPr>
+        <w:pStyle w:val="ListBullet"/>
+        <w:spacing w:line="240" w:lineRule="auto"/>
+        <w:ind w:left="720"/>
+      </w:pPr>
+      <w:r>
+        <w:rPr>
+          <w:lang w:val="pt_PT" w:bidi="pt_PT"/>
+        </w:rPr>
+      </w:r>
+      <w:r>
+        <w:rPr>
+          <w:lang w:val="pt_PT" w:bidi="pt_PT"/>
+        </w:rPr>
+        <w:t>Marcos 6.12–13</w:t>
+      </w:r>
+    </w:p>
+    <w:p>
+      <w:pPr>
+        <w:pStyle w:val="ListBullet"/>
+        <w:spacing w:line="240" w:lineRule="auto"/>
+        <w:ind w:left="720"/>
+      </w:pPr>
+      <w:r>
+        <w:rPr>
+          <w:lang w:val="pt_PT" w:bidi="pt_PT"/>
+        </w:rPr>
+      </w:r>
+      <w:r>
+        <w:rPr>
+          <w:lang w:val="pt_PT" w:bidi="pt_PT"/>
+        </w:rPr>
+        <w:t>Mateus 25.7–9</w:t>
+      </w:r>
     </w:p>
     <w:p>
       <w:pPr>
@@ -5018,18 +4676,12 @@
           <w:lang w:val="pt_PT" w:bidi="pt_PT"/>
         </w:rPr>
       </w:r>
-      <w:hyperlink r:id="rId68">
-        <w:r>
-          <w:rPr>
-            <w:lang w:val="pt_PT" w:bidi="pt_PT"/>
-          </w:rPr>
-          <w:rPr>
-            <w:color w:val="0000EE"/>
-            <w:u w:val="single"/>
-          </w:rPr>
-          <w:t>2 Crônicas 22.1–3</w:t>
-        </w:r>
-      </w:hyperlink>
+      <w:r>
+        <w:rPr>
+          <w:lang w:val="pt_PT" w:bidi="pt_PT"/>
+        </w:rPr>
+        <w:t>2 Crônicas 22.1–3</w:t>
+      </w:r>
     </w:p>
     <w:p>
       <w:pPr>
@@ -5317,186 +4969,138 @@
           <w:lang w:val="pt_PT" w:bidi="pt_PT"/>
         </w:rPr>
       </w:r>
-      <w:hyperlink r:id="rId69">
-        <w:r>
-          <w:rPr>
-            <w:lang w:val="pt_PT" w:bidi="pt_PT"/>
-          </w:rPr>
-          <w:rPr>
-            <w:color w:val="0000EE"/>
-            <w:u w:val="single"/>
-          </w:rPr>
-          <w:t>1 Tessalonicenses 3.9</w:t>
-        </w:r>
-      </w:hyperlink>
-    </w:p>
-    <w:p>
-      <w:pPr>
-        <w:pStyle w:val="ListBullet"/>
-        <w:spacing w:line="240" w:lineRule="auto"/>
-        <w:ind w:left="720"/>
-      </w:pPr>
-      <w:r>
-        <w:rPr>
-          <w:lang w:val="pt_PT" w:bidi="pt_PT"/>
-        </w:rPr>
-      </w:r>
-      <w:hyperlink r:id="rId70">
-        <w:r>
-          <w:rPr>
-            <w:lang w:val="pt_PT" w:bidi="pt_PT"/>
-          </w:rPr>
-          <w:rPr>
-            <w:color w:val="0000EE"/>
-            <w:u w:val="single"/>
-          </w:rPr>
-          <w:t>Atos 8.24</w:t>
-        </w:r>
-      </w:hyperlink>
-    </w:p>
-    <w:p>
-      <w:pPr>
-        <w:pStyle w:val="ListBullet"/>
-        <w:spacing w:line="240" w:lineRule="auto"/>
-        <w:ind w:left="720"/>
-      </w:pPr>
-      <w:r>
-        <w:rPr>
-          <w:lang w:val="pt_PT" w:bidi="pt_PT"/>
-        </w:rPr>
-      </w:r>
-      <w:hyperlink r:id="rId71">
-        <w:r>
-          <w:rPr>
-            <w:lang w:val="pt_PT" w:bidi="pt_PT"/>
-          </w:rPr>
-          <w:rPr>
-            <w:color w:val="0000EE"/>
-            <w:u w:val="single"/>
-          </w:rPr>
-          <w:t>Atos 14.26</w:t>
-        </w:r>
-      </w:hyperlink>
-    </w:p>
-    <w:p>
-      <w:pPr>
-        <w:pStyle w:val="ListBullet"/>
-        <w:spacing w:line="240" w:lineRule="auto"/>
-        <w:ind w:left="720"/>
-      </w:pPr>
-      <w:r>
-        <w:rPr>
-          <w:lang w:val="pt_PT" w:bidi="pt_PT"/>
-        </w:rPr>
-      </w:r>
-      <w:hyperlink r:id="rId72">
-        <w:r>
-          <w:rPr>
-            <w:lang w:val="pt_PT" w:bidi="pt_PT"/>
-          </w:rPr>
-          <w:rPr>
-            <w:color w:val="0000EE"/>
-            <w:u w:val="single"/>
-          </w:rPr>
-          <w:t>Colossenses 4.4</w:t>
-        </w:r>
-      </w:hyperlink>
-    </w:p>
-    <w:p>
-      <w:pPr>
-        <w:pStyle w:val="ListBullet"/>
-        <w:spacing w:line="240" w:lineRule="auto"/>
-        <w:ind w:left="720"/>
-      </w:pPr>
-      <w:r>
-        <w:rPr>
-          <w:lang w:val="pt_PT" w:bidi="pt_PT"/>
-        </w:rPr>
-      </w:r>
-      <w:hyperlink r:id="rId73">
-        <w:r>
-          <w:rPr>
-            <w:lang w:val="pt_PT" w:bidi="pt_PT"/>
-          </w:rPr>
-          <w:rPr>
-            <w:color w:val="0000EE"/>
-            <w:u w:val="single"/>
-          </w:rPr>
-          <w:t>João 17.9</w:t>
-        </w:r>
-      </w:hyperlink>
-    </w:p>
-    <w:p>
-      <w:pPr>
-        <w:pStyle w:val="ListBullet"/>
-        <w:spacing w:line="240" w:lineRule="auto"/>
-        <w:ind w:left="720"/>
-      </w:pPr>
-      <w:r>
-        <w:rPr>
-          <w:lang w:val="pt_PT" w:bidi="pt_PT"/>
-        </w:rPr>
-      </w:r>
-      <w:hyperlink r:id="rId74">
-        <w:r>
-          <w:rPr>
-            <w:lang w:val="pt_PT" w:bidi="pt_PT"/>
-          </w:rPr>
-          <w:rPr>
-            <w:color w:val="0000EE"/>
-            <w:u w:val="single"/>
-          </w:rPr>
-          <w:t>Lucas 11.1</w:t>
-        </w:r>
-      </w:hyperlink>
-    </w:p>
-    <w:p>
-      <w:pPr>
-        <w:pStyle w:val="ListBullet"/>
-        <w:spacing w:line="240" w:lineRule="auto"/>
-        <w:ind w:left="720"/>
-      </w:pPr>
-      <w:r>
-        <w:rPr>
-          <w:lang w:val="pt_PT" w:bidi="pt_PT"/>
-        </w:rPr>
-      </w:r>
-      <w:hyperlink r:id="rId75">
-        <w:r>
-          <w:rPr>
-            <w:lang w:val="pt_PT" w:bidi="pt_PT"/>
-          </w:rPr>
-          <w:rPr>
-            <w:color w:val="0000EE"/>
-            <w:u w:val="single"/>
-          </w:rPr>
-          <w:t>Mateus 5.43–45</w:t>
-        </w:r>
-      </w:hyperlink>
-    </w:p>
-    <w:p>
-      <w:pPr>
-        <w:pStyle w:val="ListBullet"/>
-        <w:spacing w:line="240" w:lineRule="auto"/>
-        <w:ind w:left="720"/>
-      </w:pPr>
-      <w:r>
-        <w:rPr>
-          <w:lang w:val="pt_PT" w:bidi="pt_PT"/>
-        </w:rPr>
-      </w:r>
-      <w:hyperlink r:id="rId76">
-        <w:r>
-          <w:rPr>
-            <w:lang w:val="pt_PT" w:bidi="pt_PT"/>
-          </w:rPr>
-          <w:rPr>
-            <w:color w:val="0000EE"/>
-            <w:u w:val="single"/>
-          </w:rPr>
-          <w:t>Mateus 14.22–24</w:t>
-        </w:r>
-      </w:hyperlink>
+      <w:r>
+        <w:rPr>
+          <w:lang w:val="pt_PT" w:bidi="pt_PT"/>
+        </w:rPr>
+        <w:t>1 Tessalonicenses 3.9</w:t>
+      </w:r>
+    </w:p>
+    <w:p>
+      <w:pPr>
+        <w:pStyle w:val="ListBullet"/>
+        <w:spacing w:line="240" w:lineRule="auto"/>
+        <w:ind w:left="720"/>
+      </w:pPr>
+      <w:r>
+        <w:rPr>
+          <w:lang w:val="pt_PT" w:bidi="pt_PT"/>
+        </w:rPr>
+      </w:r>
+      <w:r>
+        <w:rPr>
+          <w:lang w:val="pt_PT" w:bidi="pt_PT"/>
+        </w:rPr>
+        <w:t>Atos 8.24</w:t>
+      </w:r>
+    </w:p>
+    <w:p>
+      <w:pPr>
+        <w:pStyle w:val="ListBullet"/>
+        <w:spacing w:line="240" w:lineRule="auto"/>
+        <w:ind w:left="720"/>
+      </w:pPr>
+      <w:r>
+        <w:rPr>
+          <w:lang w:val="pt_PT" w:bidi="pt_PT"/>
+        </w:rPr>
+      </w:r>
+      <w:r>
+        <w:rPr>
+          <w:lang w:val="pt_PT" w:bidi="pt_PT"/>
+        </w:rPr>
+        <w:t>Atos 14.26</w:t>
+      </w:r>
+    </w:p>
+    <w:p>
+      <w:pPr>
+        <w:pStyle w:val="ListBullet"/>
+        <w:spacing w:line="240" w:lineRule="auto"/>
+        <w:ind w:left="720"/>
+      </w:pPr>
+      <w:r>
+        <w:rPr>
+          <w:lang w:val="pt_PT" w:bidi="pt_PT"/>
+        </w:rPr>
+      </w:r>
+      <w:r>
+        <w:rPr>
+          <w:lang w:val="pt_PT" w:bidi="pt_PT"/>
+        </w:rPr>
+        <w:t>Colossenses 4.4</w:t>
+      </w:r>
+    </w:p>
+    <w:p>
+      <w:pPr>
+        <w:pStyle w:val="ListBullet"/>
+        <w:spacing w:line="240" w:lineRule="auto"/>
+        <w:ind w:left="720"/>
+      </w:pPr>
+      <w:r>
+        <w:rPr>
+          <w:lang w:val="pt_PT" w:bidi="pt_PT"/>
+        </w:rPr>
+      </w:r>
+      <w:r>
+        <w:rPr>
+          <w:lang w:val="pt_PT" w:bidi="pt_PT"/>
+        </w:rPr>
+        <w:t>João 17.9</w:t>
+      </w:r>
+    </w:p>
+    <w:p>
+      <w:pPr>
+        <w:pStyle w:val="ListBullet"/>
+        <w:spacing w:line="240" w:lineRule="auto"/>
+        <w:ind w:left="720"/>
+      </w:pPr>
+      <w:r>
+        <w:rPr>
+          <w:lang w:val="pt_PT" w:bidi="pt_PT"/>
+        </w:rPr>
+      </w:r>
+      <w:r>
+        <w:rPr>
+          <w:lang w:val="pt_PT" w:bidi="pt_PT"/>
+        </w:rPr>
+        <w:t>Lucas 11.1</w:t>
+      </w:r>
+    </w:p>
+    <w:p>
+      <w:pPr>
+        <w:pStyle w:val="ListBullet"/>
+        <w:spacing w:line="240" w:lineRule="auto"/>
+        <w:ind w:left="720"/>
+      </w:pPr>
+      <w:r>
+        <w:rPr>
+          <w:lang w:val="pt_PT" w:bidi="pt_PT"/>
+        </w:rPr>
+      </w:r>
+      <w:r>
+        <w:rPr>
+          <w:lang w:val="pt_PT" w:bidi="pt_PT"/>
+        </w:rPr>
+        <w:t>Mateus 5.43–45</w:t>
+      </w:r>
+    </w:p>
+    <w:p>
+      <w:pPr>
+        <w:pStyle w:val="ListBullet"/>
+        <w:spacing w:line="240" w:lineRule="auto"/>
+        <w:ind w:left="720"/>
+      </w:pPr>
+      <w:r>
+        <w:rPr>
+          <w:lang w:val="pt_PT" w:bidi="pt_PT"/>
+        </w:rPr>
+      </w:r>
+      <w:r>
+        <w:rPr>
+          <w:lang w:val="pt_PT" w:bidi="pt_PT"/>
+        </w:rPr>
+        <w:t>Mateus 14.22–24</w:t>
+      </w:r>
     </w:p>
     <w:p>
       <w:pPr>
@@ -6026,90 +5630,66 @@
           <w:lang w:val="pt_PT" w:bidi="pt_PT"/>
         </w:rPr>
       </w:r>
-      <w:hyperlink r:id="rId77">
-        <w:r>
-          <w:rPr>
-            <w:lang w:val="pt_PT" w:bidi="pt_PT"/>
-          </w:rPr>
-          <w:rPr>
-            <w:color w:val="0000EE"/>
-            <w:u w:val="single"/>
-          </w:rPr>
-          <w:t>Deuteronômio 4.13–14</w:t>
-        </w:r>
-      </w:hyperlink>
-    </w:p>
-    <w:p>
-      <w:pPr>
-        <w:pStyle w:val="ListBullet"/>
-        <w:spacing w:line="240" w:lineRule="auto"/>
-        <w:ind w:left="720"/>
-      </w:pPr>
-      <w:r>
-        <w:rPr>
-          <w:lang w:val="pt_PT" w:bidi="pt_PT"/>
-        </w:rPr>
-      </w:r>
-      <w:hyperlink r:id="rId78">
-        <w:r>
-          <w:rPr>
-            <w:lang w:val="pt_PT" w:bidi="pt_PT"/>
-          </w:rPr>
-          <w:rPr>
-            <w:color w:val="0000EE"/>
-            <w:u w:val="single"/>
-          </w:rPr>
-          <w:t>Êxodo 27.20–21</w:t>
-        </w:r>
-      </w:hyperlink>
-    </w:p>
-    <w:p>
-      <w:pPr>
-        <w:pStyle w:val="ListBullet"/>
-        <w:spacing w:line="240" w:lineRule="auto"/>
-        <w:ind w:left="720"/>
-      </w:pPr>
-      <w:r>
-        <w:rPr>
-          <w:lang w:val="pt_PT" w:bidi="pt_PT"/>
-        </w:rPr>
-      </w:r>
-      <w:hyperlink r:id="rId79">
-        <w:r>
-          <w:rPr>
-            <w:lang w:val="pt_PT" w:bidi="pt_PT"/>
-          </w:rPr>
-          <w:rPr>
-            <w:color w:val="0000EE"/>
-            <w:u w:val="single"/>
-          </w:rPr>
-          <w:t>Levítico 8.31–33</w:t>
-        </w:r>
-      </w:hyperlink>
-    </w:p>
-    <w:p>
-      <w:pPr>
-        <w:pStyle w:val="ListBullet"/>
-        <w:spacing w:line="240" w:lineRule="auto"/>
-        <w:ind w:left="720"/>
-      </w:pPr>
-      <w:r>
-        <w:rPr>
-          <w:lang w:val="pt_PT" w:bidi="pt_PT"/>
-        </w:rPr>
-      </w:r>
-      <w:hyperlink r:id="rId80">
-        <w:r>
-          <w:rPr>
-            <w:lang w:val="pt_PT" w:bidi="pt_PT"/>
-          </w:rPr>
-          <w:rPr>
-            <w:color w:val="0000EE"/>
-            <w:u w:val="single"/>
-          </w:rPr>
-          <w:t>Malaquias 3.6–7</w:t>
-        </w:r>
-      </w:hyperlink>
+      <w:r>
+        <w:rPr>
+          <w:lang w:val="pt_PT" w:bidi="pt_PT"/>
+        </w:rPr>
+        <w:t>Deuteronômio 4.13–14</w:t>
+      </w:r>
+    </w:p>
+    <w:p>
+      <w:pPr>
+        <w:pStyle w:val="ListBullet"/>
+        <w:spacing w:line="240" w:lineRule="auto"/>
+        <w:ind w:left="720"/>
+      </w:pPr>
+      <w:r>
+        <w:rPr>
+          <w:lang w:val="pt_PT" w:bidi="pt_PT"/>
+        </w:rPr>
+      </w:r>
+      <w:r>
+        <w:rPr>
+          <w:lang w:val="pt_PT" w:bidi="pt_PT"/>
+        </w:rPr>
+        <w:t>Êxodo 27.20–21</w:t>
+      </w:r>
+    </w:p>
+    <w:p>
+      <w:pPr>
+        <w:pStyle w:val="ListBullet"/>
+        <w:spacing w:line="240" w:lineRule="auto"/>
+        <w:ind w:left="720"/>
+      </w:pPr>
+      <w:r>
+        <w:rPr>
+          <w:lang w:val="pt_PT" w:bidi="pt_PT"/>
+        </w:rPr>
+      </w:r>
+      <w:r>
+        <w:rPr>
+          <w:lang w:val="pt_PT" w:bidi="pt_PT"/>
+        </w:rPr>
+        <w:t>Levítico 8.31–33</w:t>
+      </w:r>
+    </w:p>
+    <w:p>
+      <w:pPr>
+        <w:pStyle w:val="ListBullet"/>
+        <w:spacing w:line="240" w:lineRule="auto"/>
+        <w:ind w:left="720"/>
+      </w:pPr>
+      <w:r>
+        <w:rPr>
+          <w:lang w:val="pt_PT" w:bidi="pt_PT"/>
+        </w:rPr>
+      </w:r>
+      <w:r>
+        <w:rPr>
+          <w:lang w:val="pt_PT" w:bidi="pt_PT"/>
+        </w:rPr>
+        <w:t>Malaquias 3.6–7</w:t>
+      </w:r>
     </w:p>
     <w:p>
       <w:pPr>
@@ -6379,114 +5959,84 @@
           <w:lang w:val="pt_PT" w:bidi="pt_PT"/>
         </w:rPr>
       </w:r>
-      <w:hyperlink r:id="rId81">
-        <w:r>
-          <w:rPr>
-            <w:lang w:val="pt_PT" w:bidi="pt_PT"/>
-          </w:rPr>
-          <w:rPr>
-            <w:color w:val="0000EE"/>
-            <w:u w:val="single"/>
-          </w:rPr>
-          <w:t>1 Reis 12.31–32</w:t>
-        </w:r>
-      </w:hyperlink>
-    </w:p>
-    <w:p>
-      <w:pPr>
-        <w:pStyle w:val="ListBullet"/>
-        <w:spacing w:line="240" w:lineRule="auto"/>
-        <w:ind w:left="720"/>
-      </w:pPr>
-      <w:r>
-        <w:rPr>
-          <w:lang w:val="pt_PT" w:bidi="pt_PT"/>
-        </w:rPr>
-      </w:r>
-      <w:hyperlink r:id="rId82">
-        <w:r>
-          <w:rPr>
-            <w:lang w:val="pt_PT" w:bidi="pt_PT"/>
-          </w:rPr>
-          <w:rPr>
-            <w:color w:val="0000EE"/>
-            <w:u w:val="single"/>
-          </w:rPr>
-          <w:t>2 Samuel 17.13–14</w:t>
-        </w:r>
-      </w:hyperlink>
-    </w:p>
-    <w:p>
-      <w:pPr>
-        <w:pStyle w:val="ListBullet"/>
-        <w:spacing w:line="240" w:lineRule="auto"/>
-        <w:ind w:left="720"/>
-      </w:pPr>
-      <w:r>
-        <w:rPr>
-          <w:lang w:val="pt_PT" w:bidi="pt_PT"/>
-        </w:rPr>
-      </w:r>
-      <w:hyperlink r:id="rId83">
-        <w:r>
-          <w:rPr>
-            <w:lang w:val="pt_PT" w:bidi="pt_PT"/>
-          </w:rPr>
-          <w:rPr>
-            <w:color w:val="0000EE"/>
-            <w:u w:val="single"/>
-          </w:rPr>
-          <w:t>Êxodo 28.40–41</w:t>
-        </w:r>
-      </w:hyperlink>
-    </w:p>
-    <w:p>
-      <w:pPr>
-        <w:pStyle w:val="ListBullet"/>
-        <w:spacing w:line="240" w:lineRule="auto"/>
-        <w:ind w:left="720"/>
-      </w:pPr>
-      <w:r>
-        <w:rPr>
-          <w:lang w:val="pt_PT" w:bidi="pt_PT"/>
-        </w:rPr>
-      </w:r>
-      <w:hyperlink r:id="rId84">
-        <w:r>
-          <w:rPr>
-            <w:lang w:val="pt_PT" w:bidi="pt_PT"/>
-          </w:rPr>
-          <w:rPr>
-            <w:color w:val="0000EE"/>
-            <w:u w:val="single"/>
-          </w:rPr>
-          <w:t>Números 3.3</w:t>
-        </w:r>
-      </w:hyperlink>
-    </w:p>
-    <w:p>
-      <w:pPr>
-        <w:pStyle w:val="ListBullet"/>
-        <w:spacing w:line="240" w:lineRule="auto"/>
-        <w:ind w:left="720"/>
-      </w:pPr>
-      <w:r>
-        <w:rPr>
-          <w:lang w:val="pt_PT" w:bidi="pt_PT"/>
-        </w:rPr>
-      </w:r>
-      <w:hyperlink r:id="rId85">
-        <w:r>
-          <w:rPr>
-            <w:lang w:val="pt_PT" w:bidi="pt_PT"/>
-          </w:rPr>
-          <w:rPr>
-            <w:color w:val="0000EE"/>
-            <w:u w:val="single"/>
-          </w:rPr>
-          <w:t>Salmos 111.7–9</w:t>
-        </w:r>
-      </w:hyperlink>
+      <w:r>
+        <w:rPr>
+          <w:lang w:val="pt_PT" w:bidi="pt_PT"/>
+        </w:rPr>
+        <w:t>1 Reis 12.31–32</w:t>
+      </w:r>
+    </w:p>
+    <w:p>
+      <w:pPr>
+        <w:pStyle w:val="ListBullet"/>
+        <w:spacing w:line="240" w:lineRule="auto"/>
+        <w:ind w:left="720"/>
+      </w:pPr>
+      <w:r>
+        <w:rPr>
+          <w:lang w:val="pt_PT" w:bidi="pt_PT"/>
+        </w:rPr>
+      </w:r>
+      <w:r>
+        <w:rPr>
+          <w:lang w:val="pt_PT" w:bidi="pt_PT"/>
+        </w:rPr>
+        <w:t>2 Samuel 17.13–14</w:t>
+      </w:r>
+    </w:p>
+    <w:p>
+      <w:pPr>
+        <w:pStyle w:val="ListBullet"/>
+        <w:spacing w:line="240" w:lineRule="auto"/>
+        <w:ind w:left="720"/>
+      </w:pPr>
+      <w:r>
+        <w:rPr>
+          <w:lang w:val="pt_PT" w:bidi="pt_PT"/>
+        </w:rPr>
+      </w:r>
+      <w:r>
+        <w:rPr>
+          <w:lang w:val="pt_PT" w:bidi="pt_PT"/>
+        </w:rPr>
+        <w:t>Êxodo 28.40–41</w:t>
+      </w:r>
+    </w:p>
+    <w:p>
+      <w:pPr>
+        <w:pStyle w:val="ListBullet"/>
+        <w:spacing w:line="240" w:lineRule="auto"/>
+        <w:ind w:left="720"/>
+      </w:pPr>
+      <w:r>
+        <w:rPr>
+          <w:lang w:val="pt_PT" w:bidi="pt_PT"/>
+        </w:rPr>
+      </w:r>
+      <w:r>
+        <w:rPr>
+          <w:lang w:val="pt_PT" w:bidi="pt_PT"/>
+        </w:rPr>
+        <w:t>Números 3.3</w:t>
+      </w:r>
+    </w:p>
+    <w:p>
+      <w:pPr>
+        <w:pStyle w:val="ListBullet"/>
+        <w:spacing w:line="240" w:lineRule="auto"/>
+        <w:ind w:left="720"/>
+      </w:pPr>
+      <w:r>
+        <w:rPr>
+          <w:lang w:val="pt_PT" w:bidi="pt_PT"/>
+        </w:rPr>
+      </w:r>
+      <w:r>
+        <w:rPr>
+          <w:lang w:val="pt_PT" w:bidi="pt_PT"/>
+        </w:rPr>
+        <w:t>Salmos 111.7–9</w:t>
+      </w:r>
     </w:p>
     <w:p>
       <w:pPr>
@@ -7617,138 +7167,102 @@
           <w:lang w:val="pt_PT" w:bidi="pt_PT"/>
         </w:rPr>
       </w:r>
-      <w:hyperlink r:id="rId86">
-        <w:r>
-          <w:rPr>
-            <w:lang w:val="pt_PT" w:bidi="pt_PT"/>
-          </w:rPr>
-          <w:rPr>
-            <w:color w:val="0000EE"/>
-            <w:u w:val="single"/>
-          </w:rPr>
-          <w:t>1 Coríntios 15.5–7</w:t>
-        </w:r>
-      </w:hyperlink>
-    </w:p>
-    <w:p>
-      <w:pPr>
-        <w:pStyle w:val="ListBullet"/>
-        <w:spacing w:line="240" w:lineRule="auto"/>
-        <w:ind w:left="720"/>
-      </w:pPr>
-      <w:r>
-        <w:rPr>
-          <w:lang w:val="pt_PT" w:bidi="pt_PT"/>
-        </w:rPr>
-      </w:r>
-      <w:hyperlink r:id="rId87">
-        <w:r>
-          <w:rPr>
-            <w:lang w:val="pt_PT" w:bidi="pt_PT"/>
-          </w:rPr>
-          <w:rPr>
-            <w:color w:val="0000EE"/>
-            <w:u w:val="single"/>
-          </w:rPr>
-          <w:t>Atos 6.2</w:t>
-        </w:r>
-      </w:hyperlink>
-    </w:p>
-    <w:p>
-      <w:pPr>
-        <w:pStyle w:val="ListBullet"/>
-        <w:spacing w:line="240" w:lineRule="auto"/>
-        <w:ind w:left="720"/>
-      </w:pPr>
-      <w:r>
-        <w:rPr>
-          <w:lang w:val="pt_PT" w:bidi="pt_PT"/>
-        </w:rPr>
-      </w:r>
-      <w:hyperlink r:id="rId88">
-        <w:r>
-          <w:rPr>
-            <w:lang w:val="pt_PT" w:bidi="pt_PT"/>
-          </w:rPr>
-          <w:rPr>
-            <w:color w:val="0000EE"/>
-            <w:u w:val="single"/>
-          </w:rPr>
-          <w:t>Lucas 9.1</w:t>
-        </w:r>
-      </w:hyperlink>
-    </w:p>
-    <w:p>
-      <w:pPr>
-        <w:pStyle w:val="ListBullet"/>
-        <w:spacing w:line="240" w:lineRule="auto"/>
-        <w:ind w:left="720"/>
-      </w:pPr>
-      <w:r>
-        <w:rPr>
-          <w:lang w:val="pt_PT" w:bidi="pt_PT"/>
-        </w:rPr>
-      </w:r>
-      <w:hyperlink r:id="rId89">
-        <w:r>
-          <w:rPr>
-            <w:lang w:val="pt_PT" w:bidi="pt_PT"/>
-          </w:rPr>
-          <w:rPr>
-            <w:color w:val="0000EE"/>
-            <w:u w:val="single"/>
-          </w:rPr>
-          <w:t>Lucas 18.31</w:t>
-        </w:r>
-      </w:hyperlink>
-    </w:p>
-    <w:p>
-      <w:pPr>
-        <w:pStyle w:val="ListBullet"/>
-        <w:spacing w:line="240" w:lineRule="auto"/>
-        <w:ind w:left="720"/>
-      </w:pPr>
-      <w:r>
-        <w:rPr>
-          <w:lang w:val="pt_PT" w:bidi="pt_PT"/>
-        </w:rPr>
-      </w:r>
-      <w:hyperlink r:id="rId90">
-        <w:r>
-          <w:rPr>
-            <w:lang w:val="pt_PT" w:bidi="pt_PT"/>
-          </w:rPr>
-          <w:rPr>
-            <w:color w:val="0000EE"/>
-            <w:u w:val="single"/>
-          </w:rPr>
-          <w:t>Marcos 10.32–34</w:t>
-        </w:r>
-      </w:hyperlink>
-    </w:p>
-    <w:p>
-      <w:pPr>
-        <w:pStyle w:val="ListBullet"/>
-        <w:spacing w:line="240" w:lineRule="auto"/>
-        <w:ind w:left="720"/>
-      </w:pPr>
-      <w:r>
-        <w:rPr>
-          <w:lang w:val="pt_PT" w:bidi="pt_PT"/>
-        </w:rPr>
-      </w:r>
-      <w:hyperlink r:id="rId91">
-        <w:r>
-          <w:rPr>
-            <w:lang w:val="pt_PT" w:bidi="pt_PT"/>
-          </w:rPr>
-          <w:rPr>
-            <w:color w:val="0000EE"/>
-            <w:u w:val="single"/>
-          </w:rPr>
-          <w:t>Mateus 10.7</w:t>
-        </w:r>
-      </w:hyperlink>
+      <w:r>
+        <w:rPr>
+          <w:lang w:val="pt_PT" w:bidi="pt_PT"/>
+        </w:rPr>
+        <w:t>1 Coríntios 15.5–7</w:t>
+      </w:r>
+    </w:p>
+    <w:p>
+      <w:pPr>
+        <w:pStyle w:val="ListBullet"/>
+        <w:spacing w:line="240" w:lineRule="auto"/>
+        <w:ind w:left="720"/>
+      </w:pPr>
+      <w:r>
+        <w:rPr>
+          <w:lang w:val="pt_PT" w:bidi="pt_PT"/>
+        </w:rPr>
+      </w:r>
+      <w:r>
+        <w:rPr>
+          <w:lang w:val="pt_PT" w:bidi="pt_PT"/>
+        </w:rPr>
+        <w:t>Atos 6.2</w:t>
+      </w:r>
+    </w:p>
+    <w:p>
+      <w:pPr>
+        <w:pStyle w:val="ListBullet"/>
+        <w:spacing w:line="240" w:lineRule="auto"/>
+        <w:ind w:left="720"/>
+      </w:pPr>
+      <w:r>
+        <w:rPr>
+          <w:lang w:val="pt_PT" w:bidi="pt_PT"/>
+        </w:rPr>
+      </w:r>
+      <w:r>
+        <w:rPr>
+          <w:lang w:val="pt_PT" w:bidi="pt_PT"/>
+        </w:rPr>
+        <w:t>Lucas 9.1</w:t>
+      </w:r>
+    </w:p>
+    <w:p>
+      <w:pPr>
+        <w:pStyle w:val="ListBullet"/>
+        <w:spacing w:line="240" w:lineRule="auto"/>
+        <w:ind w:left="720"/>
+      </w:pPr>
+      <w:r>
+        <w:rPr>
+          <w:lang w:val="pt_PT" w:bidi="pt_PT"/>
+        </w:rPr>
+      </w:r>
+      <w:r>
+        <w:rPr>
+          <w:lang w:val="pt_PT" w:bidi="pt_PT"/>
+        </w:rPr>
+        <w:t>Lucas 18.31</w:t>
+      </w:r>
+    </w:p>
+    <w:p>
+      <w:pPr>
+        <w:pStyle w:val="ListBullet"/>
+        <w:spacing w:line="240" w:lineRule="auto"/>
+        <w:ind w:left="720"/>
+      </w:pPr>
+      <w:r>
+        <w:rPr>
+          <w:lang w:val="pt_PT" w:bidi="pt_PT"/>
+        </w:rPr>
+      </w:r>
+      <w:r>
+        <w:rPr>
+          <w:lang w:val="pt_PT" w:bidi="pt_PT"/>
+        </w:rPr>
+        <w:t>Marcos 10.32–34</w:t>
+      </w:r>
+    </w:p>
+    <w:p>
+      <w:pPr>
+        <w:pStyle w:val="ListBullet"/>
+        <w:spacing w:line="240" w:lineRule="auto"/>
+        <w:ind w:left="720"/>
+      </w:pPr>
+      <w:r>
+        <w:rPr>
+          <w:lang w:val="pt_PT" w:bidi="pt_PT"/>
+        </w:rPr>
+      </w:r>
+      <w:r>
+        <w:rPr>
+          <w:lang w:val="pt_PT" w:bidi="pt_PT"/>
+        </w:rPr>
+        <w:t>Mateus 10.7</w:t>
+      </w:r>
     </w:p>
     <w:p>
       <w:pPr>
@@ -8044,66 +7558,48 @@
           <w:lang w:val="pt_PT" w:bidi="pt_PT"/>
         </w:rPr>
       </w:r>
-      <w:hyperlink r:id="rId92">
-        <w:r>
-          <w:rPr>
-            <w:lang w:val="pt_PT" w:bidi="pt_PT"/>
-          </w:rPr>
-          <w:rPr>
-            <w:color w:val="0000EE"/>
-            <w:u w:val="single"/>
-          </w:rPr>
-          <w:t>Oseias 1.1–2</w:t>
-        </w:r>
-      </w:hyperlink>
-    </w:p>
-    <w:p>
-      <w:pPr>
-        <w:pStyle w:val="ListBullet"/>
-        <w:spacing w:line="240" w:lineRule="auto"/>
-        <w:ind w:left="720"/>
-      </w:pPr>
-      <w:r>
-        <w:rPr>
-          <w:lang w:val="pt_PT" w:bidi="pt_PT"/>
-        </w:rPr>
-      </w:r>
-      <w:hyperlink r:id="rId93">
-        <w:r>
-          <w:rPr>
-            <w:lang w:val="pt_PT" w:bidi="pt_PT"/>
-          </w:rPr>
-          <w:rPr>
-            <w:color w:val="0000EE"/>
-            <w:u w:val="single"/>
-          </w:rPr>
-          <w:t>Oseias 1.3–5</w:t>
-        </w:r>
-      </w:hyperlink>
-    </w:p>
-    <w:p>
-      <w:pPr>
-        <w:pStyle w:val="ListBullet"/>
-        <w:spacing w:line="240" w:lineRule="auto"/>
-        <w:ind w:left="720"/>
-      </w:pPr>
-      <w:r>
-        <w:rPr>
-          <w:lang w:val="pt_PT" w:bidi="pt_PT"/>
-        </w:rPr>
-      </w:r>
-      <w:hyperlink r:id="rId94">
-        <w:r>
-          <w:rPr>
-            <w:lang w:val="pt_PT" w:bidi="pt_PT"/>
-          </w:rPr>
-          <w:rPr>
-            <w:color w:val="0000EE"/>
-            <w:u w:val="single"/>
-          </w:rPr>
-          <w:t>Oseias 1.6–7</w:t>
-        </w:r>
-      </w:hyperlink>
+      <w:r>
+        <w:rPr>
+          <w:lang w:val="pt_PT" w:bidi="pt_PT"/>
+        </w:rPr>
+        <w:t>Oseias 1.1–2</w:t>
+      </w:r>
+    </w:p>
+    <w:p>
+      <w:pPr>
+        <w:pStyle w:val="ListBullet"/>
+        <w:spacing w:line="240" w:lineRule="auto"/>
+        <w:ind w:left="720"/>
+      </w:pPr>
+      <w:r>
+        <w:rPr>
+          <w:lang w:val="pt_PT" w:bidi="pt_PT"/>
+        </w:rPr>
+      </w:r>
+      <w:r>
+        <w:rPr>
+          <w:lang w:val="pt_PT" w:bidi="pt_PT"/>
+        </w:rPr>
+        <w:t>Oseias 1.3–5</w:t>
+      </w:r>
+    </w:p>
+    <w:p>
+      <w:pPr>
+        <w:pStyle w:val="ListBullet"/>
+        <w:spacing w:line="240" w:lineRule="auto"/>
+        <w:ind w:left="720"/>
+      </w:pPr>
+      <w:r>
+        <w:rPr>
+          <w:lang w:val="pt_PT" w:bidi="pt_PT"/>
+        </w:rPr>
+      </w:r>
+      <w:r>
+        <w:rPr>
+          <w:lang w:val="pt_PT" w:bidi="pt_PT"/>
+        </w:rPr>
+        <w:t>Oseias 1.6–7</w:t>
+      </w:r>
     </w:p>
     <w:p>
       <w:pPr>
@@ -8436,114 +7932,84 @@
           <w:lang w:val="pt_PT" w:bidi="pt_PT"/>
         </w:rPr>
       </w:r>
-      <w:hyperlink r:id="rId95">
-        <w:r>
-          <w:rPr>
-            <w:lang w:val="pt_PT" w:bidi="pt_PT"/>
-          </w:rPr>
-          <w:rPr>
-            <w:color w:val="0000EE"/>
-            <w:u w:val="single"/>
-          </w:rPr>
-          <w:t>1 Crônicas 27.20</w:t>
-        </w:r>
-      </w:hyperlink>
-    </w:p>
-    <w:p>
-      <w:pPr>
-        <w:pStyle w:val="ListBullet"/>
-        <w:spacing w:line="240" w:lineRule="auto"/>
-        <w:ind w:left="720"/>
-      </w:pPr>
-      <w:r>
-        <w:rPr>
-          <w:lang w:val="pt_PT" w:bidi="pt_PT"/>
-        </w:rPr>
-      </w:r>
-      <w:hyperlink r:id="rId96">
-        <w:r>
-          <w:rPr>
-            <w:lang w:val="pt_PT" w:bidi="pt_PT"/>
-          </w:rPr>
-          <w:rPr>
-            <w:color w:val="0000EE"/>
-            <w:u w:val="single"/>
-          </w:rPr>
-          <w:t>2 Reis 15.30</w:t>
-        </w:r>
-      </w:hyperlink>
-    </w:p>
-    <w:p>
-      <w:pPr>
-        <w:pStyle w:val="ListBullet"/>
-        <w:spacing w:line="240" w:lineRule="auto"/>
-        <w:ind w:left="720"/>
-      </w:pPr>
-      <w:r>
-        <w:rPr>
-          <w:lang w:val="pt_PT" w:bidi="pt_PT"/>
-        </w:rPr>
-      </w:r>
-      <w:hyperlink r:id="rId97">
-        <w:r>
-          <w:rPr>
-            <w:lang w:val="pt_PT" w:bidi="pt_PT"/>
-          </w:rPr>
-          <w:rPr>
-            <w:color w:val="0000EE"/>
-            <w:u w:val="single"/>
-          </w:rPr>
-          <w:t>2 Reis 17.3</w:t>
-        </w:r>
-      </w:hyperlink>
-    </w:p>
-    <w:p>
-      <w:pPr>
-        <w:pStyle w:val="ListBullet"/>
-        <w:spacing w:line="240" w:lineRule="auto"/>
-        <w:ind w:left="720"/>
-      </w:pPr>
-      <w:r>
-        <w:rPr>
-          <w:lang w:val="pt_PT" w:bidi="pt_PT"/>
-        </w:rPr>
-      </w:r>
-      <w:hyperlink r:id="rId98">
-        <w:r>
-          <w:rPr>
-            <w:lang w:val="pt_PT" w:bidi="pt_PT"/>
-          </w:rPr>
-          <w:rPr>
-            <w:color w:val="0000EE"/>
-            <w:u w:val="single"/>
-          </w:rPr>
-          <w:t>2 Reis 18.1</w:t>
-        </w:r>
-      </w:hyperlink>
-    </w:p>
-    <w:p>
-      <w:pPr>
-        <w:pStyle w:val="ListBullet"/>
-        <w:spacing w:line="240" w:lineRule="auto"/>
-        <w:ind w:left="720"/>
-      </w:pPr>
-      <w:r>
-        <w:rPr>
-          <w:lang w:val="pt_PT" w:bidi="pt_PT"/>
-        </w:rPr>
-      </w:r>
-      <w:hyperlink r:id="rId99">
-        <w:r>
-          <w:rPr>
-            <w:lang w:val="pt_PT" w:bidi="pt_PT"/>
-          </w:rPr>
-          <w:rPr>
-            <w:color w:val="0000EE"/>
-            <w:u w:val="single"/>
-          </w:rPr>
-          <w:t>2 Reis 18.9</w:t>
-        </w:r>
-      </w:hyperlink>
+      <w:r>
+        <w:rPr>
+          <w:lang w:val="pt_PT" w:bidi="pt_PT"/>
+        </w:rPr>
+        <w:t>1 Crônicas 27.20</w:t>
+      </w:r>
+    </w:p>
+    <w:p>
+      <w:pPr>
+        <w:pStyle w:val="ListBullet"/>
+        <w:spacing w:line="240" w:lineRule="auto"/>
+        <w:ind w:left="720"/>
+      </w:pPr>
+      <w:r>
+        <w:rPr>
+          <w:lang w:val="pt_PT" w:bidi="pt_PT"/>
+        </w:rPr>
+      </w:r>
+      <w:r>
+        <w:rPr>
+          <w:lang w:val="pt_PT" w:bidi="pt_PT"/>
+        </w:rPr>
+        <w:t>2 Reis 15.30</w:t>
+      </w:r>
+    </w:p>
+    <w:p>
+      <w:pPr>
+        <w:pStyle w:val="ListBullet"/>
+        <w:spacing w:line="240" w:lineRule="auto"/>
+        <w:ind w:left="720"/>
+      </w:pPr>
+      <w:r>
+        <w:rPr>
+          <w:lang w:val="pt_PT" w:bidi="pt_PT"/>
+        </w:rPr>
+      </w:r>
+      <w:r>
+        <w:rPr>
+          <w:lang w:val="pt_PT" w:bidi="pt_PT"/>
+        </w:rPr>
+        <w:t>2 Reis 17.3</w:t>
+      </w:r>
+    </w:p>
+    <w:p>
+      <w:pPr>
+        <w:pStyle w:val="ListBullet"/>
+        <w:spacing w:line="240" w:lineRule="auto"/>
+        <w:ind w:left="720"/>
+      </w:pPr>
+      <w:r>
+        <w:rPr>
+          <w:lang w:val="pt_PT" w:bidi="pt_PT"/>
+        </w:rPr>
+      </w:r>
+      <w:r>
+        <w:rPr>
+          <w:lang w:val="pt_PT" w:bidi="pt_PT"/>
+        </w:rPr>
+        <w:t>2 Reis 18.1</w:t>
+      </w:r>
+    </w:p>
+    <w:p>
+      <w:pPr>
+        <w:pStyle w:val="ListBullet"/>
+        <w:spacing w:line="240" w:lineRule="auto"/>
+        <w:ind w:left="720"/>
+      </w:pPr>
+      <w:r>
+        <w:rPr>
+          <w:lang w:val="pt_PT" w:bidi="pt_PT"/>
+        </w:rPr>
+      </w:r>
+      <w:r>
+        <w:rPr>
+          <w:lang w:val="pt_PT" w:bidi="pt_PT"/>
+        </w:rPr>
+        <w:t>2 Reis 18.9</w:t>
+      </w:r>
     </w:p>
     <w:p>
       <w:pPr>
@@ -8849,114 +8315,84 @@
           <w:lang w:val="pt_PT" w:bidi="pt_PT"/>
         </w:rPr>
       </w:r>
-      <w:hyperlink r:id="rId100">
-        <w:r>
-          <w:rPr>
-            <w:lang w:val="pt_PT" w:bidi="pt_PT"/>
-          </w:rPr>
-          <w:rPr>
-            <w:color w:val="0000EE"/>
-            <w:u w:val="single"/>
-          </w:rPr>
-          <w:t>1 Pedro 1.7</w:t>
-        </w:r>
-      </w:hyperlink>
-    </w:p>
-    <w:p>
-      <w:pPr>
-        <w:pStyle w:val="ListBullet"/>
-        <w:spacing w:line="240" w:lineRule="auto"/>
-        <w:ind w:left="720"/>
-      </w:pPr>
-      <w:r>
-        <w:rPr>
-          <w:lang w:val="pt_PT" w:bidi="pt_PT"/>
-        </w:rPr>
-      </w:r>
-      <w:hyperlink r:id="rId101">
-        <w:r>
-          <w:rPr>
-            <w:lang w:val="pt_PT" w:bidi="pt_PT"/>
-          </w:rPr>
-          <w:rPr>
-            <w:color w:val="0000EE"/>
-            <w:u w:val="single"/>
-          </w:rPr>
-          <w:t>1 Timóteo 2.8–10</w:t>
-        </w:r>
-      </w:hyperlink>
-    </w:p>
-    <w:p>
-      <w:pPr>
-        <w:pStyle w:val="ListBullet"/>
-        <w:spacing w:line="240" w:lineRule="auto"/>
-        <w:ind w:left="720"/>
-      </w:pPr>
-      <w:r>
-        <w:rPr>
-          <w:lang w:val="pt_PT" w:bidi="pt_PT"/>
-        </w:rPr>
-      </w:r>
-      <w:hyperlink r:id="rId102">
-        <w:r>
-          <w:rPr>
-            <w:lang w:val="pt_PT" w:bidi="pt_PT"/>
-          </w:rPr>
-          <w:rPr>
-            <w:color w:val="0000EE"/>
-            <w:u w:val="single"/>
-          </w:rPr>
-          <w:t>2 Crônicas 1.15</w:t>
-        </w:r>
-      </w:hyperlink>
-    </w:p>
-    <w:p>
-      <w:pPr>
-        <w:pStyle w:val="ListBullet"/>
-        <w:spacing w:line="240" w:lineRule="auto"/>
-        <w:ind w:left="720"/>
-      </w:pPr>
-      <w:r>
-        <w:rPr>
-          <w:lang w:val="pt_PT" w:bidi="pt_PT"/>
-        </w:rPr>
-      </w:r>
-      <w:hyperlink r:id="rId103">
-        <w:r>
-          <w:rPr>
-            <w:lang w:val="pt_PT" w:bidi="pt_PT"/>
-          </w:rPr>
-          <w:rPr>
-            <w:color w:val="0000EE"/>
-            <w:u w:val="single"/>
-          </w:rPr>
-          <w:t>Atos 3.6</w:t>
-        </w:r>
-      </w:hyperlink>
-    </w:p>
-    <w:p>
-      <w:pPr>
-        <w:pStyle w:val="ListBullet"/>
-        <w:spacing w:line="240" w:lineRule="auto"/>
-        <w:ind w:left="720"/>
-      </w:pPr>
-      <w:r>
-        <w:rPr>
-          <w:lang w:val="pt_PT" w:bidi="pt_PT"/>
-        </w:rPr>
-      </w:r>
-      <w:hyperlink r:id="rId104">
-        <w:r>
-          <w:rPr>
-            <w:lang w:val="pt_PT" w:bidi="pt_PT"/>
-          </w:rPr>
-          <w:rPr>
-            <w:color w:val="0000EE"/>
-            <w:u w:val="single"/>
-          </w:rPr>
-          <w:t>Daniel 2.32</w:t>
-        </w:r>
-      </w:hyperlink>
+      <w:r>
+        <w:rPr>
+          <w:lang w:val="pt_PT" w:bidi="pt_PT"/>
+        </w:rPr>
+        <w:t>1 Pedro 1.7</w:t>
+      </w:r>
+    </w:p>
+    <w:p>
+      <w:pPr>
+        <w:pStyle w:val="ListBullet"/>
+        <w:spacing w:line="240" w:lineRule="auto"/>
+        <w:ind w:left="720"/>
+      </w:pPr>
+      <w:r>
+        <w:rPr>
+          <w:lang w:val="pt_PT" w:bidi="pt_PT"/>
+        </w:rPr>
+      </w:r>
+      <w:r>
+        <w:rPr>
+          <w:lang w:val="pt_PT" w:bidi="pt_PT"/>
+        </w:rPr>
+        <w:t>1 Timóteo 2.8–10</w:t>
+      </w:r>
+    </w:p>
+    <w:p>
+      <w:pPr>
+        <w:pStyle w:val="ListBullet"/>
+        <w:spacing w:line="240" w:lineRule="auto"/>
+        <w:ind w:left="720"/>
+      </w:pPr>
+      <w:r>
+        <w:rPr>
+          <w:lang w:val="pt_PT" w:bidi="pt_PT"/>
+        </w:rPr>
+      </w:r>
+      <w:r>
+        <w:rPr>
+          <w:lang w:val="pt_PT" w:bidi="pt_PT"/>
+        </w:rPr>
+        <w:t>2 Crônicas 1.15</w:t>
+      </w:r>
+    </w:p>
+    <w:p>
+      <w:pPr>
+        <w:pStyle w:val="ListBullet"/>
+        <w:spacing w:line="240" w:lineRule="auto"/>
+        <w:ind w:left="720"/>
+      </w:pPr>
+      <w:r>
+        <w:rPr>
+          <w:lang w:val="pt_PT" w:bidi="pt_PT"/>
+        </w:rPr>
+      </w:r>
+      <w:r>
+        <w:rPr>
+          <w:lang w:val="pt_PT" w:bidi="pt_PT"/>
+        </w:rPr>
+        <w:t>Atos 3.6</w:t>
+      </w:r>
+    </w:p>
+    <w:p>
+      <w:pPr>
+        <w:pStyle w:val="ListBullet"/>
+        <w:spacing w:line="240" w:lineRule="auto"/>
+        <w:ind w:left="720"/>
+      </w:pPr>
+      <w:r>
+        <w:rPr>
+          <w:lang w:val="pt_PT" w:bidi="pt_PT"/>
+        </w:rPr>
+      </w:r>
+      <w:r>
+        <w:rPr>
+          <w:lang w:val="pt_PT" w:bidi="pt_PT"/>
+        </w:rPr>
+        <w:t>Daniel 2.32</w:t>
+      </w:r>
     </w:p>
     <w:p>
       <w:pPr>
@@ -9234,210 +8670,156 @@
           <w:lang w:val="pt_PT" w:bidi="pt_PT"/>
         </w:rPr>
       </w:r>
-      <w:hyperlink r:id="rId105">
-        <w:r>
-          <w:rPr>
-            <w:lang w:val="pt_PT" w:bidi="pt_PT"/>
-          </w:rPr>
-          <w:rPr>
-            <w:color w:val="0000EE"/>
-            <w:u w:val="single"/>
-          </w:rPr>
-          <w:t>Atos 8.32</w:t>
-        </w:r>
-      </w:hyperlink>
-    </w:p>
-    <w:p>
-      <w:pPr>
-        <w:pStyle w:val="ListBullet"/>
-        <w:spacing w:line="240" w:lineRule="auto"/>
-        <w:ind w:left="720"/>
-      </w:pPr>
-      <w:r>
-        <w:rPr>
-          <w:lang w:val="pt_PT" w:bidi="pt_PT"/>
-        </w:rPr>
-      </w:r>
-      <w:hyperlink r:id="rId106">
-        <w:r>
-          <w:rPr>
-            <w:lang w:val="pt_PT" w:bidi="pt_PT"/>
-          </w:rPr>
-          <w:rPr>
-            <w:color w:val="0000EE"/>
-            <w:u w:val="single"/>
-          </w:rPr>
-          <w:t>Gênesis 30.32</w:t>
-        </w:r>
-      </w:hyperlink>
-    </w:p>
-    <w:p>
-      <w:pPr>
-        <w:pStyle w:val="ListBullet"/>
-        <w:spacing w:line="240" w:lineRule="auto"/>
-        <w:ind w:left="720"/>
-      </w:pPr>
-      <w:r>
-        <w:rPr>
-          <w:lang w:val="pt_PT" w:bidi="pt_PT"/>
-        </w:rPr>
-      </w:r>
-      <w:hyperlink r:id="rId107">
-        <w:r>
-          <w:rPr>
-            <w:lang w:val="pt_PT" w:bidi="pt_PT"/>
-          </w:rPr>
-          <w:rPr>
-            <w:color w:val="0000EE"/>
-            <w:u w:val="single"/>
-          </w:rPr>
-          <w:t>João 2.14</w:t>
-        </w:r>
-      </w:hyperlink>
-    </w:p>
-    <w:p>
-      <w:pPr>
-        <w:pStyle w:val="ListBullet"/>
-        <w:spacing w:line="240" w:lineRule="auto"/>
-        <w:ind w:left="720"/>
-      </w:pPr>
-      <w:r>
-        <w:rPr>
-          <w:lang w:val="pt_PT" w:bidi="pt_PT"/>
-        </w:rPr>
-      </w:r>
-      <w:hyperlink r:id="rId108">
-        <w:r>
-          <w:rPr>
-            <w:lang w:val="pt_PT" w:bidi="pt_PT"/>
-          </w:rPr>
-          <w:rPr>
-            <w:color w:val="0000EE"/>
-            <w:u w:val="single"/>
-          </w:rPr>
-          <w:t>Lucas 15.5</w:t>
-        </w:r>
-      </w:hyperlink>
-    </w:p>
-    <w:p>
-      <w:pPr>
-        <w:pStyle w:val="ListBullet"/>
-        <w:spacing w:line="240" w:lineRule="auto"/>
-        <w:ind w:left="720"/>
-      </w:pPr>
-      <w:r>
-        <w:rPr>
-          <w:lang w:val="pt_PT" w:bidi="pt_PT"/>
-        </w:rPr>
-      </w:r>
-      <w:hyperlink r:id="rId109">
-        <w:r>
-          <w:rPr>
-            <w:lang w:val="pt_PT" w:bidi="pt_PT"/>
-          </w:rPr>
-          <w:rPr>
-            <w:color w:val="0000EE"/>
-            <w:u w:val="single"/>
-          </w:rPr>
-          <w:t>Marcos 6.34</w:t>
-        </w:r>
-      </w:hyperlink>
-    </w:p>
-    <w:p>
-      <w:pPr>
-        <w:pStyle w:val="ListBullet"/>
-        <w:spacing w:line="240" w:lineRule="auto"/>
-        <w:ind w:left="720"/>
-      </w:pPr>
-      <w:r>
-        <w:rPr>
-          <w:lang w:val="pt_PT" w:bidi="pt_PT"/>
-        </w:rPr>
-      </w:r>
-      <w:hyperlink r:id="rId110">
-        <w:r>
-          <w:rPr>
-            <w:lang w:val="pt_PT" w:bidi="pt_PT"/>
-          </w:rPr>
-          <w:rPr>
-            <w:color w:val="0000EE"/>
-            <w:u w:val="single"/>
-          </w:rPr>
-          <w:t>Mateus 9.36</w:t>
-        </w:r>
-      </w:hyperlink>
-    </w:p>
-    <w:p>
-      <w:pPr>
-        <w:pStyle w:val="ListBullet"/>
-        <w:spacing w:line="240" w:lineRule="auto"/>
-        <w:ind w:left="720"/>
-      </w:pPr>
-      <w:r>
-        <w:rPr>
-          <w:lang w:val="pt_PT" w:bidi="pt_PT"/>
-        </w:rPr>
-      </w:r>
-      <w:hyperlink r:id="rId111">
-        <w:r>
-          <w:rPr>
-            <w:lang w:val="pt_PT" w:bidi="pt_PT"/>
-          </w:rPr>
-          <w:rPr>
-            <w:color w:val="0000EE"/>
-            <w:u w:val="single"/>
-          </w:rPr>
-          <w:t>Mateus 10.6</w:t>
-        </w:r>
-      </w:hyperlink>
-    </w:p>
-    <w:p>
-      <w:pPr>
-        <w:pStyle w:val="ListBullet"/>
-        <w:spacing w:line="240" w:lineRule="auto"/>
-        <w:ind w:left="720"/>
-      </w:pPr>
-      <w:r>
-        <w:rPr>
-          <w:lang w:val="pt_PT" w:bidi="pt_PT"/>
-        </w:rPr>
-      </w:r>
-      <w:hyperlink r:id="rId112">
-        <w:r>
-          <w:rPr>
-            <w:lang w:val="pt_PT" w:bidi="pt_PT"/>
-          </w:rPr>
-          <w:rPr>
-            <w:color w:val="0000EE"/>
-            <w:u w:val="single"/>
-          </w:rPr>
-          <w:t>Mateus 12.12</w:t>
-        </w:r>
-      </w:hyperlink>
-    </w:p>
-    <w:p>
-      <w:pPr>
-        <w:pStyle w:val="ListBullet"/>
-        <w:spacing w:line="240" w:lineRule="auto"/>
-        <w:ind w:left="720"/>
-      </w:pPr>
-      <w:r>
-        <w:rPr>
-          <w:lang w:val="pt_PT" w:bidi="pt_PT"/>
-        </w:rPr>
-      </w:r>
-      <w:hyperlink r:id="rId113">
-        <w:r>
-          <w:rPr>
-            <w:lang w:val="pt_PT" w:bidi="pt_PT"/>
-          </w:rPr>
-          <w:rPr>
-            <w:color w:val="0000EE"/>
-            <w:u w:val="single"/>
-          </w:rPr>
-          <w:t>Mateus 25.33</w:t>
-        </w:r>
-      </w:hyperlink>
+      <w:r>
+        <w:rPr>
+          <w:lang w:val="pt_PT" w:bidi="pt_PT"/>
+        </w:rPr>
+        <w:t>Atos 8.32</w:t>
+      </w:r>
+    </w:p>
+    <w:p>
+      <w:pPr>
+        <w:pStyle w:val="ListBullet"/>
+        <w:spacing w:line="240" w:lineRule="auto"/>
+        <w:ind w:left="720"/>
+      </w:pPr>
+      <w:r>
+        <w:rPr>
+          <w:lang w:val="pt_PT" w:bidi="pt_PT"/>
+        </w:rPr>
+      </w:r>
+      <w:r>
+        <w:rPr>
+          <w:lang w:val="pt_PT" w:bidi="pt_PT"/>
+        </w:rPr>
+        <w:t>Gênesis 30.32</w:t>
+      </w:r>
+    </w:p>
+    <w:p>
+      <w:pPr>
+        <w:pStyle w:val="ListBullet"/>
+        <w:spacing w:line="240" w:lineRule="auto"/>
+        <w:ind w:left="720"/>
+      </w:pPr>
+      <w:r>
+        <w:rPr>
+          <w:lang w:val="pt_PT" w:bidi="pt_PT"/>
+        </w:rPr>
+      </w:r>
+      <w:r>
+        <w:rPr>
+          <w:lang w:val="pt_PT" w:bidi="pt_PT"/>
+        </w:rPr>
+        <w:t>João 2.14</w:t>
+      </w:r>
+    </w:p>
+    <w:p>
+      <w:pPr>
+        <w:pStyle w:val="ListBullet"/>
+        <w:spacing w:line="240" w:lineRule="auto"/>
+        <w:ind w:left="720"/>
+      </w:pPr>
+      <w:r>
+        <w:rPr>
+          <w:lang w:val="pt_PT" w:bidi="pt_PT"/>
+        </w:rPr>
+      </w:r>
+      <w:r>
+        <w:rPr>
+          <w:lang w:val="pt_PT" w:bidi="pt_PT"/>
+        </w:rPr>
+        <w:t>Lucas 15.5</w:t>
+      </w:r>
+    </w:p>
+    <w:p>
+      <w:pPr>
+        <w:pStyle w:val="ListBullet"/>
+        <w:spacing w:line="240" w:lineRule="auto"/>
+        <w:ind w:left="720"/>
+      </w:pPr>
+      <w:r>
+        <w:rPr>
+          <w:lang w:val="pt_PT" w:bidi="pt_PT"/>
+        </w:rPr>
+      </w:r>
+      <w:r>
+        <w:rPr>
+          <w:lang w:val="pt_PT" w:bidi="pt_PT"/>
+        </w:rPr>
+        <w:t>Marcos 6.34</w:t>
+      </w:r>
+    </w:p>
+    <w:p>
+      <w:pPr>
+        <w:pStyle w:val="ListBullet"/>
+        <w:spacing w:line="240" w:lineRule="auto"/>
+        <w:ind w:left="720"/>
+      </w:pPr>
+      <w:r>
+        <w:rPr>
+          <w:lang w:val="pt_PT" w:bidi="pt_PT"/>
+        </w:rPr>
+      </w:r>
+      <w:r>
+        <w:rPr>
+          <w:lang w:val="pt_PT" w:bidi="pt_PT"/>
+        </w:rPr>
+        <w:t>Mateus 9.36</w:t>
+      </w:r>
+    </w:p>
+    <w:p>
+      <w:pPr>
+        <w:pStyle w:val="ListBullet"/>
+        <w:spacing w:line="240" w:lineRule="auto"/>
+        <w:ind w:left="720"/>
+      </w:pPr>
+      <w:r>
+        <w:rPr>
+          <w:lang w:val="pt_PT" w:bidi="pt_PT"/>
+        </w:rPr>
+      </w:r>
+      <w:r>
+        <w:rPr>
+          <w:lang w:val="pt_PT" w:bidi="pt_PT"/>
+        </w:rPr>
+        <w:t>Mateus 10.6</w:t>
+      </w:r>
+    </w:p>
+    <w:p>
+      <w:pPr>
+        <w:pStyle w:val="ListBullet"/>
+        <w:spacing w:line="240" w:lineRule="auto"/>
+        <w:ind w:left="720"/>
+      </w:pPr>
+      <w:r>
+        <w:rPr>
+          <w:lang w:val="pt_PT" w:bidi="pt_PT"/>
+        </w:rPr>
+      </w:r>
+      <w:r>
+        <w:rPr>
+          <w:lang w:val="pt_PT" w:bidi="pt_PT"/>
+        </w:rPr>
+        <w:t>Mateus 12.12</w:t>
+      </w:r>
+    </w:p>
+    <w:p>
+      <w:pPr>
+        <w:pStyle w:val="ListBullet"/>
+        <w:spacing w:line="240" w:lineRule="auto"/>
+        <w:ind w:left="720"/>
+      </w:pPr>
+      <w:r>
+        <w:rPr>
+          <w:lang w:val="pt_PT" w:bidi="pt_PT"/>
+        </w:rPr>
+      </w:r>
+      <w:r>
+        <w:rPr>
+          <w:lang w:val="pt_PT" w:bidi="pt_PT"/>
+        </w:rPr>
+        <w:t>Mateus 25.33</w:t>
+      </w:r>
     </w:p>
     <w:p>
       <w:pPr>

--- a/por/docx/015.content.docx
+++ b/por/docx/015.content.docx
@@ -2244,13 +2244,360 @@
         <w:rPr>
           <w:lang w:val="pt_PT" w:bidi="pt_PT"/>
         </w:rPr>
+        <w:t>, voto)</w:t>
+      </w:r>
+    </w:p>
+    <w:p>
+      <w:pPr>
+        <w:pStyle w:val="Heading3"/>
+      </w:pPr>
+      <w:r>
+        <w:rPr>
+          <w:lang w:val="pt_PT" w:bidi="pt_PT"/>
+        </w:rPr>
+        <w:t>Referências Bíblicas:</w:t>
+      </w:r>
+    </w:p>
+    <w:p>
+      <w:pPr>
+        <w:pStyle w:val="ListBullet"/>
+        <w:spacing w:line="240" w:lineRule="auto"/>
+        <w:ind w:left="720"/>
+      </w:pPr>
+      <w:r>
+        <w:rPr>
+          <w:lang w:val="pt_PT" w:bidi="pt_PT"/>
+        </w:rPr>
+      </w:r>
+      <w:r>
+        <w:rPr>
+          <w:lang w:val="pt_PT" w:bidi="pt_PT"/>
+        </w:rPr>
+        <w:t>1 Crônicas 21.25–27</w:t>
+      </w:r>
+    </w:p>
+    <w:p>
+      <w:pPr>
+        <w:pStyle w:val="ListBullet"/>
+        <w:spacing w:line="240" w:lineRule="auto"/>
+        <w:ind w:left="720"/>
+      </w:pPr>
+      <w:r>
+        <w:rPr>
+          <w:lang w:val="pt_PT" w:bidi="pt_PT"/>
+        </w:rPr>
+      </w:r>
+      <w:r>
+        <w:rPr>
+          <w:lang w:val="pt_PT" w:bidi="pt_PT"/>
+        </w:rPr>
+        <w:t>2 Crônicas 29.35</w:t>
+      </w:r>
+    </w:p>
+    <w:p>
+      <w:pPr>
+        <w:pStyle w:val="ListBullet"/>
+        <w:spacing w:line="240" w:lineRule="auto"/>
+        <w:ind w:left="720"/>
+      </w:pPr>
+      <w:r>
+        <w:rPr>
+          <w:lang w:val="pt_PT" w:bidi="pt_PT"/>
+        </w:rPr>
+      </w:r>
+      <w:r>
+        <w:rPr>
+          <w:lang w:val="pt_PT" w:bidi="pt_PT"/>
+        </w:rPr>
+        <w:t>Êxodo 24.5–6</w:t>
+      </w:r>
+    </w:p>
+    <w:p>
+      <w:pPr>
+        <w:pStyle w:val="ListBullet"/>
+        <w:spacing w:line="240" w:lineRule="auto"/>
+        <w:ind w:left="720"/>
+      </w:pPr>
+      <w:r>
+        <w:rPr>
+          <w:lang w:val="pt_PT" w:bidi="pt_PT"/>
+        </w:rPr>
+      </w:r>
+      <w:r>
+        <w:rPr>
+          <w:lang w:val="pt_PT" w:bidi="pt_PT"/>
+        </w:rPr>
+        <w:t>Levítico 3.3–5</w:t>
+      </w:r>
+    </w:p>
+    <w:p>
+      <w:pPr>
+        <w:pStyle w:val="ListBullet"/>
+        <w:spacing w:line="240" w:lineRule="auto"/>
+        <w:ind w:left="720"/>
+      </w:pPr>
+      <w:r>
+        <w:rPr>
+          <w:lang w:val="pt_PT" w:bidi="pt_PT"/>
+        </w:rPr>
+      </w:r>
+      <w:r>
+        <w:rPr>
+          <w:lang w:val="pt_PT" w:bidi="pt_PT"/>
+        </w:rPr>
+        <w:t>Números 6.13–15</w:t>
+      </w:r>
+    </w:p>
+    <w:p>
+      <w:pPr>
+        <w:pStyle w:val="Heading3"/>
+      </w:pPr>
+      <w:r>
+        <w:rPr>
+          <w:lang w:val="pt_PT" w:bidi="pt_PT"/>
+        </w:rPr>
+        <w:t>Dados da Palavra:</w:t>
+      </w:r>
+    </w:p>
+    <w:p>
+      <w:pPr>
+        <w:pStyle w:val="ListBullet"/>
+        <w:spacing w:line="240" w:lineRule="auto"/>
+        <w:ind w:left="720"/>
+      </w:pPr>
+      <w:r>
+        <w:rPr>
+          <w:lang w:val="pt_PT" w:bidi="pt_PT"/>
+        </w:rPr>
+      </w:r>
+      <w:r>
+        <w:rPr>
+          <w:lang w:val="pt_PT" w:bidi="pt_PT"/>
+        </w:rPr>
+        <w:t>Strong’s: H8002</w:t>
+      </w:r>
+      <w:r>
+        <w:rPr>
+          <w:lang w:val="pt_PT" w:bidi="pt_PT"/>
+        </w:rPr>
+      </w:r>
+      <w:r>
+        <w:rPr>
+          <w:lang w:val="pt_PT" w:bidi="pt_PT"/>
+        </w:rPr>
+      </w:r>
+    </w:p>
+    <w:p>
+      <w:pPr/>
+      <w:r>
+        <w:rPr>
+          <w:lang w:val="pt_PT" w:bidi="pt_PT"/>
+        </w:rPr>
+      </w:r>
+    </w:p>
+    <w:p>
+      <w:pPr>
+        <w:pStyle w:val="Heading2"/>
+      </w:pPr>
+      <w:r>
+        <w:rPr>
+          <w:lang w:val="pt_PT" w:bidi="pt_PT"/>
+        </w:rPr>
+        <w:t>Oferta de Paz</w:t>
+      </w:r>
+      <w:r>
+        <w:rPr>
+          <w:lang w:val="pt_PT" w:bidi="pt_PT"/>
+        </w:rPr>
+      </w:r>
+    </w:p>
+    <w:p>
+      <w:pPr>
+        <w:pStyle w:val="Heading3"/>
+      </w:pPr>
+      <w:r>
+        <w:rPr>
+          <w:lang w:val="pt_PT" w:bidi="pt_PT"/>
+        </w:rPr>
+        <w:t>Fatos:</w:t>
+      </w:r>
+    </w:p>
+    <w:p>
+      <w:pPr/>
+      <w:r>
+        <w:rPr>
+          <w:lang w:val="pt_PT" w:bidi="pt_PT"/>
+        </w:rPr>
+      </w:r>
+      <w:r>
+        <w:rPr>
+          <w:lang w:val="pt_PT" w:bidi="pt_PT"/>
+        </w:rPr>
+        <w:t>Uma "oferta de paz" era uma das várias ofertas sacrificiais que Deus ordenou aos israelitas que fizessem. Às vezes é chamada de "oferta de ação de graças" ou "oferta de comunhão".</w:t>
+      </w:r>
+    </w:p>
+    <w:p>
+      <w:pPr>
+        <w:pStyle w:val="ListBullet"/>
+        <w:spacing w:line="240" w:lineRule="auto"/>
+        <w:ind w:left="720"/>
+      </w:pPr>
+      <w:r>
+        <w:rPr>
+          <w:lang w:val="pt_PT" w:bidi="pt_PT"/>
+        </w:rPr>
+      </w:r>
+      <w:r>
+        <w:rPr>
+          <w:lang w:val="pt_PT" w:bidi="pt_PT"/>
+        </w:rPr>
+        <w:t>Esta oferta envolvia sacrificar um animal sem defeitos, aspergir o sangue do animal no altar e queimar a gordura do animal, bem como o restante do animal, separadamente.</w:t>
+      </w:r>
+    </w:p>
+    <w:p>
+      <w:pPr>
+        <w:pStyle w:val="ListBullet"/>
+        <w:spacing w:line="240" w:lineRule="auto"/>
+        <w:ind w:left="720"/>
+      </w:pPr>
+      <w:r>
+        <w:rPr>
+          <w:lang w:val="pt_PT" w:bidi="pt_PT"/>
+        </w:rPr>
+      </w:r>
+      <w:r>
+        <w:rPr>
+          <w:lang w:val="pt_PT" w:bidi="pt_PT"/>
+        </w:rPr>
+        <w:t>Adicionado a este sacrifício estava uma oferta de pão sem fermento e pão com fermento, que era queimado em cima da oferta queimada.</w:t>
+      </w:r>
+    </w:p>
+    <w:p>
+      <w:pPr>
+        <w:pStyle w:val="ListBullet"/>
+        <w:spacing w:line="240" w:lineRule="auto"/>
+        <w:ind w:left="720"/>
+      </w:pPr>
+      <w:r>
+        <w:rPr>
+          <w:lang w:val="pt_PT" w:bidi="pt_PT"/>
+        </w:rPr>
+      </w:r>
+      <w:r>
+        <w:rPr>
+          <w:lang w:val="pt_PT" w:bidi="pt_PT"/>
+        </w:rPr>
+        <w:t>O sacerdote e aquele que oferecia o sacrifício podiam compartilhar a comida que era oferecida.</w:t>
+      </w:r>
+    </w:p>
+    <w:p>
+      <w:pPr>
+        <w:pStyle w:val="ListBullet"/>
+        <w:spacing w:line="240" w:lineRule="auto"/>
+        <w:ind w:left="720"/>
+      </w:pPr>
+      <w:r>
+        <w:rPr>
+          <w:lang w:val="pt_PT" w:bidi="pt_PT"/>
+        </w:rPr>
+      </w:r>
+      <w:r>
+        <w:rPr>
+          <w:lang w:val="pt_PT" w:bidi="pt_PT"/>
+        </w:rPr>
+        <w:t>Esta oferta simboliza a comunhão de Deus com seu povo.</w:t>
+      </w:r>
+    </w:p>
+    <w:p>
+      <w:pPr/>
+      <w:r>
+        <w:rPr>
+          <w:lang w:val="pt_PT" w:bidi="pt_PT"/>
+        </w:rPr>
+      </w:r>
+      <w:r>
+        <w:rPr>
+          <w:lang w:val="pt_PT" w:bidi="pt_PT"/>
+        </w:rPr>
+        <w:t xml:space="preserve">(Veja também: </w:t>
+      </w:r>
+      <w:r>
+        <w:rPr>
+          <w:lang w:val="pt_PT" w:bidi="pt_PT"/>
+        </w:rPr>
+        <w:t>holocausto</w:t>
+      </w:r>
+      <w:r>
+        <w:rPr>
+          <w:lang w:val="pt_PT" w:bidi="pt_PT"/>
+        </w:rPr>
         <w:t xml:space="preserve">, </w:t>
       </w:r>
       <w:r>
         <w:rPr>
           <w:lang w:val="pt_PT" w:bidi="pt_PT"/>
         </w:rPr>
-        <w:t>voto</w:t>
+        <w:t>comunhão</w:t>
+      </w:r>
+      <w:r>
+        <w:rPr>
+          <w:lang w:val="pt_PT" w:bidi="pt_PT"/>
+        </w:rPr>
+        <w:t xml:space="preserve">, </w:t>
+      </w:r>
+      <w:r>
+        <w:rPr>
+          <w:lang w:val="pt_PT" w:bidi="pt_PT"/>
+        </w:rPr>
+        <w:t>oferta de comunhão</w:t>
+      </w:r>
+      <w:r>
+        <w:rPr>
+          <w:lang w:val="pt_PT" w:bidi="pt_PT"/>
+        </w:rPr>
+        <w:t xml:space="preserve">, </w:t>
+      </w:r>
+      <w:r>
+        <w:rPr>
+          <w:lang w:val="pt_PT" w:bidi="pt_PT"/>
+        </w:rPr>
+        <w:t>oferta de grão</w:t>
+      </w:r>
+      <w:r>
+        <w:rPr>
+          <w:lang w:val="pt_PT" w:bidi="pt_PT"/>
+        </w:rPr>
+        <w:t xml:space="preserve">, </w:t>
+      </w:r>
+      <w:r>
+        <w:rPr>
+          <w:lang w:val="pt_PT" w:bidi="pt_PT"/>
+        </w:rPr>
+        <w:t>sacerdote</w:t>
+      </w:r>
+      <w:r>
+        <w:rPr>
+          <w:lang w:val="pt_PT" w:bidi="pt_PT"/>
+        </w:rPr>
+        <w:t xml:space="preserve">, </w:t>
+      </w:r>
+      <w:r>
+        <w:rPr>
+          <w:lang w:val="pt_PT" w:bidi="pt_PT"/>
+        </w:rPr>
+        <w:t>sacrifício</w:t>
+      </w:r>
+      <w:r>
+        <w:rPr>
+          <w:lang w:val="pt_PT" w:bidi="pt_PT"/>
+        </w:rPr>
+        <w:t xml:space="preserve">, </w:t>
+      </w:r>
+      <w:r>
+        <w:rPr>
+          <w:lang w:val="pt_PT" w:bidi="pt_PT"/>
+        </w:rPr>
+        <w:t>pão ázimo</w:t>
       </w:r>
       <w:r>
         <w:rPr>
@@ -2285,79 +2632,79 @@
         <w:rPr>
           <w:lang w:val="pt_PT" w:bidi="pt_PT"/>
         </w:rPr>
-        <w:t>1 Crônicas 21.25–27</w:t>
-      </w:r>
-    </w:p>
-    <w:p>
-      <w:pPr>
-        <w:pStyle w:val="ListBullet"/>
-        <w:spacing w:line="240" w:lineRule="auto"/>
-        <w:ind w:left="720"/>
-      </w:pPr>
-      <w:r>
-        <w:rPr>
-          <w:lang w:val="pt_PT" w:bidi="pt_PT"/>
-        </w:rPr>
-      </w:r>
-      <w:r>
-        <w:rPr>
-          <w:lang w:val="pt_PT" w:bidi="pt_PT"/>
-        </w:rPr>
-        <w:t>2 Crônicas 29.35</w:t>
-      </w:r>
-    </w:p>
-    <w:p>
-      <w:pPr>
-        <w:pStyle w:val="ListBullet"/>
-        <w:spacing w:line="240" w:lineRule="auto"/>
-        <w:ind w:left="720"/>
-      </w:pPr>
-      <w:r>
-        <w:rPr>
-          <w:lang w:val="pt_PT" w:bidi="pt_PT"/>
-        </w:rPr>
-      </w:r>
-      <w:r>
-        <w:rPr>
-          <w:lang w:val="pt_PT" w:bidi="pt_PT"/>
-        </w:rPr>
-        <w:t>Êxodo 24.5–6</w:t>
-      </w:r>
-    </w:p>
-    <w:p>
-      <w:pPr>
-        <w:pStyle w:val="ListBullet"/>
-        <w:spacing w:line="240" w:lineRule="auto"/>
-        <w:ind w:left="720"/>
-      </w:pPr>
-      <w:r>
-        <w:rPr>
-          <w:lang w:val="pt_PT" w:bidi="pt_PT"/>
-        </w:rPr>
-      </w:r>
-      <w:r>
-        <w:rPr>
-          <w:lang w:val="pt_PT" w:bidi="pt_PT"/>
-        </w:rPr>
-        <w:t>Levítico 3.3–5</w:t>
-      </w:r>
-    </w:p>
-    <w:p>
-      <w:pPr>
-        <w:pStyle w:val="ListBullet"/>
-        <w:spacing w:line="240" w:lineRule="auto"/>
-        <w:ind w:left="720"/>
-      </w:pPr>
-      <w:r>
-        <w:rPr>
-          <w:lang w:val="pt_PT" w:bidi="pt_PT"/>
-        </w:rPr>
-      </w:r>
-      <w:r>
-        <w:rPr>
-          <w:lang w:val="pt_PT" w:bidi="pt_PT"/>
-        </w:rPr>
-        <w:t>Números 6.13–15</w:t>
+        <w:t>1 Samuel 13.8–10</w:t>
+      </w:r>
+    </w:p>
+    <w:p>
+      <w:pPr>
+        <w:pStyle w:val="ListBullet"/>
+        <w:spacing w:line="240" w:lineRule="auto"/>
+        <w:ind w:left="720"/>
+      </w:pPr>
+      <w:r>
+        <w:rPr>
+          <w:lang w:val="pt_PT" w:bidi="pt_PT"/>
+        </w:rPr>
+      </w:r>
+      <w:r>
+        <w:rPr>
+          <w:lang w:val="pt_PT" w:bidi="pt_PT"/>
+        </w:rPr>
+        <w:t>Ezequiel 45.16–17</w:t>
+      </w:r>
+    </w:p>
+    <w:p>
+      <w:pPr>
+        <w:pStyle w:val="ListBullet"/>
+        <w:spacing w:line="240" w:lineRule="auto"/>
+        <w:ind w:left="720"/>
+      </w:pPr>
+      <w:r>
+        <w:rPr>
+          <w:lang w:val="pt_PT" w:bidi="pt_PT"/>
+        </w:rPr>
+      </w:r>
+      <w:r>
+        <w:rPr>
+          <w:lang w:val="pt_PT" w:bidi="pt_PT"/>
+        </w:rPr>
+        <w:t>Josué 8.30–32</w:t>
+      </w:r>
+    </w:p>
+    <w:p>
+      <w:pPr>
+        <w:pStyle w:val="ListBullet"/>
+        <w:spacing w:line="240" w:lineRule="auto"/>
+        <w:ind w:left="720"/>
+      </w:pPr>
+      <w:r>
+        <w:rPr>
+          <w:lang w:val="pt_PT" w:bidi="pt_PT"/>
+        </w:rPr>
+      </w:r>
+      <w:r>
+        <w:rPr>
+          <w:lang w:val="pt_PT" w:bidi="pt_PT"/>
+        </w:rPr>
+        <w:t>Levítico 9.3–5</w:t>
+      </w:r>
+    </w:p>
+    <w:p>
+      <w:pPr>
+        <w:pStyle w:val="ListBullet"/>
+        <w:spacing w:line="240" w:lineRule="auto"/>
+        <w:ind w:left="720"/>
+      </w:pPr>
+      <w:r>
+        <w:rPr>
+          <w:lang w:val="pt_PT" w:bidi="pt_PT"/>
+        </w:rPr>
+      </w:r>
+      <w:r>
+        <w:rPr>
+          <w:lang w:val="pt_PT" w:bidi="pt_PT"/>
+        </w:rPr>
+        <w:t>Provérbios 7.13–15</w:t>
       </w:r>
     </w:p>
     <w:p>
@@ -2415,7 +2762,7 @@
         <w:rPr>
           <w:lang w:val="pt_PT" w:bidi="pt_PT"/>
         </w:rPr>
-        <w:t>Oferta de Paz</w:t>
+        <w:t>Oferta memorial</w:t>
       </w:r>
       <w:r>
         <w:rPr>
@@ -2431,6 +2778,1295 @@
         <w:rPr>
           <w:lang w:val="pt_PT" w:bidi="pt_PT"/>
         </w:rPr>
+        <w:t>Definição:</w:t>
+      </w:r>
+    </w:p>
+    <w:p>
+      <w:pPr/>
+      <w:r>
+        <w:rPr>
+          <w:lang w:val="pt_PT" w:bidi="pt_PT"/>
+        </w:rPr>
+      </w:r>
+      <w:r>
+        <w:rPr>
+          <w:lang w:val="pt_PT" w:bidi="pt_PT"/>
+        </w:rPr>
+        <w:t>O termo “memorial” refere-se a uma ação ou objeto que faz com que alguém ou algo seja lembrado.</w:t>
+      </w:r>
+    </w:p>
+    <w:p>
+      <w:pPr>
+        <w:pStyle w:val="ListBullet"/>
+        <w:spacing w:line="240" w:lineRule="auto"/>
+        <w:ind w:left="720"/>
+      </w:pPr>
+      <w:r>
+        <w:rPr>
+          <w:lang w:val="pt_PT" w:bidi="pt_PT"/>
+        </w:rPr>
+      </w:r>
+      <w:r>
+        <w:rPr>
+          <w:lang w:val="pt_PT" w:bidi="pt_PT"/>
+        </w:rPr>
+        <w:t>Esta palavra também é usada como um adjetivo para descrever algo que é para lembrá-los de alguma coisa, como em uma “oferta memorial”, uma “porção memorial” de um sacrifício ou “pedras memoriais”.</w:t>
+      </w:r>
+    </w:p>
+    <w:p>
+      <w:pPr>
+        <w:pStyle w:val="ListBullet"/>
+        <w:spacing w:line="240" w:lineRule="auto"/>
+        <w:ind w:left="720"/>
+      </w:pPr>
+      <w:r>
+        <w:rPr>
+          <w:lang w:val="pt_PT" w:bidi="pt_PT"/>
+        </w:rPr>
+      </w:r>
+      <w:r>
+        <w:rPr>
+          <w:lang w:val="pt_PT" w:bidi="pt_PT"/>
+        </w:rPr>
+        <w:t>No Antigo Testamento, ofertas memoriais eram feitas para que os israelitas se lembrassem do que Deus havia feito por eles.</w:t>
+      </w:r>
+    </w:p>
+    <w:p>
+      <w:pPr>
+        <w:pStyle w:val="ListBullet"/>
+        <w:spacing w:line="240" w:lineRule="auto"/>
+        <w:ind w:left="720"/>
+      </w:pPr>
+      <w:r>
+        <w:rPr>
+          <w:lang w:val="pt_PT" w:bidi="pt_PT"/>
+        </w:rPr>
+      </w:r>
+      <w:r>
+        <w:rPr>
+          <w:lang w:val="pt_PT" w:bidi="pt_PT"/>
+        </w:rPr>
+        <w:t>Deus disse aos sacerdotes israelitas para usarem roupas especiais que tinham pedras memoriais. Essas pedras tinham os nomes das doze tribos de Israel gravados nelas. Talvez, estas eram para lembrá-los da fidelidade de Deus para com eles.</w:t>
+      </w:r>
+    </w:p>
+    <w:p>
+      <w:pPr>
+        <w:pStyle w:val="ListBullet"/>
+        <w:spacing w:line="240" w:lineRule="auto"/>
+        <w:ind w:left="720"/>
+      </w:pPr>
+      <w:r>
+        <w:rPr>
+          <w:lang w:val="pt_PT" w:bidi="pt_PT"/>
+        </w:rPr>
+      </w:r>
+      <w:r>
+        <w:rPr>
+          <w:lang w:val="pt_PT" w:bidi="pt_PT"/>
+        </w:rPr>
+        <w:t>No Novo Testamento, Deus honrou um homem chamado Cornélio por suas obras de caridade para os pobres. Essas obras foram ditas como um “memorial” diante de Deus.</w:t>
+      </w:r>
+    </w:p>
+    <w:p>
+      <w:pPr>
+        <w:pStyle w:val="Heading3"/>
+      </w:pPr>
+      <w:r>
+        <w:rPr>
+          <w:lang w:val="pt_PT" w:bidi="pt_PT"/>
+        </w:rPr>
+        <w:t>Sugestões de Tradução:</w:t>
+      </w:r>
+    </w:p>
+    <w:p>
+      <w:pPr>
+        <w:pStyle w:val="ListBullet"/>
+        <w:spacing w:line="240" w:lineRule="auto"/>
+        <w:ind w:left="720"/>
+      </w:pPr>
+      <w:r>
+        <w:rPr>
+          <w:lang w:val="pt_PT" w:bidi="pt_PT"/>
+        </w:rPr>
+      </w:r>
+      <w:r>
+        <w:rPr>
+          <w:lang w:val="pt_PT" w:bidi="pt_PT"/>
+        </w:rPr>
+        <w:t>Isso também poderia ser traduzido como “lembrança duradoura".</w:t>
+      </w:r>
+    </w:p>
+    <w:p>
+      <w:pPr>
+        <w:pStyle w:val="ListBullet"/>
+        <w:spacing w:line="240" w:lineRule="auto"/>
+        <w:ind w:left="720"/>
+      </w:pPr>
+      <w:r>
+        <w:rPr>
+          <w:lang w:val="pt_PT" w:bidi="pt_PT"/>
+        </w:rPr>
+      </w:r>
+      <w:r>
+        <w:rPr>
+          <w:lang w:val="pt_PT" w:bidi="pt_PT"/>
+        </w:rPr>
+        <w:t>Uma “pedra memorial” poderia ser traduzida como uma “pedra para lembrá-los (de alguma coisa)".</w:t>
+      </w:r>
+    </w:p>
+    <w:p>
+      <w:pPr>
+        <w:pStyle w:val="Heading3"/>
+      </w:pPr>
+      <w:r>
+        <w:rPr>
+          <w:lang w:val="pt_PT" w:bidi="pt_PT"/>
+        </w:rPr>
+        <w:t>Referências Bíblicas:</w:t>
+      </w:r>
+    </w:p>
+    <w:p>
+      <w:pPr>
+        <w:pStyle w:val="ListBullet"/>
+        <w:spacing w:line="240" w:lineRule="auto"/>
+        <w:ind w:left="720"/>
+      </w:pPr>
+      <w:r>
+        <w:rPr>
+          <w:lang w:val="pt_PT" w:bidi="pt_PT"/>
+        </w:rPr>
+      </w:r>
+      <w:r>
+        <w:rPr>
+          <w:lang w:val="pt_PT" w:bidi="pt_PT"/>
+        </w:rPr>
+        <w:t>Atos 10.4</w:t>
+      </w:r>
+    </w:p>
+    <w:p>
+      <w:pPr>
+        <w:pStyle w:val="ListBullet"/>
+        <w:spacing w:line="240" w:lineRule="auto"/>
+        <w:ind w:left="720"/>
+      </w:pPr>
+      <w:r>
+        <w:rPr>
+          <w:lang w:val="pt_PT" w:bidi="pt_PT"/>
+        </w:rPr>
+      </w:r>
+      <w:r>
+        <w:rPr>
+          <w:lang w:val="pt_PT" w:bidi="pt_PT"/>
+        </w:rPr>
+        <w:t>Êxodo 12.12–14</w:t>
+      </w:r>
+    </w:p>
+    <w:p>
+      <w:pPr>
+        <w:pStyle w:val="ListBullet"/>
+        <w:spacing w:line="240" w:lineRule="auto"/>
+        <w:ind w:left="720"/>
+      </w:pPr>
+      <w:r>
+        <w:rPr>
+          <w:lang w:val="pt_PT" w:bidi="pt_PT"/>
+        </w:rPr>
+      </w:r>
+      <w:r>
+        <w:rPr>
+          <w:lang w:val="pt_PT" w:bidi="pt_PT"/>
+        </w:rPr>
+        <w:t>Isaías 66.3</w:t>
+      </w:r>
+    </w:p>
+    <w:p>
+      <w:pPr>
+        <w:pStyle w:val="ListBullet"/>
+        <w:spacing w:line="240" w:lineRule="auto"/>
+        <w:ind w:left="720"/>
+      </w:pPr>
+      <w:r>
+        <w:rPr>
+          <w:lang w:val="pt_PT" w:bidi="pt_PT"/>
+        </w:rPr>
+      </w:r>
+      <w:r>
+        <w:rPr>
+          <w:lang w:val="pt_PT" w:bidi="pt_PT"/>
+        </w:rPr>
+        <w:t>Josué 4.6–7</w:t>
+      </w:r>
+    </w:p>
+    <w:p>
+      <w:pPr>
+        <w:pStyle w:val="ListBullet"/>
+        <w:spacing w:line="240" w:lineRule="auto"/>
+        <w:ind w:left="720"/>
+      </w:pPr>
+      <w:r>
+        <w:rPr>
+          <w:lang w:val="pt_PT" w:bidi="pt_PT"/>
+        </w:rPr>
+      </w:r>
+      <w:r>
+        <w:rPr>
+          <w:lang w:val="pt_PT" w:bidi="pt_PT"/>
+        </w:rPr>
+        <w:t>Levítico 23.23–25</w:t>
+      </w:r>
+    </w:p>
+    <w:p>
+      <w:pPr>
+        <w:pStyle w:val="Heading3"/>
+      </w:pPr>
+      <w:r>
+        <w:rPr>
+          <w:lang w:val="pt_PT" w:bidi="pt_PT"/>
+        </w:rPr>
+        <w:t>Dados da Palavra:</w:t>
+      </w:r>
+    </w:p>
+    <w:p>
+      <w:pPr>
+        <w:pStyle w:val="ListBullet"/>
+        <w:spacing w:line="240" w:lineRule="auto"/>
+        <w:ind w:left="720"/>
+      </w:pPr>
+      <w:r>
+        <w:rPr>
+          <w:lang w:val="pt_PT" w:bidi="pt_PT"/>
+        </w:rPr>
+      </w:r>
+      <w:r>
+        <w:rPr>
+          <w:lang w:val="pt_PT" w:bidi="pt_PT"/>
+        </w:rPr>
+        <w:t>Strong’s: H2142, H2146, G34220</w:t>
+      </w:r>
+      <w:r>
+        <w:rPr>
+          <w:lang w:val="pt_PT" w:bidi="pt_PT"/>
+        </w:rPr>
+      </w:r>
+      <w:r>
+        <w:rPr>
+          <w:lang w:val="pt_PT" w:bidi="pt_PT"/>
+        </w:rPr>
+      </w:r>
+    </w:p>
+    <w:p>
+      <w:pPr/>
+      <w:r>
+        <w:rPr>
+          <w:lang w:val="pt_PT" w:bidi="pt_PT"/>
+        </w:rPr>
+      </w:r>
+    </w:p>
+    <w:p>
+      <w:pPr>
+        <w:pStyle w:val="Heading2"/>
+      </w:pPr>
+      <w:r>
+        <w:rPr>
+          <w:lang w:val="pt_PT" w:bidi="pt_PT"/>
+        </w:rPr>
+        <w:t>Oferta pela culpa</w:t>
+      </w:r>
+      <w:r>
+        <w:rPr>
+          <w:lang w:val="pt_PT" w:bidi="pt_PT"/>
+        </w:rPr>
+      </w:r>
+    </w:p>
+    <w:p>
+      <w:pPr>
+        <w:pStyle w:val="Heading3"/>
+      </w:pPr>
+      <w:r>
+        <w:rPr>
+          <w:lang w:val="pt_PT" w:bidi="pt_PT"/>
+        </w:rPr>
+        <w:t>Definição:</w:t>
+      </w:r>
+    </w:p>
+    <w:p>
+      <w:pPr/>
+      <w:r>
+        <w:rPr>
+          <w:lang w:val="pt_PT" w:bidi="pt_PT"/>
+        </w:rPr>
+      </w:r>
+      <w:r>
+        <w:rPr>
+          <w:lang w:val="pt_PT" w:bidi="pt_PT"/>
+        </w:rPr>
+        <w:t>Uma oferta pela culpa era uma oferta ou sacrifício que Deus exigia que um israelita fizesse se ele tivesse acidentalmente feito algo errado, como desrespeitar Deus ou danificar a propriedade de outra pessoa.</w:t>
+      </w:r>
+    </w:p>
+    <w:p>
+      <w:pPr>
+        <w:pStyle w:val="ListBullet"/>
+        <w:spacing w:line="240" w:lineRule="auto"/>
+        <w:ind w:left="720"/>
+      </w:pPr>
+      <w:r>
+        <w:rPr>
+          <w:lang w:val="pt_PT" w:bidi="pt_PT"/>
+        </w:rPr>
+      </w:r>
+      <w:r>
+        <w:rPr>
+          <w:lang w:val="pt_PT" w:bidi="pt_PT"/>
+        </w:rPr>
+        <w:t>Essa oferta envolvia o sacrifício de um animal e o pagamento de uma multa, com dinheiro de prata ou ouro.</w:t>
+      </w:r>
+    </w:p>
+    <w:p>
+      <w:pPr>
+        <w:pStyle w:val="ListBullet"/>
+        <w:spacing w:line="240" w:lineRule="auto"/>
+        <w:ind w:left="720"/>
+      </w:pPr>
+      <w:r>
+        <w:rPr>
+          <w:lang w:val="pt_PT" w:bidi="pt_PT"/>
+        </w:rPr>
+      </w:r>
+      <w:r>
+        <w:rPr>
+          <w:lang w:val="pt_PT" w:bidi="pt_PT"/>
+        </w:rPr>
+        <w:t>Além disso, a pessoa culpada era responsável por pagar qualquer dano que tivesse sido causado.</w:t>
+      </w:r>
+    </w:p>
+    <w:p>
+      <w:pPr/>
+      <w:r>
+        <w:rPr>
+          <w:lang w:val="pt_PT" w:bidi="pt_PT"/>
+        </w:rPr>
+      </w:r>
+      <w:r>
+        <w:rPr>
+          <w:lang w:val="pt_PT" w:bidi="pt_PT"/>
+        </w:rPr>
+        <w:t xml:space="preserve">(Veja também: </w:t>
+      </w:r>
+      <w:r>
+        <w:rPr>
+          <w:lang w:val="pt_PT" w:bidi="pt_PT"/>
+        </w:rPr>
+        <w:t>holocausto</w:t>
+      </w:r>
+      <w:r>
+        <w:rPr>
+          <w:lang w:val="pt_PT" w:bidi="pt_PT"/>
+        </w:rPr>
+        <w:t xml:space="preserve">, </w:t>
+      </w:r>
+      <w:r>
+        <w:rPr>
+          <w:lang w:val="pt_PT" w:bidi="pt_PT"/>
+        </w:rPr>
+        <w:t>oferta de cereais</w:t>
+      </w:r>
+      <w:r>
+        <w:rPr>
+          <w:lang w:val="pt_PT" w:bidi="pt_PT"/>
+        </w:rPr>
+        <w:t xml:space="preserve">, </w:t>
+      </w:r>
+      <w:r>
+        <w:rPr>
+          <w:lang w:val="pt_PT" w:bidi="pt_PT"/>
+        </w:rPr>
+        <w:t>sacrifício</w:t>
+      </w:r>
+      <w:r>
+        <w:rPr>
+          <w:lang w:val="pt_PT" w:bidi="pt_PT"/>
+        </w:rPr>
+        <w:t xml:space="preserve">, </w:t>
+      </w:r>
+      <w:r>
+        <w:rPr>
+          <w:lang w:val="pt_PT" w:bidi="pt_PT"/>
+        </w:rPr>
+        <w:t>oferta pelo pecado</w:t>
+      </w:r>
+      <w:r>
+        <w:rPr>
+          <w:lang w:val="pt_PT" w:bidi="pt_PT"/>
+        </w:rPr>
+        <w:t>)</w:t>
+      </w:r>
+    </w:p>
+    <w:p>
+      <w:pPr>
+        <w:pStyle w:val="Heading3"/>
+      </w:pPr>
+      <w:r>
+        <w:rPr>
+          <w:lang w:val="pt_PT" w:bidi="pt_PT"/>
+        </w:rPr>
+        <w:t>Referências Bíblicas:</w:t>
+      </w:r>
+    </w:p>
+    <w:p>
+      <w:pPr>
+        <w:pStyle w:val="ListBullet"/>
+        <w:spacing w:line="240" w:lineRule="auto"/>
+        <w:ind w:left="720"/>
+      </w:pPr>
+      <w:r>
+        <w:rPr>
+          <w:lang w:val="pt_PT" w:bidi="pt_PT"/>
+        </w:rPr>
+      </w:r>
+      <w:r>
+        <w:rPr>
+          <w:lang w:val="pt_PT" w:bidi="pt_PT"/>
+        </w:rPr>
+        <w:t>1 Samuel 6.3</w:t>
+      </w:r>
+    </w:p>
+    <w:p>
+      <w:pPr>
+        <w:pStyle w:val="ListBullet"/>
+        <w:spacing w:line="240" w:lineRule="auto"/>
+        <w:ind w:left="720"/>
+      </w:pPr>
+      <w:r>
+        <w:rPr>
+          <w:lang w:val="pt_PT" w:bidi="pt_PT"/>
+        </w:rPr>
+      </w:r>
+      <w:r>
+        <w:rPr>
+          <w:lang w:val="pt_PT" w:bidi="pt_PT"/>
+        </w:rPr>
+        <w:t>2 Reis 12.16</w:t>
+      </w:r>
+    </w:p>
+    <w:p>
+      <w:pPr>
+        <w:pStyle w:val="ListBullet"/>
+        <w:spacing w:line="240" w:lineRule="auto"/>
+        <w:ind w:left="720"/>
+      </w:pPr>
+      <w:r>
+        <w:rPr>
+          <w:lang w:val="pt_PT" w:bidi="pt_PT"/>
+        </w:rPr>
+      </w:r>
+      <w:r>
+        <w:rPr>
+          <w:lang w:val="pt_PT" w:bidi="pt_PT"/>
+        </w:rPr>
+        <w:t>Levítico 5.5–6</w:t>
+      </w:r>
+    </w:p>
+    <w:p>
+      <w:pPr>
+        <w:pStyle w:val="ListBullet"/>
+        <w:spacing w:line="240" w:lineRule="auto"/>
+        <w:ind w:left="720"/>
+      </w:pPr>
+      <w:r>
+        <w:rPr>
+          <w:lang w:val="pt_PT" w:bidi="pt_PT"/>
+        </w:rPr>
+      </w:r>
+      <w:r>
+        <w:rPr>
+          <w:lang w:val="pt_PT" w:bidi="pt_PT"/>
+        </w:rPr>
+        <w:t>Números 6.12</w:t>
+      </w:r>
+    </w:p>
+    <w:p>
+      <w:pPr>
+        <w:pStyle w:val="Heading3"/>
+      </w:pPr>
+      <w:r>
+        <w:rPr>
+          <w:lang w:val="pt_PT" w:bidi="pt_PT"/>
+        </w:rPr>
+        <w:t>Dados da Palavra:</w:t>
+      </w:r>
+    </w:p>
+    <w:p>
+      <w:pPr>
+        <w:pStyle w:val="ListBullet"/>
+        <w:spacing w:line="240" w:lineRule="auto"/>
+        <w:ind w:left="720"/>
+      </w:pPr>
+      <w:r>
+        <w:rPr>
+          <w:lang w:val="pt_PT" w:bidi="pt_PT"/>
+        </w:rPr>
+      </w:r>
+      <w:r>
+        <w:rPr>
+          <w:lang w:val="pt_PT" w:bidi="pt_PT"/>
+        </w:rPr>
+        <w:t>Strong’s: H0817</w:t>
+      </w:r>
+      <w:r>
+        <w:rPr>
+          <w:lang w:val="pt_PT" w:bidi="pt_PT"/>
+        </w:rPr>
+      </w:r>
+      <w:r>
+        <w:rPr>
+          <w:lang w:val="pt_PT" w:bidi="pt_PT"/>
+        </w:rPr>
+      </w:r>
+    </w:p>
+    <w:p>
+      <w:pPr/>
+      <w:r>
+        <w:rPr>
+          <w:lang w:val="pt_PT" w:bidi="pt_PT"/>
+        </w:rPr>
+      </w:r>
+    </w:p>
+    <w:p>
+      <w:pPr>
+        <w:pStyle w:val="Heading2"/>
+      </w:pPr>
+      <w:r>
+        <w:rPr>
+          <w:lang w:val="pt_PT" w:bidi="pt_PT"/>
+        </w:rPr>
+        <w:t>Oferta pelo Pecado</w:t>
+      </w:r>
+      <w:r>
+        <w:rPr>
+          <w:lang w:val="pt_PT" w:bidi="pt_PT"/>
+        </w:rPr>
+      </w:r>
+    </w:p>
+    <w:p>
+      <w:pPr>
+        <w:pStyle w:val="Heading3"/>
+      </w:pPr>
+      <w:r>
+        <w:rPr>
+          <w:lang w:val="pt_PT" w:bidi="pt_PT"/>
+        </w:rPr>
+        <w:t>Definição:</w:t>
+      </w:r>
+    </w:p>
+    <w:p>
+      <w:pPr/>
+      <w:r>
+        <w:rPr>
+          <w:lang w:val="pt_PT" w:bidi="pt_PT"/>
+        </w:rPr>
+      </w:r>
+      <w:r>
+        <w:rPr>
+          <w:lang w:val="pt_PT" w:bidi="pt_PT"/>
+        </w:rPr>
+        <w:t>A "oferta pelo pecado" era um dos vários sacrifícios que Deus exigia que os israelitas oferecessem.</w:t>
+      </w:r>
+    </w:p>
+    <w:p>
+      <w:pPr>
+        <w:pStyle w:val="ListBullet"/>
+        <w:spacing w:line="240" w:lineRule="auto"/>
+        <w:ind w:left="720"/>
+      </w:pPr>
+      <w:r>
+        <w:rPr>
+          <w:lang w:val="pt_PT" w:bidi="pt_PT"/>
+        </w:rPr>
+      </w:r>
+      <w:r>
+        <w:rPr>
+          <w:lang w:val="pt_PT" w:bidi="pt_PT"/>
+        </w:rPr>
+        <w:t>Esta oferta envolvia sacrificar um touro, queimar seu sangue e gordura no altar, e levar o resto do corpo do animal e queimá-lo no chão fora do acampamento israelita.</w:t>
+      </w:r>
+    </w:p>
+    <w:p>
+      <w:pPr>
+        <w:pStyle w:val="ListBullet"/>
+        <w:spacing w:line="240" w:lineRule="auto"/>
+        <w:ind w:left="720"/>
+      </w:pPr>
+      <w:r>
+        <w:rPr>
+          <w:lang w:val="pt_PT" w:bidi="pt_PT"/>
+        </w:rPr>
+      </w:r>
+      <w:r>
+        <w:rPr>
+          <w:lang w:val="pt_PT" w:bidi="pt_PT"/>
+        </w:rPr>
+        <w:t>A queima completa deste sacrifício animal mostra quão santo Deus é e quão terrível é o pecado.</w:t>
+      </w:r>
+    </w:p>
+    <w:p>
+      <w:pPr>
+        <w:pStyle w:val="ListBullet"/>
+        <w:spacing w:line="240" w:lineRule="auto"/>
+        <w:ind w:left="720"/>
+      </w:pPr>
+      <w:r>
+        <w:rPr>
+          <w:lang w:val="pt_PT" w:bidi="pt_PT"/>
+        </w:rPr>
+      </w:r>
+      <w:r>
+        <w:rPr>
+          <w:lang w:val="pt_PT" w:bidi="pt_PT"/>
+        </w:rPr>
+        <w:t>A Bíblia ensina que para haver purificação do pecado, o sangue deve ser derramado para pagar o custo do pecado cometido.</w:t>
+      </w:r>
+    </w:p>
+    <w:p>
+      <w:pPr>
+        <w:pStyle w:val="ListBullet"/>
+        <w:spacing w:line="240" w:lineRule="auto"/>
+        <w:ind w:left="720"/>
+      </w:pPr>
+      <w:r>
+        <w:rPr>
+          <w:lang w:val="pt_PT" w:bidi="pt_PT"/>
+        </w:rPr>
+      </w:r>
+      <w:r>
+        <w:rPr>
+          <w:lang w:val="pt_PT" w:bidi="pt_PT"/>
+        </w:rPr>
+        <w:t>Os sacrifícios de animais não podiam trazer permanentemente o perdão dos pecados.</w:t>
+      </w:r>
+    </w:p>
+    <w:p>
+      <w:pPr>
+        <w:pStyle w:val="ListBullet"/>
+        <w:spacing w:line="240" w:lineRule="auto"/>
+        <w:ind w:left="720"/>
+      </w:pPr>
+      <w:r>
+        <w:rPr>
+          <w:lang w:val="pt_PT" w:bidi="pt_PT"/>
+        </w:rPr>
+      </w:r>
+      <w:r>
+        <w:rPr>
+          <w:lang w:val="pt_PT" w:bidi="pt_PT"/>
+        </w:rPr>
+        <w:t>A morte de Jesus na cruz pagou a penalidade pelo pecado, para sempre. Ele foi a oferta perfeita pelo pecado.</w:t>
+      </w:r>
+    </w:p>
+    <w:p>
+      <w:pPr/>
+      <w:r>
+        <w:rPr>
+          <w:lang w:val="pt_PT" w:bidi="pt_PT"/>
+        </w:rPr>
+      </w:r>
+      <w:r>
+        <w:rPr>
+          <w:lang w:val="pt_PT" w:bidi="pt_PT"/>
+        </w:rPr>
+        <w:t xml:space="preserve">(Veja também: </w:t>
+      </w:r>
+      <w:r>
+        <w:rPr>
+          <w:lang w:val="pt_PT" w:bidi="pt_PT"/>
+        </w:rPr>
+        <w:t>altar</w:t>
+      </w:r>
+      <w:r>
+        <w:rPr>
+          <w:lang w:val="pt_PT" w:bidi="pt_PT"/>
+        </w:rPr>
+        <w:t xml:space="preserve">, </w:t>
+      </w:r>
+      <w:r>
+        <w:rPr>
+          <w:lang w:val="pt_PT" w:bidi="pt_PT"/>
+        </w:rPr>
+        <w:t>vaca</w:t>
+      </w:r>
+      <w:r>
+        <w:rPr>
+          <w:lang w:val="pt_PT" w:bidi="pt_PT"/>
+        </w:rPr>
+        <w:t xml:space="preserve">, </w:t>
+      </w:r>
+      <w:r>
+        <w:rPr>
+          <w:lang w:val="pt_PT" w:bidi="pt_PT"/>
+        </w:rPr>
+        <w:t>perdoar</w:t>
+      </w:r>
+      <w:r>
+        <w:rPr>
+          <w:lang w:val="pt_PT" w:bidi="pt_PT"/>
+        </w:rPr>
+        <w:t xml:space="preserve">, </w:t>
+      </w:r>
+      <w:r>
+        <w:rPr>
+          <w:lang w:val="pt_PT" w:bidi="pt_PT"/>
+        </w:rPr>
+        <w:t>sacrifício</w:t>
+      </w:r>
+      <w:r>
+        <w:rPr>
+          <w:lang w:val="pt_PT" w:bidi="pt_PT"/>
+        </w:rPr>
+        <w:t xml:space="preserve">, </w:t>
+      </w:r>
+      <w:r>
+        <w:rPr>
+          <w:lang w:val="pt_PT" w:bidi="pt_PT"/>
+        </w:rPr>
+        <w:t>pecado</w:t>
+      </w:r>
+      <w:r>
+        <w:rPr>
+          <w:lang w:val="pt_PT" w:bidi="pt_PT"/>
+        </w:rPr>
+        <w:t>)</w:t>
+      </w:r>
+    </w:p>
+    <w:p>
+      <w:pPr>
+        <w:pStyle w:val="Heading3"/>
+      </w:pPr>
+      <w:r>
+        <w:rPr>
+          <w:lang w:val="pt_PT" w:bidi="pt_PT"/>
+        </w:rPr>
+        <w:t>Referências Bíblicas:</w:t>
+      </w:r>
+    </w:p>
+    <w:p>
+      <w:pPr>
+        <w:pStyle w:val="ListBullet"/>
+        <w:spacing w:line="240" w:lineRule="auto"/>
+        <w:ind w:left="720"/>
+      </w:pPr>
+      <w:r>
+        <w:rPr>
+          <w:lang w:val="pt_PT" w:bidi="pt_PT"/>
+        </w:rPr>
+      </w:r>
+      <w:r>
+        <w:rPr>
+          <w:lang w:val="pt_PT" w:bidi="pt_PT"/>
+        </w:rPr>
+        <w:t>2 Crônicas 29.20–21</w:t>
+      </w:r>
+    </w:p>
+    <w:p>
+      <w:pPr>
+        <w:pStyle w:val="ListBullet"/>
+        <w:spacing w:line="240" w:lineRule="auto"/>
+        <w:ind w:left="720"/>
+      </w:pPr>
+      <w:r>
+        <w:rPr>
+          <w:lang w:val="pt_PT" w:bidi="pt_PT"/>
+        </w:rPr>
+      </w:r>
+      <w:r>
+        <w:rPr>
+          <w:lang w:val="pt_PT" w:bidi="pt_PT"/>
+        </w:rPr>
+        <w:t>Êxodo 29.35–37</w:t>
+      </w:r>
+    </w:p>
+    <w:p>
+      <w:pPr>
+        <w:pStyle w:val="ListBullet"/>
+        <w:spacing w:line="240" w:lineRule="auto"/>
+        <w:ind w:left="720"/>
+      </w:pPr>
+      <w:r>
+        <w:rPr>
+          <w:lang w:val="pt_PT" w:bidi="pt_PT"/>
+        </w:rPr>
+      </w:r>
+      <w:r>
+        <w:rPr>
+          <w:lang w:val="pt_PT" w:bidi="pt_PT"/>
+        </w:rPr>
+        <w:t>Ezequiel 44.25–27</w:t>
+      </w:r>
+    </w:p>
+    <w:p>
+      <w:pPr>
+        <w:pStyle w:val="ListBullet"/>
+        <w:spacing w:line="240" w:lineRule="auto"/>
+        <w:ind w:left="720"/>
+      </w:pPr>
+      <w:r>
+        <w:rPr>
+          <w:lang w:val="pt_PT" w:bidi="pt_PT"/>
+        </w:rPr>
+      </w:r>
+      <w:r>
+        <w:rPr>
+          <w:lang w:val="pt_PT" w:bidi="pt_PT"/>
+        </w:rPr>
+        <w:t>Levítico 5.11</w:t>
+      </w:r>
+    </w:p>
+    <w:p>
+      <w:pPr>
+        <w:pStyle w:val="ListBullet"/>
+        <w:spacing w:line="240" w:lineRule="auto"/>
+        <w:ind w:left="720"/>
+      </w:pPr>
+      <w:r>
+        <w:rPr>
+          <w:lang w:val="pt_PT" w:bidi="pt_PT"/>
+        </w:rPr>
+      </w:r>
+      <w:r>
+        <w:rPr>
+          <w:lang w:val="pt_PT" w:bidi="pt_PT"/>
+        </w:rPr>
+        <w:t>Números 7.15–17</w:t>
+      </w:r>
+    </w:p>
+    <w:p>
+      <w:pPr>
+        <w:pStyle w:val="Heading3"/>
+      </w:pPr>
+      <w:r>
+        <w:rPr>
+          <w:lang w:val="pt_PT" w:bidi="pt_PT"/>
+        </w:rPr>
+        <w:t>Dados da Palavra:</w:t>
+      </w:r>
+    </w:p>
+    <w:p>
+      <w:pPr>
+        <w:pStyle w:val="ListBullet"/>
+        <w:spacing w:line="240" w:lineRule="auto"/>
+        <w:ind w:left="720"/>
+      </w:pPr>
+      <w:r>
+        <w:rPr>
+          <w:lang w:val="pt_PT" w:bidi="pt_PT"/>
+        </w:rPr>
+      </w:r>
+      <w:r>
+        <w:rPr>
+          <w:lang w:val="pt_PT" w:bidi="pt_PT"/>
+        </w:rPr>
+        <w:t>Strong’s: H2401, H2402, H2398, H2403</w:t>
+      </w:r>
+      <w:r>
+        <w:rPr>
+          <w:lang w:val="pt_PT" w:bidi="pt_PT"/>
+        </w:rPr>
+      </w:r>
+      <w:r>
+        <w:rPr>
+          <w:lang w:val="pt_PT" w:bidi="pt_PT"/>
+        </w:rPr>
+      </w:r>
+    </w:p>
+    <w:p>
+      <w:pPr/>
+      <w:r>
+        <w:rPr>
+          <w:lang w:val="pt_PT" w:bidi="pt_PT"/>
+        </w:rPr>
+      </w:r>
+    </w:p>
+    <w:p>
+      <w:pPr>
+        <w:pStyle w:val="Heading2"/>
+      </w:pPr>
+      <w:r>
+        <w:rPr>
+          <w:lang w:val="pt_PT" w:bidi="pt_PT"/>
+        </w:rPr>
+        <w:t>Oferta voluntária</w:t>
+      </w:r>
+      <w:r>
+        <w:rPr>
+          <w:lang w:val="pt_PT" w:bidi="pt_PT"/>
+        </w:rPr>
+      </w:r>
+    </w:p>
+    <w:p>
+      <w:pPr>
+        <w:pStyle w:val="Heading3"/>
+      </w:pPr>
+      <w:r>
+        <w:rPr>
+          <w:lang w:val="pt_PT" w:bidi="pt_PT"/>
+        </w:rPr>
+        <w:t>Definição:</w:t>
+      </w:r>
+    </w:p>
+    <w:p>
+      <w:pPr/>
+      <w:r>
+        <w:rPr>
+          <w:lang w:val="pt_PT" w:bidi="pt_PT"/>
+        </w:rPr>
+      </w:r>
+      <w:r>
+        <w:rPr>
+          <w:lang w:val="pt_PT" w:bidi="pt_PT"/>
+        </w:rPr>
+        <w:t>Uma oferta voluntária era um tipo de sacrifício a Deus que não era exigido pela Lei de Moisés. Era uma escolha pessoal dar essa oferta.</w:t>
+      </w:r>
+    </w:p>
+    <w:p>
+      <w:pPr>
+        <w:pStyle w:val="ListBullet"/>
+        <w:spacing w:line="240" w:lineRule="auto"/>
+        <w:ind w:left="720"/>
+      </w:pPr>
+      <w:r>
+        <w:rPr>
+          <w:lang w:val="pt_PT" w:bidi="pt_PT"/>
+        </w:rPr>
+      </w:r>
+      <w:r>
+        <w:rPr>
+          <w:lang w:val="pt_PT" w:bidi="pt_PT"/>
+        </w:rPr>
+        <w:t>Se a oferta voluntária fosse um animal a ser sacrificado, o animal poderia ter pequenos defeitos, visto que era uma oferta voluntária.</w:t>
+      </w:r>
+    </w:p>
+    <w:p>
+      <w:pPr>
+        <w:pStyle w:val="ListBullet"/>
+        <w:spacing w:line="240" w:lineRule="auto"/>
+        <w:ind w:left="720"/>
+      </w:pPr>
+      <w:r>
+        <w:rPr>
+          <w:lang w:val="pt_PT" w:bidi="pt_PT"/>
+        </w:rPr>
+      </w:r>
+      <w:r>
+        <w:rPr>
+          <w:lang w:val="pt_PT" w:bidi="pt_PT"/>
+        </w:rPr>
+        <w:t>Os israelitas comiam o animal sacrificado como parte de uma festa de celebração.</w:t>
+      </w:r>
+    </w:p>
+    <w:p>
+      <w:pPr>
+        <w:pStyle w:val="ListBullet"/>
+        <w:spacing w:line="240" w:lineRule="auto"/>
+        <w:ind w:left="720"/>
+      </w:pPr>
+      <w:r>
+        <w:rPr>
+          <w:lang w:val="pt_PT" w:bidi="pt_PT"/>
+        </w:rPr>
+      </w:r>
+      <w:r>
+        <w:rPr>
+          <w:lang w:val="pt_PT" w:bidi="pt_PT"/>
+        </w:rPr>
+        <w:t>Quando uma oferta voluntária podia ser dada, isso era motivo de alegria para Israel, pois mostrava que a colheita tinha sido boa e que o povo tinha bastante comida.</w:t>
+      </w:r>
+    </w:p>
+    <w:p>
+      <w:pPr>
+        <w:pStyle w:val="ListBullet"/>
+        <w:spacing w:line="240" w:lineRule="auto"/>
+        <w:ind w:left="720"/>
+      </w:pPr>
+      <w:r>
+        <w:rPr>
+          <w:lang w:val="pt_PT" w:bidi="pt_PT"/>
+        </w:rPr>
+      </w:r>
+      <w:r>
+        <w:rPr>
+          <w:lang w:val="pt_PT" w:bidi="pt_PT"/>
+        </w:rPr>
+        <w:t>O livro de Esdras descreve um tipo diferente de oferta voluntária que foi trazida para a reconstrução do templo. Essa oferta consistia em dinheiro de ouro e prata, bem como tigelas e outros objetos feitos de ouro e prata.</w:t>
+      </w:r>
+    </w:p>
+    <w:p>
+      <w:pPr/>
+      <w:r>
+        <w:rPr>
+          <w:lang w:val="pt_PT" w:bidi="pt_PT"/>
+        </w:rPr>
+      </w:r>
+      <w:r>
+        <w:rPr>
+          <w:lang w:val="pt_PT" w:bidi="pt_PT"/>
+        </w:rPr>
+        <w:t xml:space="preserve">(Veja também: </w:t>
+      </w:r>
+      <w:r>
+        <w:rPr>
+          <w:lang w:val="pt_PT" w:bidi="pt_PT"/>
+        </w:rPr>
+        <w:t>holocausto</w:t>
+      </w:r>
+      <w:r>
+        <w:rPr>
+          <w:lang w:val="pt_PT" w:bidi="pt_PT"/>
+        </w:rPr>
+        <w:t xml:space="preserve">, </w:t>
+      </w:r>
+      <w:r>
+        <w:rPr>
+          <w:lang w:val="pt_PT" w:bidi="pt_PT"/>
+        </w:rPr>
+        <w:t>Esdras</w:t>
+      </w:r>
+      <w:r>
+        <w:rPr>
+          <w:lang w:val="pt_PT" w:bidi="pt_PT"/>
+        </w:rPr>
+        <w:t xml:space="preserve">, </w:t>
+      </w:r>
+      <w:r>
+        <w:rPr>
+          <w:lang w:val="pt_PT" w:bidi="pt_PT"/>
+        </w:rPr>
+        <w:t>festa</w:t>
+      </w:r>
+      <w:r>
+        <w:rPr>
+          <w:lang w:val="pt_PT" w:bidi="pt_PT"/>
+        </w:rPr>
+        <w:t xml:space="preserve">, </w:t>
+      </w:r>
+      <w:r>
+        <w:rPr>
+          <w:lang w:val="pt_PT" w:bidi="pt_PT"/>
+        </w:rPr>
+        <w:t>oferta de cereais</w:t>
+      </w:r>
+      <w:r>
+        <w:rPr>
+          <w:lang w:val="pt_PT" w:bidi="pt_PT"/>
+        </w:rPr>
+        <w:t xml:space="preserve">, </w:t>
+      </w:r>
+      <w:r>
+        <w:rPr>
+          <w:lang w:val="pt_PT" w:bidi="pt_PT"/>
+        </w:rPr>
+        <w:t>oferta pela culpa</w:t>
+      </w:r>
+      <w:r>
+        <w:rPr>
+          <w:lang w:val="pt_PT" w:bidi="pt_PT"/>
+        </w:rPr>
+        <w:t xml:space="preserve">, </w:t>
+      </w:r>
+      <w:r>
+        <w:rPr>
+          <w:lang w:val="pt_PT" w:bidi="pt_PT"/>
+        </w:rPr>
+        <w:t>lei</w:t>
+      </w:r>
+      <w:r>
+        <w:rPr>
+          <w:lang w:val="pt_PT" w:bidi="pt_PT"/>
+        </w:rPr>
+        <w:t xml:space="preserve">, </w:t>
+      </w:r>
+      <w:r>
+        <w:rPr>
+          <w:lang w:val="pt_PT" w:bidi="pt_PT"/>
+        </w:rPr>
+        <w:t>oferta pelo pecado</w:t>
+      </w:r>
+      <w:r>
+        <w:rPr>
+          <w:lang w:val="pt_PT" w:bidi="pt_PT"/>
+        </w:rPr>
+        <w:t>)</w:t>
+      </w:r>
+    </w:p>
+    <w:p>
+      <w:pPr>
+        <w:pStyle w:val="Heading3"/>
+      </w:pPr>
+      <w:r>
+        <w:rPr>
+          <w:lang w:val="pt_PT" w:bidi="pt_PT"/>
+        </w:rPr>
+        <w:t>Referências Bíblicas:</w:t>
+      </w:r>
+    </w:p>
+    <w:p>
+      <w:pPr>
+        <w:pStyle w:val="ListBullet"/>
+        <w:spacing w:line="240" w:lineRule="auto"/>
+        <w:ind w:left="720"/>
+      </w:pPr>
+      <w:r>
+        <w:rPr>
+          <w:lang w:val="pt_PT" w:bidi="pt_PT"/>
+        </w:rPr>
+      </w:r>
+      <w:r>
+        <w:rPr>
+          <w:lang w:val="pt_PT" w:bidi="pt_PT"/>
+        </w:rPr>
+        <w:t>1 Crônicas 29.6</w:t>
+      </w:r>
+    </w:p>
+    <w:p>
+      <w:pPr>
+        <w:pStyle w:val="ListBullet"/>
+        <w:spacing w:line="240" w:lineRule="auto"/>
+        <w:ind w:left="720"/>
+      </w:pPr>
+      <w:r>
+        <w:rPr>
+          <w:lang w:val="pt_PT" w:bidi="pt_PT"/>
+        </w:rPr>
+      </w:r>
+      <w:r>
+        <w:rPr>
+          <w:lang w:val="pt_PT" w:bidi="pt_PT"/>
+        </w:rPr>
+        <w:t>2 Crônicas 35.7–9</w:t>
+      </w:r>
+    </w:p>
+    <w:p>
+      <w:pPr>
+        <w:pStyle w:val="ListBullet"/>
+        <w:spacing w:line="240" w:lineRule="auto"/>
+        <w:ind w:left="720"/>
+      </w:pPr>
+      <w:r>
+        <w:rPr>
+          <w:lang w:val="pt_PT" w:bidi="pt_PT"/>
+        </w:rPr>
+      </w:r>
+      <w:r>
+        <w:rPr>
+          <w:lang w:val="pt_PT" w:bidi="pt_PT"/>
+        </w:rPr>
+        <w:t>Deuteronômio 12.17</w:t>
+      </w:r>
+    </w:p>
+    <w:p>
+      <w:pPr>
+        <w:pStyle w:val="ListBullet"/>
+        <w:spacing w:line="240" w:lineRule="auto"/>
+        <w:ind w:left="720"/>
+      </w:pPr>
+      <w:r>
+        <w:rPr>
+          <w:lang w:val="pt_PT" w:bidi="pt_PT"/>
+        </w:rPr>
+      </w:r>
+      <w:r>
+        <w:rPr>
+          <w:lang w:val="pt_PT" w:bidi="pt_PT"/>
+        </w:rPr>
+        <w:t>Êxodo 36.2–4</w:t>
+      </w:r>
+    </w:p>
+    <w:p>
+      <w:pPr>
+        <w:pStyle w:val="ListBullet"/>
+        <w:spacing w:line="240" w:lineRule="auto"/>
+        <w:ind w:left="720"/>
+      </w:pPr>
+      <w:r>
+        <w:rPr>
+          <w:lang w:val="pt_PT" w:bidi="pt_PT"/>
+        </w:rPr>
+      </w:r>
+      <w:r>
+        <w:rPr>
+          <w:lang w:val="pt_PT" w:bidi="pt_PT"/>
+        </w:rPr>
+        <w:t>Levítico 7.15–16</w:t>
+      </w:r>
+    </w:p>
+    <w:p>
+      <w:pPr>
+        <w:pStyle w:val="Heading3"/>
+      </w:pPr>
+      <w:r>
+        <w:rPr>
+          <w:lang w:val="pt_PT" w:bidi="pt_PT"/>
+        </w:rPr>
+        <w:t>Dados da Palavra:</w:t>
+      </w:r>
+    </w:p>
+    <w:p>
+      <w:pPr>
+        <w:pStyle w:val="ListBullet"/>
+        <w:spacing w:line="240" w:lineRule="auto"/>
+        <w:ind w:left="720"/>
+      </w:pPr>
+      <w:r>
+        <w:rPr>
+          <w:lang w:val="pt_PT" w:bidi="pt_PT"/>
+        </w:rPr>
+      </w:r>
+      <w:r>
+        <w:rPr>
+          <w:lang w:val="pt_PT" w:bidi="pt_PT"/>
+        </w:rPr>
+        <w:t>Strong’s: H5068, H5071</w:t>
+      </w:r>
+      <w:r>
+        <w:rPr>
+          <w:lang w:val="pt_PT" w:bidi="pt_PT"/>
+        </w:rPr>
+      </w:r>
+      <w:r>
+        <w:rPr>
+          <w:lang w:val="pt_PT" w:bidi="pt_PT"/>
+        </w:rPr>
+      </w:r>
+    </w:p>
+    <w:p>
+      <w:pPr/>
+      <w:r>
+        <w:rPr>
+          <w:lang w:val="pt_PT" w:bidi="pt_PT"/>
+        </w:rPr>
+      </w:r>
+    </w:p>
+    <w:p>
+      <w:pPr>
+        <w:pStyle w:val="Heading2"/>
+      </w:pPr>
+      <w:r>
+        <w:rPr>
+          <w:lang w:val="pt_PT" w:bidi="pt_PT"/>
+        </w:rPr>
+        <w:t>Ogue</w:t>
+      </w:r>
+      <w:r>
+        <w:rPr>
+          <w:lang w:val="pt_PT" w:bidi="pt_PT"/>
+        </w:rPr>
+      </w:r>
+    </w:p>
+    <w:p>
+      <w:pPr>
+        <w:pStyle w:val="Heading3"/>
+      </w:pPr>
+      <w:r>
+        <w:rPr>
+          <w:lang w:val="pt_PT" w:bidi="pt_PT"/>
+        </w:rPr>
         <w:t>Fatos:</w:t>
       </w:r>
     </w:p>
@@ -2445,79 +4081,25 @@
         <w:rPr>
           <w:lang w:val="pt_PT" w:bidi="pt_PT"/>
         </w:rPr>
-        <w:t>Uma "oferta de paz" era uma das várias ofertas sacrificiais que Deus ordenou aos israelitas que fizessem. Às vezes é chamada de "oferta de ação de graças" ou "oferta de comunhão".</w:t>
-      </w:r>
-    </w:p>
-    <w:p>
-      <w:pPr>
-        <w:pStyle w:val="ListBullet"/>
-        <w:spacing w:line="240" w:lineRule="auto"/>
-        <w:ind w:left="720"/>
-      </w:pPr>
-      <w:r>
-        <w:rPr>
-          <w:lang w:val="pt_PT" w:bidi="pt_PT"/>
-        </w:rPr>
-      </w:r>
-      <w:r>
-        <w:rPr>
-          <w:lang w:val="pt_PT" w:bidi="pt_PT"/>
-        </w:rPr>
-        <w:t>Esta oferta envolvia sacrificar um animal sem defeitos, aspergir o sangue do animal no altar e queimar a gordura do animal, bem como o restante do animal, separadamente.</w:t>
-      </w:r>
-    </w:p>
-    <w:p>
-      <w:pPr>
-        <w:pStyle w:val="ListBullet"/>
-        <w:spacing w:line="240" w:lineRule="auto"/>
-        <w:ind w:left="720"/>
-      </w:pPr>
-      <w:r>
-        <w:rPr>
-          <w:lang w:val="pt_PT" w:bidi="pt_PT"/>
-        </w:rPr>
-      </w:r>
-      <w:r>
-        <w:rPr>
-          <w:lang w:val="pt_PT" w:bidi="pt_PT"/>
-        </w:rPr>
-        <w:t>Adicionado a este sacrifício estava uma oferta de pão sem fermento e pão com fermento, que era queimado em cima da oferta queimada.</w:t>
-      </w:r>
-    </w:p>
-    <w:p>
-      <w:pPr>
-        <w:pStyle w:val="ListBullet"/>
-        <w:spacing w:line="240" w:lineRule="auto"/>
-        <w:ind w:left="720"/>
-      </w:pPr>
-      <w:r>
-        <w:rPr>
-          <w:lang w:val="pt_PT" w:bidi="pt_PT"/>
-        </w:rPr>
-      </w:r>
-      <w:r>
-        <w:rPr>
-          <w:lang w:val="pt_PT" w:bidi="pt_PT"/>
-        </w:rPr>
-        <w:t>O sacerdote e aquele que oferecia o sacrifício podiam compartilhar a comida que era oferecida.</w:t>
-      </w:r>
-    </w:p>
-    <w:p>
-      <w:pPr>
-        <w:pStyle w:val="ListBullet"/>
-        <w:spacing w:line="240" w:lineRule="auto"/>
-        <w:ind w:left="720"/>
-      </w:pPr>
-      <w:r>
-        <w:rPr>
-          <w:lang w:val="pt_PT" w:bidi="pt_PT"/>
-        </w:rPr>
-      </w:r>
-      <w:r>
-        <w:rPr>
-          <w:lang w:val="pt_PT" w:bidi="pt_PT"/>
-        </w:rPr>
-        <w:t>Esta oferta simboliza a comunhão de Deus com seu povo.</w:t>
+        <w:t>Ogue é o nome de um homem que foi um rei amorreu que governou a terra de Basã.</w:t>
+      </w:r>
+    </w:p>
+    <w:p>
+      <w:pPr>
+        <w:pStyle w:val="ListBullet"/>
+        <w:spacing w:line="240" w:lineRule="auto"/>
+        <w:ind w:left="720"/>
+      </w:pPr>
+      <w:r>
+        <w:rPr>
+          <w:lang w:val="pt_PT" w:bidi="pt_PT"/>
+        </w:rPr>
+      </w:r>
+      <w:r>
+        <w:rPr>
+          <w:lang w:val="pt_PT" w:bidi="pt_PT"/>
+        </w:rPr>
+        <w:t>Os israelitas conquistaram Ogue, seu povo e sua terra.</w:t>
       </w:r>
     </w:p>
     <w:p>
@@ -2531,13 +4113,27 @@
         <w:rPr>
           <w:lang w:val="pt_PT" w:bidi="pt_PT"/>
         </w:rPr>
+        <w:t>(Sugestões de tradução: Como Traduzir Nomes)</w:t>
+      </w:r>
+    </w:p>
+    <w:p>
+      <w:pPr/>
+      <w:r>
+        <w:rPr>
+          <w:lang w:val="pt_PT" w:bidi="pt_PT"/>
+        </w:rPr>
+      </w:r>
+      <w:r>
+        <w:rPr>
+          <w:lang w:val="pt_PT" w:bidi="pt_PT"/>
+        </w:rPr>
         <w:t xml:space="preserve">(Veja também: </w:t>
       </w:r>
       <w:r>
         <w:rPr>
           <w:lang w:val="pt_PT" w:bidi="pt_PT"/>
         </w:rPr>
-        <w:t>holocausto</w:t>
+        <w:t>Amorreu</w:t>
       </w:r>
       <w:r>
         <w:rPr>
@@ -2549,7 +4145,146 @@
         <w:rPr>
           <w:lang w:val="pt_PT" w:bidi="pt_PT"/>
         </w:rPr>
-        <w:t>comunhão</w:t>
+        <w:t>Basã</w:t>
+      </w:r>
+      <w:r>
+        <w:rPr>
+          <w:lang w:val="pt_PT" w:bidi="pt_PT"/>
+        </w:rPr>
+        <w:t>)</w:t>
+      </w:r>
+      <w:r>
+        <w:rPr>
+          <w:lang w:val="pt_PT" w:bidi="pt_PT"/>
+        </w:rPr>
+      </w:r>
+      <w:r>
+        <w:rPr>
+          <w:lang w:val="pt_PT" w:bidi="pt_PT"/>
+        </w:rPr>
+      </w:r>
+    </w:p>
+    <w:p>
+      <w:pPr/>
+      <w:r>
+        <w:rPr>
+          <w:lang w:val="pt_PT" w:bidi="pt_PT"/>
+        </w:rPr>
+      </w:r>
+    </w:p>
+    <w:p>
+      <w:pPr>
+        <w:pStyle w:val="Heading2"/>
+      </w:pPr>
+      <w:r>
+        <w:rPr>
+          <w:lang w:val="pt_PT" w:bidi="pt_PT"/>
+        </w:rPr>
+        <w:t>Óleo</w:t>
+      </w:r>
+      <w:r>
+        <w:rPr>
+          <w:lang w:val="pt_PT" w:bidi="pt_PT"/>
+        </w:rPr>
+      </w:r>
+    </w:p>
+    <w:p>
+      <w:pPr>
+        <w:pStyle w:val="Heading3"/>
+      </w:pPr>
+      <w:r>
+        <w:rPr>
+          <w:lang w:val="pt_PT" w:bidi="pt_PT"/>
+        </w:rPr>
+        <w:t>Definição:</w:t>
+      </w:r>
+    </w:p>
+    <w:p>
+      <w:pPr/>
+      <w:r>
+        <w:rPr>
+          <w:lang w:val="pt_PT" w:bidi="pt_PT"/>
+        </w:rPr>
+      </w:r>
+      <w:r>
+        <w:rPr>
+          <w:lang w:val="pt_PT" w:bidi="pt_PT"/>
+        </w:rPr>
+        <w:t>Óleo é um líquido espesso e claro que pode ser extraído de certas plantas. Nos tempos bíblicos, o óleo geralmente vinha das azeitonas.</w:t>
+      </w:r>
+    </w:p>
+    <w:p>
+      <w:pPr>
+        <w:pStyle w:val="ListBullet"/>
+        <w:spacing w:line="240" w:lineRule="auto"/>
+        <w:ind w:left="720"/>
+      </w:pPr>
+      <w:r>
+        <w:rPr>
+          <w:lang w:val="pt_PT" w:bidi="pt_PT"/>
+        </w:rPr>
+      </w:r>
+      <w:r>
+        <w:rPr>
+          <w:lang w:val="pt_PT" w:bidi="pt_PT"/>
+        </w:rPr>
+        <w:t>O óleo de oliva era usado para cozinhar, ungir, sacrifícios, lâmpadas e medicina.</w:t>
+      </w:r>
+    </w:p>
+    <w:p>
+      <w:pPr>
+        <w:pStyle w:val="ListBullet"/>
+        <w:spacing w:line="240" w:lineRule="auto"/>
+        <w:ind w:left="720"/>
+      </w:pPr>
+      <w:r>
+        <w:rPr>
+          <w:lang w:val="pt_PT" w:bidi="pt_PT"/>
+        </w:rPr>
+      </w:r>
+      <w:r>
+        <w:rPr>
+          <w:lang w:val="pt_PT" w:bidi="pt_PT"/>
+        </w:rPr>
+        <w:t>Nos tempos antigos, o óleo de oliva era altamente valorizado, e a posse de óleo era considerada uma medida de riqueza.</w:t>
+      </w:r>
+    </w:p>
+    <w:p>
+      <w:pPr>
+        <w:pStyle w:val="ListBullet"/>
+        <w:spacing w:line="240" w:lineRule="auto"/>
+        <w:ind w:left="720"/>
+      </w:pPr>
+      <w:r>
+        <w:rPr>
+          <w:lang w:val="pt_PT" w:bidi="pt_PT"/>
+        </w:rPr>
+      </w:r>
+      <w:r>
+        <w:rPr>
+          <w:lang w:val="pt_PT" w:bidi="pt_PT"/>
+        </w:rPr>
+        <w:t>Certifique-se de que a tradução deste termo se refira ao tipo de óleo que pode ser usado na culinária, não ao óleo de motor. Algumas línguas têm palavras diferentes para esses diferentes tipos de óleo.</w:t>
+      </w:r>
+    </w:p>
+    <w:p>
+      <w:pPr/>
+      <w:r>
+        <w:rPr>
+          <w:lang w:val="pt_PT" w:bidi="pt_PT"/>
+        </w:rPr>
+      </w:r>
+      <w:r>
+        <w:rPr>
+          <w:lang w:val="pt_PT" w:bidi="pt_PT"/>
+        </w:rPr>
+        <w:t xml:space="preserve">(Veja também: </w:t>
+      </w:r>
+      <w:r>
+        <w:rPr>
+          <w:lang w:val="pt_PT" w:bidi="pt_PT"/>
+        </w:rPr>
+        <w:t>azeitona</w:t>
       </w:r>
       <w:r>
         <w:rPr>
@@ -2561,7 +4296,308 @@
         <w:rPr>
           <w:lang w:val="pt_PT" w:bidi="pt_PT"/>
         </w:rPr>
-        <w:t>oferta de comunhão</w:t>
+        <w:t>sacrifício</w:t>
+      </w:r>
+      <w:r>
+        <w:rPr>
+          <w:lang w:val="pt_PT" w:bidi="pt_PT"/>
+        </w:rPr>
+        <w:t>)</w:t>
+      </w:r>
+    </w:p>
+    <w:p>
+      <w:pPr>
+        <w:pStyle w:val="Heading3"/>
+      </w:pPr>
+      <w:r>
+        <w:rPr>
+          <w:lang w:val="pt_PT" w:bidi="pt_PT"/>
+        </w:rPr>
+        <w:t>Referências Bíblicas:</w:t>
+      </w:r>
+    </w:p>
+    <w:p>
+      <w:pPr>
+        <w:pStyle w:val="ListBullet"/>
+        <w:spacing w:line="240" w:lineRule="auto"/>
+        <w:ind w:left="720"/>
+      </w:pPr>
+      <w:r>
+        <w:rPr>
+          <w:lang w:val="pt_PT" w:bidi="pt_PT"/>
+        </w:rPr>
+      </w:r>
+      <w:r>
+        <w:rPr>
+          <w:lang w:val="pt_PT" w:bidi="pt_PT"/>
+        </w:rPr>
+        <w:t>2 Samuel 1.21</w:t>
+      </w:r>
+    </w:p>
+    <w:p>
+      <w:pPr>
+        <w:pStyle w:val="ListBullet"/>
+        <w:spacing w:line="240" w:lineRule="auto"/>
+        <w:ind w:left="720"/>
+      </w:pPr>
+      <w:r>
+        <w:rPr>
+          <w:lang w:val="pt_PT" w:bidi="pt_PT"/>
+        </w:rPr>
+      </w:r>
+      <w:r>
+        <w:rPr>
+          <w:lang w:val="pt_PT" w:bidi="pt_PT"/>
+        </w:rPr>
+        <w:t>Êxodo 29.2</w:t>
+      </w:r>
+    </w:p>
+    <w:p>
+      <w:pPr>
+        <w:pStyle w:val="ListBullet"/>
+        <w:spacing w:line="240" w:lineRule="auto"/>
+        <w:ind w:left="720"/>
+      </w:pPr>
+      <w:r>
+        <w:rPr>
+          <w:lang w:val="pt_PT" w:bidi="pt_PT"/>
+        </w:rPr>
+      </w:r>
+      <w:r>
+        <w:rPr>
+          <w:lang w:val="pt_PT" w:bidi="pt_PT"/>
+        </w:rPr>
+        <w:t>Levítico 5.11</w:t>
+      </w:r>
+    </w:p>
+    <w:p>
+      <w:pPr>
+        <w:pStyle w:val="ListBullet"/>
+        <w:spacing w:line="240" w:lineRule="auto"/>
+        <w:ind w:left="720"/>
+      </w:pPr>
+      <w:r>
+        <w:rPr>
+          <w:lang w:val="pt_PT" w:bidi="pt_PT"/>
+        </w:rPr>
+      </w:r>
+      <w:r>
+        <w:rPr>
+          <w:lang w:val="pt_PT" w:bidi="pt_PT"/>
+        </w:rPr>
+        <w:t>Levítico 8.1–3</w:t>
+      </w:r>
+    </w:p>
+    <w:p>
+      <w:pPr>
+        <w:pStyle w:val="ListBullet"/>
+        <w:spacing w:line="240" w:lineRule="auto"/>
+        <w:ind w:left="720"/>
+      </w:pPr>
+      <w:r>
+        <w:rPr>
+          <w:lang w:val="pt_PT" w:bidi="pt_PT"/>
+        </w:rPr>
+      </w:r>
+      <w:r>
+        <w:rPr>
+          <w:lang w:val="pt_PT" w:bidi="pt_PT"/>
+        </w:rPr>
+        <w:t>Marcos 6.12–13</w:t>
+      </w:r>
+    </w:p>
+    <w:p>
+      <w:pPr>
+        <w:pStyle w:val="ListBullet"/>
+        <w:spacing w:line="240" w:lineRule="auto"/>
+        <w:ind w:left="720"/>
+      </w:pPr>
+      <w:r>
+        <w:rPr>
+          <w:lang w:val="pt_PT" w:bidi="pt_PT"/>
+        </w:rPr>
+      </w:r>
+      <w:r>
+        <w:rPr>
+          <w:lang w:val="pt_PT" w:bidi="pt_PT"/>
+        </w:rPr>
+        <w:t>Mateus 25.7–9</w:t>
+      </w:r>
+    </w:p>
+    <w:p>
+      <w:pPr>
+        <w:pStyle w:val="Heading3"/>
+      </w:pPr>
+      <w:r>
+        <w:rPr>
+          <w:lang w:val="pt_PT" w:bidi="pt_PT"/>
+        </w:rPr>
+        <w:t>Dados da Palavra:</w:t>
+      </w:r>
+    </w:p>
+    <w:p>
+      <w:pPr>
+        <w:pStyle w:val="ListBullet"/>
+        <w:spacing w:line="240" w:lineRule="auto"/>
+        <w:ind w:left="720"/>
+      </w:pPr>
+      <w:r>
+        <w:rPr>
+          <w:lang w:val="pt_PT" w:bidi="pt_PT"/>
+        </w:rPr>
+      </w:r>
+      <w:r>
+        <w:rPr>
+          <w:lang w:val="pt_PT" w:bidi="pt_PT"/>
+        </w:rPr>
+        <w:t>Strong’s: H2091, H3323, H4887, H6671, H7246, H8081, G16370, G34640</w:t>
+      </w:r>
+      <w:r>
+        <w:rPr>
+          <w:lang w:val="pt_PT" w:bidi="pt_PT"/>
+        </w:rPr>
+      </w:r>
+      <w:r>
+        <w:rPr>
+          <w:lang w:val="pt_PT" w:bidi="pt_PT"/>
+        </w:rPr>
+      </w:r>
+    </w:p>
+    <w:p>
+      <w:pPr/>
+      <w:r>
+        <w:rPr>
+          <w:lang w:val="pt_PT" w:bidi="pt_PT"/>
+        </w:rPr>
+      </w:r>
+    </w:p>
+    <w:p>
+      <w:pPr>
+        <w:pStyle w:val="Heading2"/>
+      </w:pPr>
+      <w:r>
+        <w:rPr>
+          <w:lang w:val="pt_PT" w:bidi="pt_PT"/>
+        </w:rPr>
+        <w:t>Onri</w:t>
+      </w:r>
+      <w:r>
+        <w:rPr>
+          <w:lang w:val="pt_PT" w:bidi="pt_PT"/>
+        </w:rPr>
+      </w:r>
+    </w:p>
+    <w:p>
+      <w:pPr>
+        <w:pStyle w:val="Heading3"/>
+      </w:pPr>
+      <w:r>
+        <w:rPr>
+          <w:lang w:val="pt_PT" w:bidi="pt_PT"/>
+        </w:rPr>
+        <w:t>Fatos:</w:t>
+      </w:r>
+    </w:p>
+    <w:p>
+      <w:pPr/>
+      <w:r>
+        <w:rPr>
+          <w:lang w:val="pt_PT" w:bidi="pt_PT"/>
+        </w:rPr>
+      </w:r>
+      <w:r>
+        <w:rPr>
+          <w:lang w:val="pt_PT" w:bidi="pt_PT"/>
+        </w:rPr>
+        <w:t>Onri foi um comandante do exército que se tornou o sexto rei de Israel.</w:t>
+      </w:r>
+    </w:p>
+    <w:p>
+      <w:pPr>
+        <w:pStyle w:val="ListBullet"/>
+        <w:spacing w:line="240" w:lineRule="auto"/>
+        <w:ind w:left="720"/>
+      </w:pPr>
+      <w:r>
+        <w:rPr>
+          <w:lang w:val="pt_PT" w:bidi="pt_PT"/>
+        </w:rPr>
+      </w:r>
+      <w:r>
+        <w:rPr>
+          <w:lang w:val="pt_PT" w:bidi="pt_PT"/>
+        </w:rPr>
+        <w:t>O rei Onri reinou por doze anos na cidade de Tirza.</w:t>
+      </w:r>
+    </w:p>
+    <w:p>
+      <w:pPr>
+        <w:pStyle w:val="ListBullet"/>
+        <w:spacing w:line="240" w:lineRule="auto"/>
+        <w:ind w:left="720"/>
+      </w:pPr>
+      <w:r>
+        <w:rPr>
+          <w:lang w:val="pt_PT" w:bidi="pt_PT"/>
+        </w:rPr>
+      </w:r>
+      <w:r>
+        <w:rPr>
+          <w:lang w:val="pt_PT" w:bidi="pt_PT"/>
+        </w:rPr>
+        <w:t>Como todos os reis de Israel antes dele, Onri foi um rei muito mau que levou o povo de Israel a mais adoração de ídolos.</w:t>
+      </w:r>
+    </w:p>
+    <w:p>
+      <w:pPr>
+        <w:pStyle w:val="ListBullet"/>
+        <w:spacing w:line="240" w:lineRule="auto"/>
+        <w:ind w:left="720"/>
+      </w:pPr>
+      <w:r>
+        <w:rPr>
+          <w:lang w:val="pt_PT" w:bidi="pt_PT"/>
+        </w:rPr>
+      </w:r>
+      <w:r>
+        <w:rPr>
+          <w:lang w:val="pt_PT" w:bidi="pt_PT"/>
+        </w:rPr>
+        <w:t>Onri também foi o pai do rei Acabe.</w:t>
+      </w:r>
+    </w:p>
+    <w:p>
+      <w:pPr/>
+      <w:r>
+        <w:rPr>
+          <w:lang w:val="pt_PT" w:bidi="pt_PT"/>
+        </w:rPr>
+      </w:r>
+      <w:r>
+        <w:rPr>
+          <w:lang w:val="pt_PT" w:bidi="pt_PT"/>
+        </w:rPr>
+        <w:t>(Sugestões de tradução: Como Traduzir Nomes)</w:t>
+      </w:r>
+    </w:p>
+    <w:p>
+      <w:pPr/>
+      <w:r>
+        <w:rPr>
+          <w:lang w:val="pt_PT" w:bidi="pt_PT"/>
+        </w:rPr>
+      </w:r>
+      <w:r>
+        <w:rPr>
+          <w:lang w:val="pt_PT" w:bidi="pt_PT"/>
+        </w:rPr>
+        <w:t xml:space="preserve">(Veja também: </w:t>
+      </w:r>
+      <w:r>
+        <w:rPr>
+          <w:lang w:val="pt_PT" w:bidi="pt_PT"/>
+        </w:rPr>
+        <w:t>Acabe</w:t>
       </w:r>
       <w:r>
         <w:rPr>
@@ -2573,7 +4609,7 @@
         <w:rPr>
           <w:lang w:val="pt_PT" w:bidi="pt_PT"/>
         </w:rPr>
-        <w:t>oferta de grão</w:t>
+        <w:t>Israel</w:t>
       </w:r>
       <w:r>
         <w:rPr>
@@ -2585,7 +4621,7 @@
         <w:rPr>
           <w:lang w:val="pt_PT" w:bidi="pt_PT"/>
         </w:rPr>
-        <w:t>sacerdote</w:t>
+        <w:t>Jeroboão</w:t>
       </w:r>
       <w:r>
         <w:rPr>
@@ -2597,7 +4633,276 @@
         <w:rPr>
           <w:lang w:val="pt_PT" w:bidi="pt_PT"/>
         </w:rPr>
-        <w:t>sacrifício</w:t>
+        <w:t>Tirza</w:t>
+      </w:r>
+      <w:r>
+        <w:rPr>
+          <w:lang w:val="pt_PT" w:bidi="pt_PT"/>
+        </w:rPr>
+        <w:t>)</w:t>
+      </w:r>
+    </w:p>
+    <w:p>
+      <w:pPr>
+        <w:pStyle w:val="Heading3"/>
+      </w:pPr>
+      <w:r>
+        <w:rPr>
+          <w:lang w:val="pt_PT" w:bidi="pt_PT"/>
+        </w:rPr>
+        <w:t>Referências Bíblicas:</w:t>
+      </w:r>
+    </w:p>
+    <w:p>
+      <w:pPr>
+        <w:pStyle w:val="ListBullet"/>
+        <w:spacing w:line="240" w:lineRule="auto"/>
+        <w:ind w:left="720"/>
+      </w:pPr>
+      <w:r>
+        <w:rPr>
+          <w:lang w:val="pt_PT" w:bidi="pt_PT"/>
+        </w:rPr>
+      </w:r>
+      <w:r>
+        <w:rPr>
+          <w:lang w:val="pt_PT" w:bidi="pt_PT"/>
+        </w:rPr>
+        <w:t>2 Crônicas 22.1–3</w:t>
+      </w:r>
+    </w:p>
+    <w:p>
+      <w:pPr>
+        <w:pStyle w:val="Heading3"/>
+      </w:pPr>
+      <w:r>
+        <w:rPr>
+          <w:lang w:val="pt_PT" w:bidi="pt_PT"/>
+        </w:rPr>
+        <w:t>Dados da Palavra:</w:t>
+      </w:r>
+    </w:p>
+    <w:p>
+      <w:pPr>
+        <w:pStyle w:val="ListBullet"/>
+        <w:spacing w:line="240" w:lineRule="auto"/>
+        <w:ind w:left="720"/>
+      </w:pPr>
+      <w:r>
+        <w:rPr>
+          <w:lang w:val="pt_PT" w:bidi="pt_PT"/>
+        </w:rPr>
+      </w:r>
+      <w:r>
+        <w:rPr>
+          <w:lang w:val="pt_PT" w:bidi="pt_PT"/>
+        </w:rPr>
+        <w:t>Strong’s: H6018</w:t>
+      </w:r>
+      <w:r>
+        <w:rPr>
+          <w:lang w:val="pt_PT" w:bidi="pt_PT"/>
+        </w:rPr>
+      </w:r>
+      <w:r>
+        <w:rPr>
+          <w:lang w:val="pt_PT" w:bidi="pt_PT"/>
+        </w:rPr>
+      </w:r>
+    </w:p>
+    <w:p>
+      <w:pPr/>
+      <w:r>
+        <w:rPr>
+          <w:lang w:val="pt_PT" w:bidi="pt_PT"/>
+        </w:rPr>
+      </w:r>
+    </w:p>
+    <w:p>
+      <w:pPr>
+        <w:pStyle w:val="Heading2"/>
+      </w:pPr>
+      <w:r>
+        <w:rPr>
+          <w:lang w:val="pt_PT" w:bidi="pt_PT"/>
+        </w:rPr>
+        <w:t>Orar</w:t>
+      </w:r>
+      <w:r>
+        <w:rPr>
+          <w:lang w:val="pt_PT" w:bidi="pt_PT"/>
+        </w:rPr>
+      </w:r>
+    </w:p>
+    <w:p>
+      <w:pPr>
+        <w:pStyle w:val="Heading3"/>
+      </w:pPr>
+      <w:r>
+        <w:rPr>
+          <w:lang w:val="pt_PT" w:bidi="pt_PT"/>
+        </w:rPr>
+        <w:t>Definição:</w:t>
+      </w:r>
+    </w:p>
+    <w:p>
+      <w:pPr/>
+      <w:r>
+        <w:rPr>
+          <w:lang w:val="pt_PT" w:bidi="pt_PT"/>
+        </w:rPr>
+      </w:r>
+      <w:r>
+        <w:rPr>
+          <w:lang w:val="pt_PT" w:bidi="pt_PT"/>
+        </w:rPr>
+        <w:t>Os termos “orar” e “oração” referem-se a falar com Deus. Esses termos também são usados para se referir a pessoas tentando falar com um deus falso.</w:t>
+      </w:r>
+    </w:p>
+    <w:p>
+      <w:pPr>
+        <w:pStyle w:val="ListBullet"/>
+        <w:spacing w:line="240" w:lineRule="auto"/>
+        <w:ind w:left="720"/>
+      </w:pPr>
+      <w:r>
+        <w:rPr>
+          <w:lang w:val="pt_PT" w:bidi="pt_PT"/>
+        </w:rPr>
+      </w:r>
+      <w:r>
+        <w:rPr>
+          <w:lang w:val="pt_PT" w:bidi="pt_PT"/>
+        </w:rPr>
+        <w:t>As pessoas podem orar silenciosamente, falando com Deus com seus pensamentos, ou podem orar em voz alta, falando com Deus com sua voz. Às vezes, as orações são escritas, como quando Davi escreveu suas orações no Livro dos Salmos.</w:t>
+      </w:r>
+    </w:p>
+    <w:p>
+      <w:pPr>
+        <w:pStyle w:val="ListBullet"/>
+        <w:spacing w:line="240" w:lineRule="auto"/>
+        <w:ind w:left="720"/>
+      </w:pPr>
+      <w:r>
+        <w:rPr>
+          <w:lang w:val="pt_PT" w:bidi="pt_PT"/>
+        </w:rPr>
+      </w:r>
+      <w:r>
+        <w:rPr>
+          <w:lang w:val="pt_PT" w:bidi="pt_PT"/>
+        </w:rPr>
+        <w:t>A oração pode incluir pedir a Deus por misericórdia, por ajuda com um problema e por sabedoria na tomada de decisões.</w:t>
+      </w:r>
+    </w:p>
+    <w:p>
+      <w:pPr>
+        <w:pStyle w:val="ListBullet"/>
+        <w:spacing w:line="240" w:lineRule="auto"/>
+        <w:ind w:left="720"/>
+      </w:pPr>
+      <w:r>
+        <w:rPr>
+          <w:lang w:val="pt_PT" w:bidi="pt_PT"/>
+        </w:rPr>
+      </w:r>
+      <w:r>
+        <w:rPr>
+          <w:lang w:val="pt_PT" w:bidi="pt_PT"/>
+        </w:rPr>
+        <w:t>Muitas vezes, as pessoas pedem a Deus para curar pessoas que estão doentes ou que precisam de sua ajuda de outras maneiras.</w:t>
+      </w:r>
+    </w:p>
+    <w:p>
+      <w:pPr>
+        <w:pStyle w:val="ListBullet"/>
+        <w:spacing w:line="240" w:lineRule="auto"/>
+        <w:ind w:left="720"/>
+      </w:pPr>
+      <w:r>
+        <w:rPr>
+          <w:lang w:val="pt_PT" w:bidi="pt_PT"/>
+        </w:rPr>
+      </w:r>
+      <w:r>
+        <w:rPr>
+          <w:lang w:val="pt_PT" w:bidi="pt_PT"/>
+        </w:rPr>
+        <w:t>As pessoas também agradecem e louvam a Deus quando estão orando a ele.</w:t>
+      </w:r>
+    </w:p>
+    <w:p>
+      <w:pPr>
+        <w:pStyle w:val="ListBullet"/>
+        <w:spacing w:line="240" w:lineRule="auto"/>
+        <w:ind w:left="720"/>
+      </w:pPr>
+      <w:r>
+        <w:rPr>
+          <w:lang w:val="pt_PT" w:bidi="pt_PT"/>
+        </w:rPr>
+      </w:r>
+      <w:r>
+        <w:rPr>
+          <w:lang w:val="pt_PT" w:bidi="pt_PT"/>
+        </w:rPr>
+        <w:t>Orar inclui confessar nossos pecados a Deus e pedir-lhe perdão.</w:t>
+      </w:r>
+    </w:p>
+    <w:p>
+      <w:pPr>
+        <w:pStyle w:val="ListBullet"/>
+        <w:spacing w:line="240" w:lineRule="auto"/>
+        <w:ind w:left="720"/>
+      </w:pPr>
+      <w:r>
+        <w:rPr>
+          <w:lang w:val="pt_PT" w:bidi="pt_PT"/>
+        </w:rPr>
+      </w:r>
+      <w:r>
+        <w:rPr>
+          <w:lang w:val="pt_PT" w:bidi="pt_PT"/>
+        </w:rPr>
+        <w:t>Falar com Deus é chamado, às vezes, de “comunhão” com ele, à medida que nosso espírito se comunica com o espírito dele, compartilhando nossas emoções e desfrutando de sua presença.</w:t>
+      </w:r>
+    </w:p>
+    <w:p>
+      <w:pPr>
+        <w:pStyle w:val="ListBullet"/>
+        <w:spacing w:line="240" w:lineRule="auto"/>
+        <w:ind w:left="720"/>
+      </w:pPr>
+      <w:r>
+        <w:rPr>
+          <w:lang w:val="pt_PT" w:bidi="pt_PT"/>
+        </w:rPr>
+      </w:r>
+      <w:r>
+        <w:rPr>
+          <w:lang w:val="pt_PT" w:bidi="pt_PT"/>
+        </w:rPr>
+        <w:t>Este termo poderia ser traduzido como “falar com Deus” ou “comunicar-se com Deus”. A tradução deste termo deve ser capaz de incluir orações que são silenciosas.</w:t>
+      </w:r>
+    </w:p>
+    <w:p>
+      <w:pPr/>
+      <w:r>
+        <w:rPr>
+          <w:lang w:val="pt_PT" w:bidi="pt_PT"/>
+        </w:rPr>
+      </w:r>
+      <w:r>
+        <w:rPr>
+          <w:lang w:val="pt_PT" w:bidi="pt_PT"/>
+        </w:rPr>
+        <w:t xml:space="preserve">(Veja também: </w:t>
+      </w:r>
+      <w:r>
+        <w:rPr>
+          <w:lang w:val="pt_PT" w:bidi="pt_PT"/>
+        </w:rPr>
+        <w:t>deus falso</w:t>
       </w:r>
       <w:r>
         <w:rPr>
@@ -2609,7 +4914,19 @@
         <w:rPr>
           <w:lang w:val="pt_PT" w:bidi="pt_PT"/>
         </w:rPr>
-        <w:t>pão ázimo</w:t>
+        <w:t>perdoar</w:t>
+      </w:r>
+      <w:r>
+        <w:rPr>
+          <w:lang w:val="pt_PT" w:bidi="pt_PT"/>
+        </w:rPr>
+        <w:t xml:space="preserve">, </w:t>
+      </w:r>
+      <w:r>
+        <w:rPr>
+          <w:lang w:val="pt_PT" w:bidi="pt_PT"/>
+        </w:rPr>
+        <w:t>louvar</w:t>
       </w:r>
       <w:r>
         <w:rPr>
@@ -2644,79 +4961,133 @@
         <w:rPr>
           <w:lang w:val="pt_PT" w:bidi="pt_PT"/>
         </w:rPr>
-        <w:t>1 Samuel 13.8–10</w:t>
-      </w:r>
-    </w:p>
-    <w:p>
-      <w:pPr>
-        <w:pStyle w:val="ListBullet"/>
-        <w:spacing w:line="240" w:lineRule="auto"/>
-        <w:ind w:left="720"/>
-      </w:pPr>
-      <w:r>
-        <w:rPr>
-          <w:lang w:val="pt_PT" w:bidi="pt_PT"/>
-        </w:rPr>
-      </w:r>
-      <w:r>
-        <w:rPr>
-          <w:lang w:val="pt_PT" w:bidi="pt_PT"/>
-        </w:rPr>
-        <w:t>Ezequiel 45.16–17</w:t>
-      </w:r>
-    </w:p>
-    <w:p>
-      <w:pPr>
-        <w:pStyle w:val="ListBullet"/>
-        <w:spacing w:line="240" w:lineRule="auto"/>
-        <w:ind w:left="720"/>
-      </w:pPr>
-      <w:r>
-        <w:rPr>
-          <w:lang w:val="pt_PT" w:bidi="pt_PT"/>
-        </w:rPr>
-      </w:r>
-      <w:r>
-        <w:rPr>
-          <w:lang w:val="pt_PT" w:bidi="pt_PT"/>
-        </w:rPr>
-        <w:t>Josué 8.30–32</w:t>
-      </w:r>
-    </w:p>
-    <w:p>
-      <w:pPr>
-        <w:pStyle w:val="ListBullet"/>
-        <w:spacing w:line="240" w:lineRule="auto"/>
-        <w:ind w:left="720"/>
-      </w:pPr>
-      <w:r>
-        <w:rPr>
-          <w:lang w:val="pt_PT" w:bidi="pt_PT"/>
-        </w:rPr>
-      </w:r>
-      <w:r>
-        <w:rPr>
-          <w:lang w:val="pt_PT" w:bidi="pt_PT"/>
-        </w:rPr>
-        <w:t>Levítico 9.3–5</w:t>
-      </w:r>
-    </w:p>
-    <w:p>
-      <w:pPr>
-        <w:pStyle w:val="ListBullet"/>
-        <w:spacing w:line="240" w:lineRule="auto"/>
-        <w:ind w:left="720"/>
-      </w:pPr>
-      <w:r>
-        <w:rPr>
-          <w:lang w:val="pt_PT" w:bidi="pt_PT"/>
-        </w:rPr>
-      </w:r>
-      <w:r>
-        <w:rPr>
-          <w:lang w:val="pt_PT" w:bidi="pt_PT"/>
-        </w:rPr>
-        <w:t>Provérbios 7.13–15</w:t>
+        <w:t>1 Tessalonicenses 3.9</w:t>
+      </w:r>
+    </w:p>
+    <w:p>
+      <w:pPr>
+        <w:pStyle w:val="ListBullet"/>
+        <w:spacing w:line="240" w:lineRule="auto"/>
+        <w:ind w:left="720"/>
+      </w:pPr>
+      <w:r>
+        <w:rPr>
+          <w:lang w:val="pt_PT" w:bidi="pt_PT"/>
+        </w:rPr>
+      </w:r>
+      <w:r>
+        <w:rPr>
+          <w:lang w:val="pt_PT" w:bidi="pt_PT"/>
+        </w:rPr>
+        <w:t>Atos 8.24</w:t>
+      </w:r>
+    </w:p>
+    <w:p>
+      <w:pPr>
+        <w:pStyle w:val="ListBullet"/>
+        <w:spacing w:line="240" w:lineRule="auto"/>
+        <w:ind w:left="720"/>
+      </w:pPr>
+      <w:r>
+        <w:rPr>
+          <w:lang w:val="pt_PT" w:bidi="pt_PT"/>
+        </w:rPr>
+      </w:r>
+      <w:r>
+        <w:rPr>
+          <w:lang w:val="pt_PT" w:bidi="pt_PT"/>
+        </w:rPr>
+        <w:t>Atos 14.26</w:t>
+      </w:r>
+    </w:p>
+    <w:p>
+      <w:pPr>
+        <w:pStyle w:val="ListBullet"/>
+        <w:spacing w:line="240" w:lineRule="auto"/>
+        <w:ind w:left="720"/>
+      </w:pPr>
+      <w:r>
+        <w:rPr>
+          <w:lang w:val="pt_PT" w:bidi="pt_PT"/>
+        </w:rPr>
+      </w:r>
+      <w:r>
+        <w:rPr>
+          <w:lang w:val="pt_PT" w:bidi="pt_PT"/>
+        </w:rPr>
+        <w:t>Colossenses 4.4</w:t>
+      </w:r>
+    </w:p>
+    <w:p>
+      <w:pPr>
+        <w:pStyle w:val="ListBullet"/>
+        <w:spacing w:line="240" w:lineRule="auto"/>
+        <w:ind w:left="720"/>
+      </w:pPr>
+      <w:r>
+        <w:rPr>
+          <w:lang w:val="pt_PT" w:bidi="pt_PT"/>
+        </w:rPr>
+      </w:r>
+      <w:r>
+        <w:rPr>
+          <w:lang w:val="pt_PT" w:bidi="pt_PT"/>
+        </w:rPr>
+        <w:t>João 17.9</w:t>
+      </w:r>
+    </w:p>
+    <w:p>
+      <w:pPr>
+        <w:pStyle w:val="ListBullet"/>
+        <w:spacing w:line="240" w:lineRule="auto"/>
+        <w:ind w:left="720"/>
+      </w:pPr>
+      <w:r>
+        <w:rPr>
+          <w:lang w:val="pt_PT" w:bidi="pt_PT"/>
+        </w:rPr>
+      </w:r>
+      <w:r>
+        <w:rPr>
+          <w:lang w:val="pt_PT" w:bidi="pt_PT"/>
+        </w:rPr>
+        <w:t>Lucas 11.1</w:t>
+      </w:r>
+    </w:p>
+    <w:p>
+      <w:pPr>
+        <w:pStyle w:val="ListBullet"/>
+        <w:spacing w:line="240" w:lineRule="auto"/>
+        <w:ind w:left="720"/>
+      </w:pPr>
+      <w:r>
+        <w:rPr>
+          <w:lang w:val="pt_PT" w:bidi="pt_PT"/>
+        </w:rPr>
+      </w:r>
+      <w:r>
+        <w:rPr>
+          <w:lang w:val="pt_PT" w:bidi="pt_PT"/>
+        </w:rPr>
+        <w:t>Mateus 5.43–45</w:t>
+      </w:r>
+    </w:p>
+    <w:p>
+      <w:pPr>
+        <w:pStyle w:val="ListBullet"/>
+        <w:spacing w:line="240" w:lineRule="auto"/>
+        <w:ind w:left="720"/>
+      </w:pPr>
+      <w:r>
+        <w:rPr>
+          <w:lang w:val="pt_PT" w:bidi="pt_PT"/>
+        </w:rPr>
+      </w:r>
+      <w:r>
+        <w:rPr>
+          <w:lang w:val="pt_PT" w:bidi="pt_PT"/>
+        </w:rPr>
+        <w:t>Mateus 14.22–24</w:t>
       </w:r>
     </w:p>
     <w:p>
@@ -2727,6 +5098,296 @@
         <w:rPr>
           <w:lang w:val="pt_PT" w:bidi="pt_PT"/>
         </w:rPr>
+        <w:t>Exemplos das histórias bíblicas:</w:t>
+      </w:r>
+    </w:p>
+    <w:p>
+      <w:pPr>
+        <w:pStyle w:val="ListBullet"/>
+        <w:spacing w:line="240" w:lineRule="auto"/>
+        <w:ind w:left="720"/>
+      </w:pPr>
+      <w:r>
+        <w:rPr>
+          <w:lang w:val="pt_PT" w:bidi="pt_PT"/>
+        </w:rPr>
+      </w:r>
+      <w:r>
+        <w:rPr>
+          <w:b/>
+          <w:lang w:val="pt_PT" w:bidi="pt_PT"/>
+        </w:rPr>
+        <w:t>6:5</w:t>
+      </w:r>
+      <w:r>
+        <w:rPr>
+          <w:lang w:val="pt_PT" w:bidi="pt_PT"/>
+        </w:rPr>
+        <w:t xml:space="preserve"> Isaque </w:t>
+      </w:r>
+      <w:r>
+        <w:rPr>
+          <w:b/>
+          <w:lang w:val="pt_PT" w:bidi="pt_PT"/>
+        </w:rPr>
+        <w:t>orou</w:t>
+      </w:r>
+      <w:r>
+        <w:rPr>
+          <w:lang w:val="pt_PT" w:bidi="pt_PT"/>
+        </w:rPr>
+        <w:t xml:space="preserve"> por Rebeca, e Deus permitiu que ela engravidasse de gêmeos.</w:t>
+      </w:r>
+    </w:p>
+    <w:p>
+      <w:pPr>
+        <w:pStyle w:val="ListBullet"/>
+        <w:spacing w:line="240" w:lineRule="auto"/>
+        <w:ind w:left="720"/>
+      </w:pPr>
+      <w:r>
+        <w:rPr>
+          <w:lang w:val="pt_PT" w:bidi="pt_PT"/>
+        </w:rPr>
+      </w:r>
+      <w:r>
+        <w:rPr>
+          <w:b/>
+          <w:lang w:val="pt_PT" w:bidi="pt_PT"/>
+        </w:rPr>
+        <w:t>13:12</w:t>
+      </w:r>
+      <w:r>
+        <w:rPr>
+          <w:lang w:val="pt_PT" w:bidi="pt_PT"/>
+        </w:rPr>
+        <w:t xml:space="preserve"> Mas Moisés </w:t>
+      </w:r>
+      <w:r>
+        <w:rPr>
+          <w:b/>
+          <w:lang w:val="pt_PT" w:bidi="pt_PT"/>
+        </w:rPr>
+        <w:t>orou</w:t>
+      </w:r>
+      <w:r>
+        <w:rPr>
+          <w:lang w:val="pt_PT" w:bidi="pt_PT"/>
+        </w:rPr>
+        <w:t xml:space="preserve"> por eles, e Deus ouviu sua </w:t>
+      </w:r>
+      <w:r>
+        <w:rPr>
+          <w:b/>
+          <w:lang w:val="pt_PT" w:bidi="pt_PT"/>
+        </w:rPr>
+        <w:t>oração</w:t>
+      </w:r>
+      <w:r>
+        <w:rPr>
+          <w:lang w:val="pt_PT" w:bidi="pt_PT"/>
+        </w:rPr>
+        <w:t xml:space="preserve"> e não os destruiu.</w:t>
+      </w:r>
+    </w:p>
+    <w:p>
+      <w:pPr>
+        <w:pStyle w:val="ListBullet"/>
+        <w:spacing w:line="240" w:lineRule="auto"/>
+        <w:ind w:left="720"/>
+      </w:pPr>
+      <w:r>
+        <w:rPr>
+          <w:lang w:val="pt_PT" w:bidi="pt_PT"/>
+        </w:rPr>
+      </w:r>
+      <w:r>
+        <w:rPr>
+          <w:b/>
+          <w:lang w:val="pt_PT" w:bidi="pt_PT"/>
+        </w:rPr>
+        <w:t>19:8</w:t>
+      </w:r>
+      <w:r>
+        <w:rPr>
+          <w:lang w:val="pt_PT" w:bidi="pt_PT"/>
+        </w:rPr>
+        <w:t xml:space="preserve"> Então os profetas de Baal </w:t>
+      </w:r>
+      <w:r>
+        <w:rPr>
+          <w:b/>
+          <w:lang w:val="pt_PT" w:bidi="pt_PT"/>
+        </w:rPr>
+        <w:t>oraram</w:t>
+      </w:r>
+      <w:r>
+        <w:rPr>
+          <w:lang w:val="pt_PT" w:bidi="pt_PT"/>
+        </w:rPr>
+        <w:t xml:space="preserve"> a Baal, “Ouça-nos, ó Baal!”.</w:t>
+      </w:r>
+    </w:p>
+    <w:p>
+      <w:pPr>
+        <w:pStyle w:val="ListBullet"/>
+        <w:spacing w:line="240" w:lineRule="auto"/>
+        <w:ind w:left="720"/>
+      </w:pPr>
+      <w:r>
+        <w:rPr>
+          <w:lang w:val="pt_PT" w:bidi="pt_PT"/>
+        </w:rPr>
+      </w:r>
+      <w:r>
+        <w:rPr>
+          <w:b/>
+          <w:lang w:val="pt_PT" w:bidi="pt_PT"/>
+        </w:rPr>
+        <w:t>21:7</w:t>
+      </w:r>
+      <w:r>
+        <w:rPr>
+          <w:lang w:val="pt_PT" w:bidi="pt_PT"/>
+        </w:rPr>
+        <w:t xml:space="preserve"> Os sacerdotes também </w:t>
+      </w:r>
+      <w:r>
+        <w:rPr>
+          <w:b/>
+          <w:lang w:val="pt_PT" w:bidi="pt_PT"/>
+        </w:rPr>
+        <w:t>oraram</w:t>
+      </w:r>
+      <w:r>
+        <w:rPr>
+          <w:lang w:val="pt_PT" w:bidi="pt_PT"/>
+        </w:rPr>
+        <w:t xml:space="preserve"> a Deus pelo povo.</w:t>
+      </w:r>
+    </w:p>
+    <w:p>
+      <w:pPr>
+        <w:pStyle w:val="ListBullet"/>
+        <w:spacing w:line="240" w:lineRule="auto"/>
+        <w:ind w:left="720"/>
+      </w:pPr>
+      <w:r>
+        <w:rPr>
+          <w:lang w:val="pt_PT" w:bidi="pt_PT"/>
+        </w:rPr>
+      </w:r>
+      <w:r>
+        <w:rPr>
+          <w:b/>
+          <w:lang w:val="pt_PT" w:bidi="pt_PT"/>
+        </w:rPr>
+        <w:t>38:11</w:t>
+      </w:r>
+      <w:r>
+        <w:rPr>
+          <w:lang w:val="pt_PT" w:bidi="pt_PT"/>
+        </w:rPr>
+        <w:t xml:space="preserve"> Jesus disse aos seus discípulos para </w:t>
+      </w:r>
+      <w:r>
+        <w:rPr>
+          <w:b/>
+          <w:lang w:val="pt_PT" w:bidi="pt_PT"/>
+        </w:rPr>
+        <w:t>orar</w:t>
+      </w:r>
+      <w:r>
+        <w:rPr>
+          <w:lang w:val="pt_PT" w:bidi="pt_PT"/>
+        </w:rPr>
+        <w:t xml:space="preserve"> para que não caíssem em tentação.</w:t>
+      </w:r>
+    </w:p>
+    <w:p>
+      <w:pPr>
+        <w:pStyle w:val="ListBullet"/>
+        <w:spacing w:line="240" w:lineRule="auto"/>
+        <w:ind w:left="720"/>
+      </w:pPr>
+      <w:r>
+        <w:rPr>
+          <w:lang w:val="pt_PT" w:bidi="pt_PT"/>
+        </w:rPr>
+      </w:r>
+      <w:r>
+        <w:rPr>
+          <w:b/>
+          <w:lang w:val="pt_PT" w:bidi="pt_PT"/>
+        </w:rPr>
+        <w:t>43:13</w:t>
+      </w:r>
+      <w:r>
+        <w:rPr>
+          <w:lang w:val="pt_PT" w:bidi="pt_PT"/>
+        </w:rPr>
+        <w:t xml:space="preserve"> Os discípulos continuamente ouviam o ensino dos apóstolos, passavam tempo juntos, comiam juntos e </w:t>
+      </w:r>
+      <w:r>
+        <w:rPr>
+          <w:b/>
+          <w:lang w:val="pt_PT" w:bidi="pt_PT"/>
+        </w:rPr>
+        <w:t>oravam</w:t>
+      </w:r>
+      <w:r>
+        <w:rPr>
+          <w:lang w:val="pt_PT" w:bidi="pt_PT"/>
+        </w:rPr>
+        <w:t xml:space="preserve"> uns com os outros.</w:t>
+      </w:r>
+    </w:p>
+    <w:p>
+      <w:pPr>
+        <w:pStyle w:val="ListBullet"/>
+        <w:spacing w:line="240" w:lineRule="auto"/>
+        <w:ind w:left="720"/>
+      </w:pPr>
+      <w:r>
+        <w:rPr>
+          <w:lang w:val="pt_PT" w:bidi="pt_PT"/>
+        </w:rPr>
+      </w:r>
+      <w:r>
+        <w:rPr>
+          <w:b/>
+          <w:lang w:val="pt_PT" w:bidi="pt_PT"/>
+        </w:rPr>
+        <w:t>49:18</w:t>
+      </w:r>
+      <w:r>
+        <w:rPr>
+          <w:lang w:val="pt_PT" w:bidi="pt_PT"/>
+        </w:rPr>
+        <w:t xml:space="preserve"> Deus diz para você </w:t>
+      </w:r>
+      <w:r>
+        <w:rPr>
+          <w:b/>
+          <w:lang w:val="pt_PT" w:bidi="pt_PT"/>
+        </w:rPr>
+        <w:t>orar</w:t>
+      </w:r>
+      <w:r>
+        <w:rPr>
+          <w:lang w:val="pt_PT" w:bidi="pt_PT"/>
+        </w:rPr>
+        <w:t>, estudar sua palavra, adorá-lo com outros cristãos e contar aos outros o que ele fez por você.</w:t>
+      </w:r>
+    </w:p>
+    <w:p>
+      <w:pPr>
+        <w:pStyle w:val="Heading3"/>
+      </w:pPr>
+      <w:r>
+        <w:rPr>
+          <w:lang w:val="pt_PT" w:bidi="pt_PT"/>
+        </w:rPr>
         <w:t>Dados da Palavra:</w:t>
       </w:r>
     </w:p>
@@ -2745,7 +5406,7 @@
         <w:rPr>
           <w:lang w:val="pt_PT" w:bidi="pt_PT"/>
         </w:rPr>
-        <w:t>Strong’s: H8002</w:t>
+        <w:t>Strong’s: H0559, H0577, H1156, H2470, H3863, H3908, H4994, H6279, H6293, H6419, H6739, H7592, H7878, H7879, H7881, H8034, H8605, G01540, G11620, G11890, G17830, G20650, G21710, G21720, G38700, G43350, G43360</w:t>
       </w:r>
       <w:r>
         <w:rPr>
@@ -2774,7 +5435,7 @@
         <w:rPr>
           <w:lang w:val="pt_PT" w:bidi="pt_PT"/>
         </w:rPr>
-        <w:t>Oferta memorial</w:t>
+        <w:t>Ordenança</w:t>
       </w:r>
       <w:r>
         <w:rPr>
@@ -2804,79 +5465,123 @@
         <w:rPr>
           <w:lang w:val="pt_PT" w:bidi="pt_PT"/>
         </w:rPr>
-        <w:t>O termo “memorial” refere-se a uma ação ou objeto que faz com que alguém ou algo seja lembrado.</w:t>
-      </w:r>
-    </w:p>
-    <w:p>
-      <w:pPr>
-        <w:pStyle w:val="ListBullet"/>
-        <w:spacing w:line="240" w:lineRule="auto"/>
-        <w:ind w:left="720"/>
-      </w:pPr>
-      <w:r>
-        <w:rPr>
-          <w:lang w:val="pt_PT" w:bidi="pt_PT"/>
-        </w:rPr>
-      </w:r>
-      <w:r>
-        <w:rPr>
-          <w:lang w:val="pt_PT" w:bidi="pt_PT"/>
-        </w:rPr>
-        <w:t>Esta palavra também é usada como um adjetivo para descrever algo que é para lembrá-los de alguma coisa, como em uma “oferta memorial”, uma “porção memorial” de um sacrifício ou “pedras memoriais”.</w:t>
-      </w:r>
-    </w:p>
-    <w:p>
-      <w:pPr>
-        <w:pStyle w:val="ListBullet"/>
-        <w:spacing w:line="240" w:lineRule="auto"/>
-        <w:ind w:left="720"/>
-      </w:pPr>
-      <w:r>
-        <w:rPr>
-          <w:lang w:val="pt_PT" w:bidi="pt_PT"/>
-        </w:rPr>
-      </w:r>
-      <w:r>
-        <w:rPr>
-          <w:lang w:val="pt_PT" w:bidi="pt_PT"/>
-        </w:rPr>
-        <w:t>No Antigo Testamento, ofertas memoriais eram feitas para que os israelitas se lembrassem do que Deus havia feito por eles.</w:t>
-      </w:r>
-    </w:p>
-    <w:p>
-      <w:pPr>
-        <w:pStyle w:val="ListBullet"/>
-        <w:spacing w:line="240" w:lineRule="auto"/>
-        <w:ind w:left="720"/>
-      </w:pPr>
-      <w:r>
-        <w:rPr>
-          <w:lang w:val="pt_PT" w:bidi="pt_PT"/>
-        </w:rPr>
-      </w:r>
-      <w:r>
-        <w:rPr>
-          <w:lang w:val="pt_PT" w:bidi="pt_PT"/>
-        </w:rPr>
-        <w:t>Deus disse aos sacerdotes israelitas para usarem roupas especiais que tinham pedras memoriais. Essas pedras tinham os nomes das doze tribos de Israel gravados nelas. Talvez, estas eram para lembrá-los da fidelidade de Deus para com eles.</w:t>
-      </w:r>
-    </w:p>
-    <w:p>
-      <w:pPr>
-        <w:pStyle w:val="ListBullet"/>
-        <w:spacing w:line="240" w:lineRule="auto"/>
-        <w:ind w:left="720"/>
-      </w:pPr>
-      <w:r>
-        <w:rPr>
-          <w:lang w:val="pt_PT" w:bidi="pt_PT"/>
-        </w:rPr>
-      </w:r>
-      <w:r>
-        <w:rPr>
-          <w:lang w:val="pt_PT" w:bidi="pt_PT"/>
-        </w:rPr>
-        <w:t>No Novo Testamento, Deus honrou um homem chamado Cornélio por suas obras de caridade para os pobres. Essas obras foram ditas como um “memorial” diante de Deus.</w:t>
+        <w:t>Uma ordenança é um regimento público ou lei que fornece regras ou instruções para as pessoas seguirem. Este termo está relacionado ao termo “ordenar”.</w:t>
+      </w:r>
+    </w:p>
+    <w:p>
+      <w:pPr>
+        <w:pStyle w:val="ListBullet"/>
+        <w:spacing w:line="240" w:lineRule="auto"/>
+        <w:ind w:left="720"/>
+      </w:pPr>
+      <w:r>
+        <w:rPr>
+          <w:lang w:val="pt_PT" w:bidi="pt_PT"/>
+        </w:rPr>
+      </w:r>
+      <w:r>
+        <w:rPr>
+          <w:lang w:val="pt_PT" w:bidi="pt_PT"/>
+        </w:rPr>
+        <w:t>Às vezes, uma ordenança é um costume que se tornou bem estabelecido através de anos de prática.</w:t>
+      </w:r>
+    </w:p>
+    <w:p>
+      <w:pPr>
+        <w:pStyle w:val="ListBullet"/>
+        <w:spacing w:line="240" w:lineRule="auto"/>
+        <w:ind w:left="720"/>
+      </w:pPr>
+      <w:r>
+        <w:rPr>
+          <w:lang w:val="pt_PT" w:bidi="pt_PT"/>
+        </w:rPr>
+      </w:r>
+      <w:r>
+        <w:rPr>
+          <w:lang w:val="pt_PT" w:bidi="pt_PT"/>
+        </w:rPr>
+        <w:t>Na Bíblia, uma ordenança era algo que Deus ordenava aos israelitas fazerem. Às vezes, ele ordenava que fizessem isso para sempre.</w:t>
+      </w:r>
+    </w:p>
+    <w:p>
+      <w:pPr>
+        <w:pStyle w:val="ListBullet"/>
+        <w:spacing w:line="240" w:lineRule="auto"/>
+        <w:ind w:left="720"/>
+      </w:pPr>
+      <w:r>
+        <w:rPr>
+          <w:lang w:val="pt_PT" w:bidi="pt_PT"/>
+        </w:rPr>
+      </w:r>
+      <w:r>
+        <w:rPr>
+          <w:lang w:val="pt_PT" w:bidi="pt_PT"/>
+        </w:rPr>
+        <w:t>O termo “ordenança” poderia ser traduzido como “decreto público” ou “regimento” ou “lei”, dependendo do contexto.</w:t>
+      </w:r>
+    </w:p>
+    <w:p>
+      <w:pPr/>
+      <w:r>
+        <w:rPr>
+          <w:lang w:val="pt_PT" w:bidi="pt_PT"/>
+        </w:rPr>
+      </w:r>
+      <w:r>
+        <w:rPr>
+          <w:lang w:val="pt_PT" w:bidi="pt_PT"/>
+        </w:rPr>
+        <w:t xml:space="preserve">(Veja também: comando, </w:t>
+      </w:r>
+      <w:r>
+        <w:rPr>
+          <w:lang w:val="pt_PT" w:bidi="pt_PT"/>
+        </w:rPr>
+        <w:t>decreto</w:t>
+      </w:r>
+      <w:r>
+        <w:rPr>
+          <w:lang w:val="pt_PT" w:bidi="pt_PT"/>
+        </w:rPr>
+        <w:t xml:space="preserve">, </w:t>
+      </w:r>
+      <w:r>
+        <w:rPr>
+          <w:lang w:val="pt_PT" w:bidi="pt_PT"/>
+        </w:rPr>
+        <w:t>lei</w:t>
+      </w:r>
+      <w:r>
+        <w:rPr>
+          <w:lang w:val="pt_PT" w:bidi="pt_PT"/>
+        </w:rPr>
+        <w:t xml:space="preserve">, </w:t>
+      </w:r>
+      <w:r>
+        <w:rPr>
+          <w:lang w:val="pt_PT" w:bidi="pt_PT"/>
+        </w:rPr>
+        <w:t>ordenar</w:t>
+      </w:r>
+      <w:r>
+        <w:rPr>
+          <w:lang w:val="pt_PT" w:bidi="pt_PT"/>
+        </w:rPr>
+        <w:t xml:space="preserve">, </w:t>
+      </w:r>
+      <w:r>
+        <w:rPr>
+          <w:lang w:val="pt_PT" w:bidi="pt_PT"/>
+        </w:rPr>
+        <w:t>estatuto</w:t>
+      </w:r>
+      <w:r>
+        <w:rPr>
+          <w:lang w:val="pt_PT" w:bidi="pt_PT"/>
+        </w:rPr>
+        <w:t>)</w:t>
       </w:r>
     </w:p>
     <w:p>
@@ -2887,43 +5592,79 @@
         <w:rPr>
           <w:lang w:val="pt_PT" w:bidi="pt_PT"/>
         </w:rPr>
-        <w:t>Sugestões de Tradução:</w:t>
-      </w:r>
-    </w:p>
-    <w:p>
-      <w:pPr>
-        <w:pStyle w:val="ListBullet"/>
-        <w:spacing w:line="240" w:lineRule="auto"/>
-        <w:ind w:left="720"/>
-      </w:pPr>
-      <w:r>
-        <w:rPr>
-          <w:lang w:val="pt_PT" w:bidi="pt_PT"/>
-        </w:rPr>
-      </w:r>
-      <w:r>
-        <w:rPr>
-          <w:lang w:val="pt_PT" w:bidi="pt_PT"/>
-        </w:rPr>
-        <w:t>Isso também poderia ser traduzido como “lembrança duradoura".</w:t>
-      </w:r>
-    </w:p>
-    <w:p>
-      <w:pPr>
-        <w:pStyle w:val="ListBullet"/>
-        <w:spacing w:line="240" w:lineRule="auto"/>
-        <w:ind w:left="720"/>
-      </w:pPr>
-      <w:r>
-        <w:rPr>
-          <w:lang w:val="pt_PT" w:bidi="pt_PT"/>
-        </w:rPr>
-      </w:r>
-      <w:r>
-        <w:rPr>
-          <w:lang w:val="pt_PT" w:bidi="pt_PT"/>
-        </w:rPr>
-        <w:t>Uma “pedra memorial” poderia ser traduzida como uma “pedra para lembrá-los (de alguma coisa)".</w:t>
+        <w:t>Referências Bíblicas:</w:t>
+      </w:r>
+    </w:p>
+    <w:p>
+      <w:pPr>
+        <w:pStyle w:val="ListBullet"/>
+        <w:spacing w:line="240" w:lineRule="auto"/>
+        <w:ind w:left="720"/>
+      </w:pPr>
+      <w:r>
+        <w:rPr>
+          <w:lang w:val="pt_PT" w:bidi="pt_PT"/>
+        </w:rPr>
+      </w:r>
+      <w:r>
+        <w:rPr>
+          <w:lang w:val="pt_PT" w:bidi="pt_PT"/>
+        </w:rPr>
+        <w:t>Deuteronômio 4.13–14</w:t>
+      </w:r>
+    </w:p>
+    <w:p>
+      <w:pPr>
+        <w:pStyle w:val="ListBullet"/>
+        <w:spacing w:line="240" w:lineRule="auto"/>
+        <w:ind w:left="720"/>
+      </w:pPr>
+      <w:r>
+        <w:rPr>
+          <w:lang w:val="pt_PT" w:bidi="pt_PT"/>
+        </w:rPr>
+      </w:r>
+      <w:r>
+        <w:rPr>
+          <w:lang w:val="pt_PT" w:bidi="pt_PT"/>
+        </w:rPr>
+        <w:t>Êxodo 27.20–21</w:t>
+      </w:r>
+    </w:p>
+    <w:p>
+      <w:pPr>
+        <w:pStyle w:val="ListBullet"/>
+        <w:spacing w:line="240" w:lineRule="auto"/>
+        <w:ind w:left="720"/>
+      </w:pPr>
+      <w:r>
+        <w:rPr>
+          <w:lang w:val="pt_PT" w:bidi="pt_PT"/>
+        </w:rPr>
+      </w:r>
+      <w:r>
+        <w:rPr>
+          <w:lang w:val="pt_PT" w:bidi="pt_PT"/>
+        </w:rPr>
+        <w:t>Levítico 8.31–33</w:t>
+      </w:r>
+    </w:p>
+    <w:p>
+      <w:pPr>
+        <w:pStyle w:val="ListBullet"/>
+        <w:spacing w:line="240" w:lineRule="auto"/>
+        <w:ind w:left="720"/>
+      </w:pPr>
+      <w:r>
+        <w:rPr>
+          <w:lang w:val="pt_PT" w:bidi="pt_PT"/>
+        </w:rPr>
+      </w:r>
+      <w:r>
+        <w:rPr>
+          <w:lang w:val="pt_PT" w:bidi="pt_PT"/>
+        </w:rPr>
+        <w:t>Malaquias 3.6–7</w:t>
       </w:r>
     </w:p>
     <w:p>
@@ -2934,97 +5675,59 @@
         <w:rPr>
           <w:lang w:val="pt_PT" w:bidi="pt_PT"/>
         </w:rPr>
-        <w:t>Referências Bíblicas:</w:t>
-      </w:r>
-    </w:p>
-    <w:p>
-      <w:pPr>
-        <w:pStyle w:val="ListBullet"/>
-        <w:spacing w:line="240" w:lineRule="auto"/>
-        <w:ind w:left="720"/>
-      </w:pPr>
-      <w:r>
-        <w:rPr>
-          <w:lang w:val="pt_PT" w:bidi="pt_PT"/>
-        </w:rPr>
-      </w:r>
-      <w:r>
-        <w:rPr>
-          <w:lang w:val="pt_PT" w:bidi="pt_PT"/>
-        </w:rPr>
-        <w:t>Atos 10.4</w:t>
-      </w:r>
-    </w:p>
-    <w:p>
-      <w:pPr>
-        <w:pStyle w:val="ListBullet"/>
-        <w:spacing w:line="240" w:lineRule="auto"/>
-        <w:ind w:left="720"/>
-      </w:pPr>
-      <w:r>
-        <w:rPr>
-          <w:lang w:val="pt_PT" w:bidi="pt_PT"/>
-        </w:rPr>
-      </w:r>
-      <w:r>
-        <w:rPr>
-          <w:lang w:val="pt_PT" w:bidi="pt_PT"/>
-        </w:rPr>
-        <w:t>Êxodo 12.12–14</w:t>
-      </w:r>
-    </w:p>
-    <w:p>
-      <w:pPr>
-        <w:pStyle w:val="ListBullet"/>
-        <w:spacing w:line="240" w:lineRule="auto"/>
-        <w:ind w:left="720"/>
-      </w:pPr>
-      <w:r>
-        <w:rPr>
-          <w:lang w:val="pt_PT" w:bidi="pt_PT"/>
-        </w:rPr>
-      </w:r>
-      <w:r>
-        <w:rPr>
-          <w:lang w:val="pt_PT" w:bidi="pt_PT"/>
-        </w:rPr>
-        <w:t>Isaías 66.3</w:t>
-      </w:r>
-    </w:p>
-    <w:p>
-      <w:pPr>
-        <w:pStyle w:val="ListBullet"/>
-        <w:spacing w:line="240" w:lineRule="auto"/>
-        <w:ind w:left="720"/>
-      </w:pPr>
-      <w:r>
-        <w:rPr>
-          <w:lang w:val="pt_PT" w:bidi="pt_PT"/>
-        </w:rPr>
-      </w:r>
-      <w:r>
-        <w:rPr>
-          <w:lang w:val="pt_PT" w:bidi="pt_PT"/>
-        </w:rPr>
-        <w:t>Josué 4.6–7</w:t>
-      </w:r>
-    </w:p>
-    <w:p>
-      <w:pPr>
-        <w:pStyle w:val="ListBullet"/>
-        <w:spacing w:line="240" w:lineRule="auto"/>
-        <w:ind w:left="720"/>
-      </w:pPr>
-      <w:r>
-        <w:rPr>
-          <w:lang w:val="pt_PT" w:bidi="pt_PT"/>
-        </w:rPr>
-      </w:r>
-      <w:r>
-        <w:rPr>
-          <w:lang w:val="pt_PT" w:bidi="pt_PT"/>
-        </w:rPr>
-        <w:t>Levítico 23.23–25</w:t>
+        <w:t>Dados da Palavra:</w:t>
+      </w:r>
+    </w:p>
+    <w:p>
+      <w:pPr>
+        <w:pStyle w:val="ListBullet"/>
+        <w:spacing w:line="240" w:lineRule="auto"/>
+        <w:ind w:left="720"/>
+      </w:pPr>
+      <w:r>
+        <w:rPr>
+          <w:lang w:val="pt_PT" w:bidi="pt_PT"/>
+        </w:rPr>
+      </w:r>
+      <w:r>
+        <w:rPr>
+          <w:lang w:val="pt_PT" w:bidi="pt_PT"/>
+        </w:rPr>
+        <w:t>Strong’s: H2706, H4687, H4931, H4941</w:t>
+      </w:r>
+      <w:r>
+        <w:rPr>
+          <w:lang w:val="pt_PT" w:bidi="pt_PT"/>
+        </w:rPr>
+      </w:r>
+      <w:r>
+        <w:rPr>
+          <w:lang w:val="pt_PT" w:bidi="pt_PT"/>
+        </w:rPr>
+      </w:r>
+    </w:p>
+    <w:p>
+      <w:pPr/>
+      <w:r>
+        <w:rPr>
+          <w:lang w:val="pt_PT" w:bidi="pt_PT"/>
+        </w:rPr>
+      </w:r>
+    </w:p>
+    <w:p>
+      <w:pPr>
+        <w:pStyle w:val="Heading2"/>
+      </w:pPr>
+      <w:r>
+        <w:rPr>
+          <w:lang w:val="pt_PT" w:bidi="pt_PT"/>
+        </w:rPr>
+        <w:t>Ordenar</w:t>
+      </w:r>
+      <w:r>
+        <w:rPr>
+          <w:lang w:val="pt_PT" w:bidi="pt_PT"/>
+        </w:rPr>
       </w:r>
     </w:p>
     <w:p>
@@ -3035,35 +5738,7 @@
         <w:rPr>
           <w:lang w:val="pt_PT" w:bidi="pt_PT"/>
         </w:rPr>
-        <w:t>Dados da Palavra:</w:t>
-      </w:r>
-    </w:p>
-    <w:p>
-      <w:pPr>
-        <w:pStyle w:val="ListBullet"/>
-        <w:spacing w:line="240" w:lineRule="auto"/>
-        <w:ind w:left="720"/>
-      </w:pPr>
-      <w:r>
-        <w:rPr>
-          <w:lang w:val="pt_PT" w:bidi="pt_PT"/>
-        </w:rPr>
-      </w:r>
-      <w:r>
-        <w:rPr>
-          <w:lang w:val="pt_PT" w:bidi="pt_PT"/>
-        </w:rPr>
-        <w:t>Strong’s: H2142, H2146, G34220</w:t>
-      </w:r>
-      <w:r>
-        <w:rPr>
-          <w:lang w:val="pt_PT" w:bidi="pt_PT"/>
-        </w:rPr>
-      </w:r>
-      <w:r>
-        <w:rPr>
-          <w:lang w:val="pt_PT" w:bidi="pt_PT"/>
-        </w:rPr>
+        <w:t>Definição:</w:t>
       </w:r>
     </w:p>
     <w:p>
@@ -3073,32 +5748,83 @@
           <w:lang w:val="pt_PT" w:bidi="pt_PT"/>
         </w:rPr>
       </w:r>
-    </w:p>
-    <w:p>
-      <w:pPr>
-        <w:pStyle w:val="Heading2"/>
-      </w:pPr>
-      <w:r>
-        <w:rPr>
-          <w:lang w:val="pt_PT" w:bidi="pt_PT"/>
-        </w:rPr>
-        <w:t>Oferta pela culpa</w:t>
-      </w:r>
-      <w:r>
-        <w:rPr>
-          <w:lang w:val="pt_PT" w:bidi="pt_PT"/>
-        </w:rPr>
-      </w:r>
-    </w:p>
-    <w:p>
-      <w:pPr>
-        <w:pStyle w:val="Heading3"/>
-      </w:pPr>
-      <w:r>
-        <w:rPr>
-          <w:lang w:val="pt_PT" w:bidi="pt_PT"/>
-        </w:rPr>
-        <w:t>Definição:</w:t>
+      <w:r>
+        <w:rPr>
+          <w:lang w:val="pt_PT" w:bidi="pt_PT"/>
+        </w:rPr>
+        <w:t>Ordenar significa nomear formalmente uma pessoa para uma tarefa ou função especial. Também significa elaborar uma regra ou decreto, formalmente.</w:t>
+      </w:r>
+    </w:p>
+    <w:p>
+      <w:pPr>
+        <w:pStyle w:val="ListBullet"/>
+        <w:spacing w:line="240" w:lineRule="auto"/>
+        <w:ind w:left="720"/>
+      </w:pPr>
+      <w:r>
+        <w:rPr>
+          <w:lang w:val="pt_PT" w:bidi="pt_PT"/>
+        </w:rPr>
+      </w:r>
+      <w:r>
+        <w:rPr>
+          <w:lang w:val="pt_PT" w:bidi="pt_PT"/>
+        </w:rPr>
+        <w:t>O termo “ordenar”, muitas vezes, se refere a nomear formalmente alguém como sacerdote, ministro ou rabino.</w:t>
+      </w:r>
+    </w:p>
+    <w:p>
+      <w:pPr>
+        <w:pStyle w:val="ListBullet"/>
+        <w:spacing w:line="240" w:lineRule="auto"/>
+        <w:ind w:left="720"/>
+      </w:pPr>
+      <w:r>
+        <w:rPr>
+          <w:lang w:val="pt_PT" w:bidi="pt_PT"/>
+        </w:rPr>
+      </w:r>
+      <w:r>
+        <w:rPr>
+          <w:lang w:val="pt_PT" w:bidi="pt_PT"/>
+        </w:rPr>
+        <w:t>Por exemplo, Deus ordenou Arão e seus descendentes para serem sacerdotes.</w:t>
+      </w:r>
+    </w:p>
+    <w:p>
+      <w:pPr>
+        <w:pStyle w:val="ListBullet"/>
+        <w:spacing w:line="240" w:lineRule="auto"/>
+        <w:ind w:left="720"/>
+      </w:pPr>
+      <w:r>
+        <w:rPr>
+          <w:lang w:val="pt_PT" w:bidi="pt_PT"/>
+        </w:rPr>
+      </w:r>
+      <w:r>
+        <w:rPr>
+          <w:lang w:val="pt_PT" w:bidi="pt_PT"/>
+        </w:rPr>
+        <w:t>Também pode significar instituir ou estabelecer algo, como uma festa religiosa ou aliança.</w:t>
+      </w:r>
+    </w:p>
+    <w:p>
+      <w:pPr>
+        <w:pStyle w:val="ListBullet"/>
+        <w:spacing w:line="240" w:lineRule="auto"/>
+        <w:ind w:left="720"/>
+      </w:pPr>
+      <w:r>
+        <w:rPr>
+          <w:lang w:val="pt_PT" w:bidi="pt_PT"/>
+        </w:rPr>
+      </w:r>
+      <w:r>
+        <w:rPr>
+          <w:lang w:val="pt_PT" w:bidi="pt_PT"/>
+        </w:rPr>
+        <w:t>Dependendo do contexto, “ordenar” pode ser traduzido como “designar” ou “nomear” ou “comandar” ou “elaborar uma regra” ou “instituir”.</w:t>
       </w:r>
     </w:p>
     <w:p>
@@ -3112,2769 +5838,7 @@
         <w:rPr>
           <w:lang w:val="pt_PT" w:bidi="pt_PT"/>
         </w:rPr>
-        <w:t>Uma oferta pela culpa era uma oferta ou sacrifício que Deus exigia que um israelita fizesse se ele tivesse acidentalmente feito algo errado, como desrespeitar Deus ou danificar a propriedade de outra pessoa.</w:t>
-      </w:r>
-    </w:p>
-    <w:p>
-      <w:pPr>
-        <w:pStyle w:val="ListBullet"/>
-        <w:spacing w:line="240" w:lineRule="auto"/>
-        <w:ind w:left="720"/>
-      </w:pPr>
-      <w:r>
-        <w:rPr>
-          <w:lang w:val="pt_PT" w:bidi="pt_PT"/>
-        </w:rPr>
-      </w:r>
-      <w:r>
-        <w:rPr>
-          <w:lang w:val="pt_PT" w:bidi="pt_PT"/>
-        </w:rPr>
-        <w:t>Essa oferta envolvia o sacrifício de um animal e o pagamento de uma multa, com dinheiro de prata ou ouro.</w:t>
-      </w:r>
-    </w:p>
-    <w:p>
-      <w:pPr>
-        <w:pStyle w:val="ListBullet"/>
-        <w:spacing w:line="240" w:lineRule="auto"/>
-        <w:ind w:left="720"/>
-      </w:pPr>
-      <w:r>
-        <w:rPr>
-          <w:lang w:val="pt_PT" w:bidi="pt_PT"/>
-        </w:rPr>
-      </w:r>
-      <w:r>
-        <w:rPr>
-          <w:lang w:val="pt_PT" w:bidi="pt_PT"/>
-        </w:rPr>
-        <w:t>Além disso, a pessoa culpada era responsável por pagar qualquer dano que tivesse sido causado.</w:t>
-      </w:r>
-    </w:p>
-    <w:p>
-      <w:pPr/>
-      <w:r>
-        <w:rPr>
-          <w:lang w:val="pt_PT" w:bidi="pt_PT"/>
-        </w:rPr>
-      </w:r>
-      <w:r>
-        <w:rPr>
-          <w:lang w:val="pt_PT" w:bidi="pt_PT"/>
-        </w:rPr>
-        <w:t xml:space="preserve">(Veja também: </w:t>
-      </w:r>
-      <w:r>
-        <w:rPr>
-          <w:lang w:val="pt_PT" w:bidi="pt_PT"/>
-        </w:rPr>
-        <w:t>holocausto</w:t>
-      </w:r>
-      <w:r>
-        <w:rPr>
-          <w:lang w:val="pt_PT" w:bidi="pt_PT"/>
-        </w:rPr>
-        <w:t xml:space="preserve">, </w:t>
-      </w:r>
-      <w:r>
-        <w:rPr>
-          <w:lang w:val="pt_PT" w:bidi="pt_PT"/>
-        </w:rPr>
-        <w:t>oferta de cereais</w:t>
-      </w:r>
-      <w:r>
-        <w:rPr>
-          <w:lang w:val="pt_PT" w:bidi="pt_PT"/>
-        </w:rPr>
-        <w:t xml:space="preserve">, </w:t>
-      </w:r>
-      <w:r>
-        <w:rPr>
-          <w:lang w:val="pt_PT" w:bidi="pt_PT"/>
-        </w:rPr>
-        <w:t>sacrifício</w:t>
-      </w:r>
-      <w:r>
-        <w:rPr>
-          <w:lang w:val="pt_PT" w:bidi="pt_PT"/>
-        </w:rPr>
-        <w:t xml:space="preserve">, </w:t>
-      </w:r>
-      <w:r>
-        <w:rPr>
-          <w:lang w:val="pt_PT" w:bidi="pt_PT"/>
-        </w:rPr>
-        <w:t>oferta pelo pecado</w:t>
-      </w:r>
-      <w:r>
-        <w:rPr>
-          <w:lang w:val="pt_PT" w:bidi="pt_PT"/>
-        </w:rPr>
-        <w:t>)</w:t>
-      </w:r>
-    </w:p>
-    <w:p>
-      <w:pPr>
-        <w:pStyle w:val="Heading3"/>
-      </w:pPr>
-      <w:r>
-        <w:rPr>
-          <w:lang w:val="pt_PT" w:bidi="pt_PT"/>
-        </w:rPr>
-        <w:t>Referências Bíblicas:</w:t>
-      </w:r>
-    </w:p>
-    <w:p>
-      <w:pPr>
-        <w:pStyle w:val="ListBullet"/>
-        <w:spacing w:line="240" w:lineRule="auto"/>
-        <w:ind w:left="720"/>
-      </w:pPr>
-      <w:r>
-        <w:rPr>
-          <w:lang w:val="pt_PT" w:bidi="pt_PT"/>
-        </w:rPr>
-      </w:r>
-      <w:r>
-        <w:rPr>
-          <w:lang w:val="pt_PT" w:bidi="pt_PT"/>
-        </w:rPr>
-        <w:t>1 Samuel 6.3</w:t>
-      </w:r>
-    </w:p>
-    <w:p>
-      <w:pPr>
-        <w:pStyle w:val="ListBullet"/>
-        <w:spacing w:line="240" w:lineRule="auto"/>
-        <w:ind w:left="720"/>
-      </w:pPr>
-      <w:r>
-        <w:rPr>
-          <w:lang w:val="pt_PT" w:bidi="pt_PT"/>
-        </w:rPr>
-      </w:r>
-      <w:r>
-        <w:rPr>
-          <w:lang w:val="pt_PT" w:bidi="pt_PT"/>
-        </w:rPr>
-        <w:t>2 Reis 12.16</w:t>
-      </w:r>
-    </w:p>
-    <w:p>
-      <w:pPr>
-        <w:pStyle w:val="ListBullet"/>
-        <w:spacing w:line="240" w:lineRule="auto"/>
-        <w:ind w:left="720"/>
-      </w:pPr>
-      <w:r>
-        <w:rPr>
-          <w:lang w:val="pt_PT" w:bidi="pt_PT"/>
-        </w:rPr>
-      </w:r>
-      <w:r>
-        <w:rPr>
-          <w:lang w:val="pt_PT" w:bidi="pt_PT"/>
-        </w:rPr>
-        <w:t>Levítico 5.5–6</w:t>
-      </w:r>
-    </w:p>
-    <w:p>
-      <w:pPr>
-        <w:pStyle w:val="ListBullet"/>
-        <w:spacing w:line="240" w:lineRule="auto"/>
-        <w:ind w:left="720"/>
-      </w:pPr>
-      <w:r>
-        <w:rPr>
-          <w:lang w:val="pt_PT" w:bidi="pt_PT"/>
-        </w:rPr>
-      </w:r>
-      <w:r>
-        <w:rPr>
-          <w:lang w:val="pt_PT" w:bidi="pt_PT"/>
-        </w:rPr>
-        <w:t>Números 6.12</w:t>
-      </w:r>
-    </w:p>
-    <w:p>
-      <w:pPr>
-        <w:pStyle w:val="Heading3"/>
-      </w:pPr>
-      <w:r>
-        <w:rPr>
-          <w:lang w:val="pt_PT" w:bidi="pt_PT"/>
-        </w:rPr>
-        <w:t>Dados da Palavra:</w:t>
-      </w:r>
-    </w:p>
-    <w:p>
-      <w:pPr>
-        <w:pStyle w:val="ListBullet"/>
-        <w:spacing w:line="240" w:lineRule="auto"/>
-        <w:ind w:left="720"/>
-      </w:pPr>
-      <w:r>
-        <w:rPr>
-          <w:lang w:val="pt_PT" w:bidi="pt_PT"/>
-        </w:rPr>
-      </w:r>
-      <w:r>
-        <w:rPr>
-          <w:lang w:val="pt_PT" w:bidi="pt_PT"/>
-        </w:rPr>
-        <w:t>Strong’s: H0817</w:t>
-      </w:r>
-      <w:r>
-        <w:rPr>
-          <w:lang w:val="pt_PT" w:bidi="pt_PT"/>
-        </w:rPr>
-      </w:r>
-      <w:r>
-        <w:rPr>
-          <w:lang w:val="pt_PT" w:bidi="pt_PT"/>
-        </w:rPr>
-      </w:r>
-    </w:p>
-    <w:p>
-      <w:pPr/>
-      <w:r>
-        <w:rPr>
-          <w:lang w:val="pt_PT" w:bidi="pt_PT"/>
-        </w:rPr>
-      </w:r>
-    </w:p>
-    <w:p>
-      <w:pPr>
-        <w:pStyle w:val="Heading2"/>
-      </w:pPr>
-      <w:r>
-        <w:rPr>
-          <w:lang w:val="pt_PT" w:bidi="pt_PT"/>
-        </w:rPr>
-        <w:t>Oferta pelo Pecado</w:t>
-      </w:r>
-      <w:r>
-        <w:rPr>
-          <w:lang w:val="pt_PT" w:bidi="pt_PT"/>
-        </w:rPr>
-      </w:r>
-    </w:p>
-    <w:p>
-      <w:pPr>
-        <w:pStyle w:val="Heading3"/>
-      </w:pPr>
-      <w:r>
-        <w:rPr>
-          <w:lang w:val="pt_PT" w:bidi="pt_PT"/>
-        </w:rPr>
-        <w:t>Definição:</w:t>
-      </w:r>
-    </w:p>
-    <w:p>
-      <w:pPr/>
-      <w:r>
-        <w:rPr>
-          <w:lang w:val="pt_PT" w:bidi="pt_PT"/>
-        </w:rPr>
-      </w:r>
-      <w:r>
-        <w:rPr>
-          <w:lang w:val="pt_PT" w:bidi="pt_PT"/>
-        </w:rPr>
-        <w:t>A "oferta pelo pecado" era um dos vários sacrifícios que Deus exigia que os israelitas oferecessem.</w:t>
-      </w:r>
-    </w:p>
-    <w:p>
-      <w:pPr>
-        <w:pStyle w:val="ListBullet"/>
-        <w:spacing w:line="240" w:lineRule="auto"/>
-        <w:ind w:left="720"/>
-      </w:pPr>
-      <w:r>
-        <w:rPr>
-          <w:lang w:val="pt_PT" w:bidi="pt_PT"/>
-        </w:rPr>
-      </w:r>
-      <w:r>
-        <w:rPr>
-          <w:lang w:val="pt_PT" w:bidi="pt_PT"/>
-        </w:rPr>
-        <w:t>Esta oferta envolvia sacrificar um touro, queimar seu sangue e gordura no altar, e levar o resto do corpo do animal e queimá-lo no chão fora do acampamento israelita.</w:t>
-      </w:r>
-    </w:p>
-    <w:p>
-      <w:pPr>
-        <w:pStyle w:val="ListBullet"/>
-        <w:spacing w:line="240" w:lineRule="auto"/>
-        <w:ind w:left="720"/>
-      </w:pPr>
-      <w:r>
-        <w:rPr>
-          <w:lang w:val="pt_PT" w:bidi="pt_PT"/>
-        </w:rPr>
-      </w:r>
-      <w:r>
-        <w:rPr>
-          <w:lang w:val="pt_PT" w:bidi="pt_PT"/>
-        </w:rPr>
-        <w:t>A queima completa deste sacrifício animal mostra quão santo Deus é e quão terrível é o pecado.</w:t>
-      </w:r>
-    </w:p>
-    <w:p>
-      <w:pPr>
-        <w:pStyle w:val="ListBullet"/>
-        <w:spacing w:line="240" w:lineRule="auto"/>
-        <w:ind w:left="720"/>
-      </w:pPr>
-      <w:r>
-        <w:rPr>
-          <w:lang w:val="pt_PT" w:bidi="pt_PT"/>
-        </w:rPr>
-      </w:r>
-      <w:r>
-        <w:rPr>
-          <w:lang w:val="pt_PT" w:bidi="pt_PT"/>
-        </w:rPr>
-        <w:t>A Bíblia ensina que para haver purificação do pecado, o sangue deve ser derramado para pagar o custo do pecado cometido.</w:t>
-      </w:r>
-    </w:p>
-    <w:p>
-      <w:pPr>
-        <w:pStyle w:val="ListBullet"/>
-        <w:spacing w:line="240" w:lineRule="auto"/>
-        <w:ind w:left="720"/>
-      </w:pPr>
-      <w:r>
-        <w:rPr>
-          <w:lang w:val="pt_PT" w:bidi="pt_PT"/>
-        </w:rPr>
-      </w:r>
-      <w:r>
-        <w:rPr>
-          <w:lang w:val="pt_PT" w:bidi="pt_PT"/>
-        </w:rPr>
-        <w:t>Os sacrifícios de animais não podiam trazer permanentemente o perdão dos pecados.</w:t>
-      </w:r>
-    </w:p>
-    <w:p>
-      <w:pPr>
-        <w:pStyle w:val="ListBullet"/>
-        <w:spacing w:line="240" w:lineRule="auto"/>
-        <w:ind w:left="720"/>
-      </w:pPr>
-      <w:r>
-        <w:rPr>
-          <w:lang w:val="pt_PT" w:bidi="pt_PT"/>
-        </w:rPr>
-      </w:r>
-      <w:r>
-        <w:rPr>
-          <w:lang w:val="pt_PT" w:bidi="pt_PT"/>
-        </w:rPr>
-        <w:t>A morte de Jesus na cruz pagou a penalidade pelo pecado, para sempre. Ele foi a oferta perfeita pelo pecado.</w:t>
-      </w:r>
-    </w:p>
-    <w:p>
-      <w:pPr/>
-      <w:r>
-        <w:rPr>
-          <w:lang w:val="pt_PT" w:bidi="pt_PT"/>
-        </w:rPr>
-      </w:r>
-      <w:r>
-        <w:rPr>
-          <w:lang w:val="pt_PT" w:bidi="pt_PT"/>
-        </w:rPr>
-        <w:t xml:space="preserve">(Veja também: </w:t>
-      </w:r>
-      <w:r>
-        <w:rPr>
-          <w:lang w:val="pt_PT" w:bidi="pt_PT"/>
-        </w:rPr>
-        <w:t>altar</w:t>
-      </w:r>
-      <w:r>
-        <w:rPr>
-          <w:lang w:val="pt_PT" w:bidi="pt_PT"/>
-        </w:rPr>
-        <w:t xml:space="preserve">, </w:t>
-      </w:r>
-      <w:r>
-        <w:rPr>
-          <w:lang w:val="pt_PT" w:bidi="pt_PT"/>
-        </w:rPr>
-        <w:t>vaca</w:t>
-      </w:r>
-      <w:r>
-        <w:rPr>
-          <w:lang w:val="pt_PT" w:bidi="pt_PT"/>
-        </w:rPr>
-        <w:t xml:space="preserve">, </w:t>
-      </w:r>
-      <w:r>
-        <w:rPr>
-          <w:lang w:val="pt_PT" w:bidi="pt_PT"/>
-        </w:rPr>
-        <w:t>perdoar</w:t>
-      </w:r>
-      <w:r>
-        <w:rPr>
-          <w:lang w:val="pt_PT" w:bidi="pt_PT"/>
-        </w:rPr>
-        <w:t xml:space="preserve">, </w:t>
-      </w:r>
-      <w:r>
-        <w:rPr>
-          <w:lang w:val="pt_PT" w:bidi="pt_PT"/>
-        </w:rPr>
-        <w:t>sacrifício</w:t>
-      </w:r>
-      <w:r>
-        <w:rPr>
-          <w:lang w:val="pt_PT" w:bidi="pt_PT"/>
-        </w:rPr>
-        <w:t xml:space="preserve">, </w:t>
-      </w:r>
-      <w:r>
-        <w:rPr>
-          <w:lang w:val="pt_PT" w:bidi="pt_PT"/>
-        </w:rPr>
-        <w:t>pecado</w:t>
-      </w:r>
-      <w:r>
-        <w:rPr>
-          <w:lang w:val="pt_PT" w:bidi="pt_PT"/>
-        </w:rPr>
-        <w:t>)</w:t>
-      </w:r>
-    </w:p>
-    <w:p>
-      <w:pPr>
-        <w:pStyle w:val="Heading3"/>
-      </w:pPr>
-      <w:r>
-        <w:rPr>
-          <w:lang w:val="pt_PT" w:bidi="pt_PT"/>
-        </w:rPr>
-        <w:t>Referências Bíblicas:</w:t>
-      </w:r>
-    </w:p>
-    <w:p>
-      <w:pPr>
-        <w:pStyle w:val="ListBullet"/>
-        <w:spacing w:line="240" w:lineRule="auto"/>
-        <w:ind w:left="720"/>
-      </w:pPr>
-      <w:r>
-        <w:rPr>
-          <w:lang w:val="pt_PT" w:bidi="pt_PT"/>
-        </w:rPr>
-      </w:r>
-      <w:r>
-        <w:rPr>
-          <w:lang w:val="pt_PT" w:bidi="pt_PT"/>
-        </w:rPr>
-        <w:t>2 Crônicas 29.20–21</w:t>
-      </w:r>
-    </w:p>
-    <w:p>
-      <w:pPr>
-        <w:pStyle w:val="ListBullet"/>
-        <w:spacing w:line="240" w:lineRule="auto"/>
-        <w:ind w:left="720"/>
-      </w:pPr>
-      <w:r>
-        <w:rPr>
-          <w:lang w:val="pt_PT" w:bidi="pt_PT"/>
-        </w:rPr>
-      </w:r>
-      <w:r>
-        <w:rPr>
-          <w:lang w:val="pt_PT" w:bidi="pt_PT"/>
-        </w:rPr>
-        <w:t>Êxodo 29.35–37</w:t>
-      </w:r>
-    </w:p>
-    <w:p>
-      <w:pPr>
-        <w:pStyle w:val="ListBullet"/>
-        <w:spacing w:line="240" w:lineRule="auto"/>
-        <w:ind w:left="720"/>
-      </w:pPr>
-      <w:r>
-        <w:rPr>
-          <w:lang w:val="pt_PT" w:bidi="pt_PT"/>
-        </w:rPr>
-      </w:r>
-      <w:r>
-        <w:rPr>
-          <w:lang w:val="pt_PT" w:bidi="pt_PT"/>
-        </w:rPr>
-        <w:t>Ezequiel 44.25–27</w:t>
-      </w:r>
-    </w:p>
-    <w:p>
-      <w:pPr>
-        <w:pStyle w:val="ListBullet"/>
-        <w:spacing w:line="240" w:lineRule="auto"/>
-        <w:ind w:left="720"/>
-      </w:pPr>
-      <w:r>
-        <w:rPr>
-          <w:lang w:val="pt_PT" w:bidi="pt_PT"/>
-        </w:rPr>
-      </w:r>
-      <w:r>
-        <w:rPr>
-          <w:lang w:val="pt_PT" w:bidi="pt_PT"/>
-        </w:rPr>
-        <w:t>Levítico 5.11</w:t>
-      </w:r>
-    </w:p>
-    <w:p>
-      <w:pPr>
-        <w:pStyle w:val="ListBullet"/>
-        <w:spacing w:line="240" w:lineRule="auto"/>
-        <w:ind w:left="720"/>
-      </w:pPr>
-      <w:r>
-        <w:rPr>
-          <w:lang w:val="pt_PT" w:bidi="pt_PT"/>
-        </w:rPr>
-      </w:r>
-      <w:r>
-        <w:rPr>
-          <w:lang w:val="pt_PT" w:bidi="pt_PT"/>
-        </w:rPr>
-        <w:t>Números 7.15–17</w:t>
-      </w:r>
-    </w:p>
-    <w:p>
-      <w:pPr>
-        <w:pStyle w:val="Heading3"/>
-      </w:pPr>
-      <w:r>
-        <w:rPr>
-          <w:lang w:val="pt_PT" w:bidi="pt_PT"/>
-        </w:rPr>
-        <w:t>Dados da Palavra:</w:t>
-      </w:r>
-    </w:p>
-    <w:p>
-      <w:pPr>
-        <w:pStyle w:val="ListBullet"/>
-        <w:spacing w:line="240" w:lineRule="auto"/>
-        <w:ind w:left="720"/>
-      </w:pPr>
-      <w:r>
-        <w:rPr>
-          <w:lang w:val="pt_PT" w:bidi="pt_PT"/>
-        </w:rPr>
-      </w:r>
-      <w:r>
-        <w:rPr>
-          <w:lang w:val="pt_PT" w:bidi="pt_PT"/>
-        </w:rPr>
-        <w:t>Strong’s: H2401, H2402, H2398, H2403</w:t>
-      </w:r>
-      <w:r>
-        <w:rPr>
-          <w:lang w:val="pt_PT" w:bidi="pt_PT"/>
-        </w:rPr>
-      </w:r>
-      <w:r>
-        <w:rPr>
-          <w:lang w:val="pt_PT" w:bidi="pt_PT"/>
-        </w:rPr>
-      </w:r>
-    </w:p>
-    <w:p>
-      <w:pPr/>
-      <w:r>
-        <w:rPr>
-          <w:lang w:val="pt_PT" w:bidi="pt_PT"/>
-        </w:rPr>
-      </w:r>
-    </w:p>
-    <w:p>
-      <w:pPr>
-        <w:pStyle w:val="Heading2"/>
-      </w:pPr>
-      <w:r>
-        <w:rPr>
-          <w:lang w:val="pt_PT" w:bidi="pt_PT"/>
-        </w:rPr>
-        <w:t>Oferta voluntária</w:t>
-      </w:r>
-      <w:r>
-        <w:rPr>
-          <w:lang w:val="pt_PT" w:bidi="pt_PT"/>
-        </w:rPr>
-      </w:r>
-    </w:p>
-    <w:p>
-      <w:pPr>
-        <w:pStyle w:val="Heading3"/>
-      </w:pPr>
-      <w:r>
-        <w:rPr>
-          <w:lang w:val="pt_PT" w:bidi="pt_PT"/>
-        </w:rPr>
-        <w:t>Definição:</w:t>
-      </w:r>
-    </w:p>
-    <w:p>
-      <w:pPr/>
-      <w:r>
-        <w:rPr>
-          <w:lang w:val="pt_PT" w:bidi="pt_PT"/>
-        </w:rPr>
-      </w:r>
-      <w:r>
-        <w:rPr>
-          <w:lang w:val="pt_PT" w:bidi="pt_PT"/>
-        </w:rPr>
-        <w:t>Uma oferta voluntária era um tipo de sacrifício a Deus que não era exigido pela Lei de Moisés. Era uma escolha pessoal dar essa oferta.</w:t>
-      </w:r>
-    </w:p>
-    <w:p>
-      <w:pPr>
-        <w:pStyle w:val="ListBullet"/>
-        <w:spacing w:line="240" w:lineRule="auto"/>
-        <w:ind w:left="720"/>
-      </w:pPr>
-      <w:r>
-        <w:rPr>
-          <w:lang w:val="pt_PT" w:bidi="pt_PT"/>
-        </w:rPr>
-      </w:r>
-      <w:r>
-        <w:rPr>
-          <w:lang w:val="pt_PT" w:bidi="pt_PT"/>
-        </w:rPr>
-        <w:t>Se a oferta voluntária fosse um animal a ser sacrificado, o animal poderia ter pequenos defeitos, visto que era uma oferta voluntária.</w:t>
-      </w:r>
-    </w:p>
-    <w:p>
-      <w:pPr>
-        <w:pStyle w:val="ListBullet"/>
-        <w:spacing w:line="240" w:lineRule="auto"/>
-        <w:ind w:left="720"/>
-      </w:pPr>
-      <w:r>
-        <w:rPr>
-          <w:lang w:val="pt_PT" w:bidi="pt_PT"/>
-        </w:rPr>
-      </w:r>
-      <w:r>
-        <w:rPr>
-          <w:lang w:val="pt_PT" w:bidi="pt_PT"/>
-        </w:rPr>
-        <w:t>Os israelitas comiam o animal sacrificado como parte de uma festa de celebração.</w:t>
-      </w:r>
-    </w:p>
-    <w:p>
-      <w:pPr>
-        <w:pStyle w:val="ListBullet"/>
-        <w:spacing w:line="240" w:lineRule="auto"/>
-        <w:ind w:left="720"/>
-      </w:pPr>
-      <w:r>
-        <w:rPr>
-          <w:lang w:val="pt_PT" w:bidi="pt_PT"/>
-        </w:rPr>
-      </w:r>
-      <w:r>
-        <w:rPr>
-          <w:lang w:val="pt_PT" w:bidi="pt_PT"/>
-        </w:rPr>
-        <w:t>Quando uma oferta voluntária podia ser dada, isso era motivo de alegria para Israel, pois mostrava que a colheita tinha sido boa e que o povo tinha bastante comida.</w:t>
-      </w:r>
-    </w:p>
-    <w:p>
-      <w:pPr>
-        <w:pStyle w:val="ListBullet"/>
-        <w:spacing w:line="240" w:lineRule="auto"/>
-        <w:ind w:left="720"/>
-      </w:pPr>
-      <w:r>
-        <w:rPr>
-          <w:lang w:val="pt_PT" w:bidi="pt_PT"/>
-        </w:rPr>
-      </w:r>
-      <w:r>
-        <w:rPr>
-          <w:lang w:val="pt_PT" w:bidi="pt_PT"/>
-        </w:rPr>
-        <w:t>O livro de Esdras descreve um tipo diferente de oferta voluntária que foi trazida para a reconstrução do templo. Essa oferta consistia em dinheiro de ouro e prata, bem como tigelas e outros objetos feitos de ouro e prata.</w:t>
-      </w:r>
-    </w:p>
-    <w:p>
-      <w:pPr/>
-      <w:r>
-        <w:rPr>
-          <w:lang w:val="pt_PT" w:bidi="pt_PT"/>
-        </w:rPr>
-      </w:r>
-      <w:r>
-        <w:rPr>
-          <w:lang w:val="pt_PT" w:bidi="pt_PT"/>
-        </w:rPr>
-        <w:t xml:space="preserve">(Veja também: </w:t>
-      </w:r>
-      <w:r>
-        <w:rPr>
-          <w:lang w:val="pt_PT" w:bidi="pt_PT"/>
-        </w:rPr>
-        <w:t>holocausto</w:t>
-      </w:r>
-      <w:r>
-        <w:rPr>
-          <w:lang w:val="pt_PT" w:bidi="pt_PT"/>
-        </w:rPr>
-        <w:t xml:space="preserve">, </w:t>
-      </w:r>
-      <w:r>
-        <w:rPr>
-          <w:lang w:val="pt_PT" w:bidi="pt_PT"/>
-        </w:rPr>
-        <w:t>Esdras</w:t>
-      </w:r>
-      <w:r>
-        <w:rPr>
-          <w:lang w:val="pt_PT" w:bidi="pt_PT"/>
-        </w:rPr>
-        <w:t xml:space="preserve">, </w:t>
-      </w:r>
-      <w:r>
-        <w:rPr>
-          <w:lang w:val="pt_PT" w:bidi="pt_PT"/>
-        </w:rPr>
-        <w:t>festa</w:t>
-      </w:r>
-      <w:r>
-        <w:rPr>
-          <w:lang w:val="pt_PT" w:bidi="pt_PT"/>
-        </w:rPr>
-        <w:t xml:space="preserve">, </w:t>
-      </w:r>
-      <w:r>
-        <w:rPr>
-          <w:lang w:val="pt_PT" w:bidi="pt_PT"/>
-        </w:rPr>
-        <w:t>oferta de cereais</w:t>
-      </w:r>
-      <w:r>
-        <w:rPr>
-          <w:lang w:val="pt_PT" w:bidi="pt_PT"/>
-        </w:rPr>
-        <w:t xml:space="preserve">, </w:t>
-      </w:r>
-      <w:r>
-        <w:rPr>
-          <w:lang w:val="pt_PT" w:bidi="pt_PT"/>
-        </w:rPr>
-        <w:t>oferta pela culpa</w:t>
-      </w:r>
-      <w:r>
-        <w:rPr>
-          <w:lang w:val="pt_PT" w:bidi="pt_PT"/>
-        </w:rPr>
-        <w:t xml:space="preserve">, </w:t>
-      </w:r>
-      <w:r>
-        <w:rPr>
-          <w:lang w:val="pt_PT" w:bidi="pt_PT"/>
-        </w:rPr>
-        <w:t>lei</w:t>
-      </w:r>
-      <w:r>
-        <w:rPr>
-          <w:lang w:val="pt_PT" w:bidi="pt_PT"/>
-        </w:rPr>
-        <w:t xml:space="preserve">, </w:t>
-      </w:r>
-      <w:r>
-        <w:rPr>
-          <w:lang w:val="pt_PT" w:bidi="pt_PT"/>
-        </w:rPr>
-        <w:t>oferta pelo pecado</w:t>
-      </w:r>
-      <w:r>
-        <w:rPr>
-          <w:lang w:val="pt_PT" w:bidi="pt_PT"/>
-        </w:rPr>
-        <w:t>)</w:t>
-      </w:r>
-    </w:p>
-    <w:p>
-      <w:pPr>
-        <w:pStyle w:val="Heading3"/>
-      </w:pPr>
-      <w:r>
-        <w:rPr>
-          <w:lang w:val="pt_PT" w:bidi="pt_PT"/>
-        </w:rPr>
-        <w:t>Referências Bíblicas:</w:t>
-      </w:r>
-    </w:p>
-    <w:p>
-      <w:pPr>
-        <w:pStyle w:val="ListBullet"/>
-        <w:spacing w:line="240" w:lineRule="auto"/>
-        <w:ind w:left="720"/>
-      </w:pPr>
-      <w:r>
-        <w:rPr>
-          <w:lang w:val="pt_PT" w:bidi="pt_PT"/>
-        </w:rPr>
-      </w:r>
-      <w:r>
-        <w:rPr>
-          <w:lang w:val="pt_PT" w:bidi="pt_PT"/>
-        </w:rPr>
-        <w:t>1 Crônicas 29.6</w:t>
-      </w:r>
-    </w:p>
-    <w:p>
-      <w:pPr>
-        <w:pStyle w:val="ListBullet"/>
-        <w:spacing w:line="240" w:lineRule="auto"/>
-        <w:ind w:left="720"/>
-      </w:pPr>
-      <w:r>
-        <w:rPr>
-          <w:lang w:val="pt_PT" w:bidi="pt_PT"/>
-        </w:rPr>
-      </w:r>
-      <w:r>
-        <w:rPr>
-          <w:lang w:val="pt_PT" w:bidi="pt_PT"/>
-        </w:rPr>
-        <w:t>2 Crônicas 35.7–9</w:t>
-      </w:r>
-    </w:p>
-    <w:p>
-      <w:pPr>
-        <w:pStyle w:val="ListBullet"/>
-        <w:spacing w:line="240" w:lineRule="auto"/>
-        <w:ind w:left="720"/>
-      </w:pPr>
-      <w:r>
-        <w:rPr>
-          <w:lang w:val="pt_PT" w:bidi="pt_PT"/>
-        </w:rPr>
-      </w:r>
-      <w:r>
-        <w:rPr>
-          <w:lang w:val="pt_PT" w:bidi="pt_PT"/>
-        </w:rPr>
-        <w:t>Deuteronômio 12.17</w:t>
-      </w:r>
-    </w:p>
-    <w:p>
-      <w:pPr>
-        <w:pStyle w:val="ListBullet"/>
-        <w:spacing w:line="240" w:lineRule="auto"/>
-        <w:ind w:left="720"/>
-      </w:pPr>
-      <w:r>
-        <w:rPr>
-          <w:lang w:val="pt_PT" w:bidi="pt_PT"/>
-        </w:rPr>
-      </w:r>
-      <w:r>
-        <w:rPr>
-          <w:lang w:val="pt_PT" w:bidi="pt_PT"/>
-        </w:rPr>
-        <w:t>Êxodo 36.2–4</w:t>
-      </w:r>
-    </w:p>
-    <w:p>
-      <w:pPr>
-        <w:pStyle w:val="ListBullet"/>
-        <w:spacing w:line="240" w:lineRule="auto"/>
-        <w:ind w:left="720"/>
-      </w:pPr>
-      <w:r>
-        <w:rPr>
-          <w:lang w:val="pt_PT" w:bidi="pt_PT"/>
-        </w:rPr>
-      </w:r>
-      <w:r>
-        <w:rPr>
-          <w:lang w:val="pt_PT" w:bidi="pt_PT"/>
-        </w:rPr>
-        <w:t>Levítico 7.15–16</w:t>
-      </w:r>
-    </w:p>
-    <w:p>
-      <w:pPr>
-        <w:pStyle w:val="Heading3"/>
-      </w:pPr>
-      <w:r>
-        <w:rPr>
-          <w:lang w:val="pt_PT" w:bidi="pt_PT"/>
-        </w:rPr>
-        <w:t>Dados da Palavra:</w:t>
-      </w:r>
-    </w:p>
-    <w:p>
-      <w:pPr>
-        <w:pStyle w:val="ListBullet"/>
-        <w:spacing w:line="240" w:lineRule="auto"/>
-        <w:ind w:left="720"/>
-      </w:pPr>
-      <w:r>
-        <w:rPr>
-          <w:lang w:val="pt_PT" w:bidi="pt_PT"/>
-        </w:rPr>
-      </w:r>
-      <w:r>
-        <w:rPr>
-          <w:lang w:val="pt_PT" w:bidi="pt_PT"/>
-        </w:rPr>
-        <w:t>Strong’s: H5068, H5071</w:t>
-      </w:r>
-      <w:r>
-        <w:rPr>
-          <w:lang w:val="pt_PT" w:bidi="pt_PT"/>
-        </w:rPr>
-      </w:r>
-      <w:r>
-        <w:rPr>
-          <w:lang w:val="pt_PT" w:bidi="pt_PT"/>
-        </w:rPr>
-      </w:r>
-    </w:p>
-    <w:p>
-      <w:pPr/>
-      <w:r>
-        <w:rPr>
-          <w:lang w:val="pt_PT" w:bidi="pt_PT"/>
-        </w:rPr>
-      </w:r>
-    </w:p>
-    <w:p>
-      <w:pPr>
-        <w:pStyle w:val="Heading2"/>
-      </w:pPr>
-      <w:r>
-        <w:rPr>
-          <w:lang w:val="pt_PT" w:bidi="pt_PT"/>
-        </w:rPr>
-        <w:t>Ogue</w:t>
-      </w:r>
-      <w:r>
-        <w:rPr>
-          <w:lang w:val="pt_PT" w:bidi="pt_PT"/>
-        </w:rPr>
-      </w:r>
-    </w:p>
-    <w:p>
-      <w:pPr>
-        <w:pStyle w:val="Heading3"/>
-      </w:pPr>
-      <w:r>
-        <w:rPr>
-          <w:lang w:val="pt_PT" w:bidi="pt_PT"/>
-        </w:rPr>
-        <w:t>Fatos:</w:t>
-      </w:r>
-    </w:p>
-    <w:p>
-      <w:pPr/>
-      <w:r>
-        <w:rPr>
-          <w:lang w:val="pt_PT" w:bidi="pt_PT"/>
-        </w:rPr>
-      </w:r>
-      <w:r>
-        <w:rPr>
-          <w:lang w:val="pt_PT" w:bidi="pt_PT"/>
-        </w:rPr>
-        <w:t>Ogue é o nome de um homem que foi um rei amorreu que governou a terra de Basã.</w:t>
-      </w:r>
-    </w:p>
-    <w:p>
-      <w:pPr>
-        <w:pStyle w:val="ListBullet"/>
-        <w:spacing w:line="240" w:lineRule="auto"/>
-        <w:ind w:left="720"/>
-      </w:pPr>
-      <w:r>
-        <w:rPr>
-          <w:lang w:val="pt_PT" w:bidi="pt_PT"/>
-        </w:rPr>
-      </w:r>
-      <w:r>
-        <w:rPr>
-          <w:lang w:val="pt_PT" w:bidi="pt_PT"/>
-        </w:rPr>
-        <w:t>Os israelitas conquistaram Ogue, seu povo e sua terra.</w:t>
-      </w:r>
-    </w:p>
-    <w:p>
-      <w:pPr/>
-      <w:r>
-        <w:rPr>
-          <w:lang w:val="pt_PT" w:bidi="pt_PT"/>
-        </w:rPr>
-      </w:r>
-      <w:r>
-        <w:rPr>
-          <w:lang w:val="pt_PT" w:bidi="pt_PT"/>
-        </w:rPr>
-        <w:t>(Sugestões de tradução: Como Traduzir Nomes)</w:t>
-      </w:r>
-    </w:p>
-    <w:p>
-      <w:pPr/>
-      <w:r>
-        <w:rPr>
-          <w:lang w:val="pt_PT" w:bidi="pt_PT"/>
-        </w:rPr>
-      </w:r>
-      <w:r>
-        <w:rPr>
-          <w:lang w:val="pt_PT" w:bidi="pt_PT"/>
-        </w:rPr>
-        <w:t xml:space="preserve">(Veja também: </w:t>
-      </w:r>
-      <w:r>
-        <w:rPr>
-          <w:lang w:val="pt_PT" w:bidi="pt_PT"/>
-        </w:rPr>
-        <w:t>Amorreu</w:t>
-      </w:r>
-      <w:r>
-        <w:rPr>
-          <w:lang w:val="pt_PT" w:bidi="pt_PT"/>
-        </w:rPr>
-        <w:t xml:space="preserve">, </w:t>
-      </w:r>
-      <w:r>
-        <w:rPr>
-          <w:lang w:val="pt_PT" w:bidi="pt_PT"/>
-        </w:rPr>
-        <w:t>Basã</w:t>
-      </w:r>
-      <w:r>
-        <w:rPr>
-          <w:lang w:val="pt_PT" w:bidi="pt_PT"/>
-        </w:rPr>
-        <w:t>)</w:t>
-      </w:r>
-      <w:r>
-        <w:rPr>
-          <w:lang w:val="pt_PT" w:bidi="pt_PT"/>
-        </w:rPr>
-      </w:r>
-      <w:r>
-        <w:rPr>
-          <w:lang w:val="pt_PT" w:bidi="pt_PT"/>
-        </w:rPr>
-      </w:r>
-    </w:p>
-    <w:p>
-      <w:pPr/>
-      <w:r>
-        <w:rPr>
-          <w:lang w:val="pt_PT" w:bidi="pt_PT"/>
-        </w:rPr>
-      </w:r>
-    </w:p>
-    <w:p>
-      <w:pPr>
-        <w:pStyle w:val="Heading2"/>
-      </w:pPr>
-      <w:r>
-        <w:rPr>
-          <w:lang w:val="pt_PT" w:bidi="pt_PT"/>
-        </w:rPr>
-        <w:t>Óleo</w:t>
-      </w:r>
-      <w:r>
-        <w:rPr>
-          <w:lang w:val="pt_PT" w:bidi="pt_PT"/>
-        </w:rPr>
-      </w:r>
-    </w:p>
-    <w:p>
-      <w:pPr>
-        <w:pStyle w:val="Heading3"/>
-      </w:pPr>
-      <w:r>
-        <w:rPr>
-          <w:lang w:val="pt_PT" w:bidi="pt_PT"/>
-        </w:rPr>
-        <w:t>Definição:</w:t>
-      </w:r>
-    </w:p>
-    <w:p>
-      <w:pPr/>
-      <w:r>
-        <w:rPr>
-          <w:lang w:val="pt_PT" w:bidi="pt_PT"/>
-        </w:rPr>
-      </w:r>
-      <w:r>
-        <w:rPr>
-          <w:lang w:val="pt_PT" w:bidi="pt_PT"/>
-        </w:rPr>
-        <w:t>Óleo é um líquido espesso e claro que pode ser extraído de certas plantas. Nos tempos bíblicos, o óleo geralmente vinha das azeitonas.</w:t>
-      </w:r>
-    </w:p>
-    <w:p>
-      <w:pPr>
-        <w:pStyle w:val="ListBullet"/>
-        <w:spacing w:line="240" w:lineRule="auto"/>
-        <w:ind w:left="720"/>
-      </w:pPr>
-      <w:r>
-        <w:rPr>
-          <w:lang w:val="pt_PT" w:bidi="pt_PT"/>
-        </w:rPr>
-      </w:r>
-      <w:r>
-        <w:rPr>
-          <w:lang w:val="pt_PT" w:bidi="pt_PT"/>
-        </w:rPr>
-        <w:t>O óleo de oliva era usado para cozinhar, ungir, sacrifícios, lâmpadas e medicina.</w:t>
-      </w:r>
-    </w:p>
-    <w:p>
-      <w:pPr>
-        <w:pStyle w:val="ListBullet"/>
-        <w:spacing w:line="240" w:lineRule="auto"/>
-        <w:ind w:left="720"/>
-      </w:pPr>
-      <w:r>
-        <w:rPr>
-          <w:lang w:val="pt_PT" w:bidi="pt_PT"/>
-        </w:rPr>
-      </w:r>
-      <w:r>
-        <w:rPr>
-          <w:lang w:val="pt_PT" w:bidi="pt_PT"/>
-        </w:rPr>
-        <w:t>Nos tempos antigos, o óleo de oliva era altamente valorizado, e a posse de óleo era considerada uma medida de riqueza.</w:t>
-      </w:r>
-    </w:p>
-    <w:p>
-      <w:pPr>
-        <w:pStyle w:val="ListBullet"/>
-        <w:spacing w:line="240" w:lineRule="auto"/>
-        <w:ind w:left="720"/>
-      </w:pPr>
-      <w:r>
-        <w:rPr>
-          <w:lang w:val="pt_PT" w:bidi="pt_PT"/>
-        </w:rPr>
-      </w:r>
-      <w:r>
-        <w:rPr>
-          <w:lang w:val="pt_PT" w:bidi="pt_PT"/>
-        </w:rPr>
-        <w:t>Certifique-se de que a tradução deste termo se refira ao tipo de óleo que pode ser usado na culinária, não ao óleo de motor. Algumas línguas têm palavras diferentes para esses diferentes tipos de óleo.</w:t>
-      </w:r>
-    </w:p>
-    <w:p>
-      <w:pPr/>
-      <w:r>
-        <w:rPr>
-          <w:lang w:val="pt_PT" w:bidi="pt_PT"/>
-        </w:rPr>
-      </w:r>
-      <w:r>
-        <w:rPr>
-          <w:lang w:val="pt_PT" w:bidi="pt_PT"/>
-        </w:rPr>
-        <w:t xml:space="preserve">(Veja também: </w:t>
-      </w:r>
-      <w:r>
-        <w:rPr>
-          <w:lang w:val="pt_PT" w:bidi="pt_PT"/>
-        </w:rPr>
-        <w:t>azeitona</w:t>
-      </w:r>
-      <w:r>
-        <w:rPr>
-          <w:lang w:val="pt_PT" w:bidi="pt_PT"/>
-        </w:rPr>
-        <w:t xml:space="preserve">, </w:t>
-      </w:r>
-      <w:r>
-        <w:rPr>
-          <w:lang w:val="pt_PT" w:bidi="pt_PT"/>
-        </w:rPr>
-        <w:t>sacrifício</w:t>
-      </w:r>
-      <w:r>
-        <w:rPr>
-          <w:lang w:val="pt_PT" w:bidi="pt_PT"/>
-        </w:rPr>
-        <w:t>)</w:t>
-      </w:r>
-    </w:p>
-    <w:p>
-      <w:pPr>
-        <w:pStyle w:val="Heading3"/>
-      </w:pPr>
-      <w:r>
-        <w:rPr>
-          <w:lang w:val="pt_PT" w:bidi="pt_PT"/>
-        </w:rPr>
-        <w:t>Referências Bíblicas:</w:t>
-      </w:r>
-    </w:p>
-    <w:p>
-      <w:pPr>
-        <w:pStyle w:val="ListBullet"/>
-        <w:spacing w:line="240" w:lineRule="auto"/>
-        <w:ind w:left="720"/>
-      </w:pPr>
-      <w:r>
-        <w:rPr>
-          <w:lang w:val="pt_PT" w:bidi="pt_PT"/>
-        </w:rPr>
-      </w:r>
-      <w:r>
-        <w:rPr>
-          <w:lang w:val="pt_PT" w:bidi="pt_PT"/>
-        </w:rPr>
-        <w:t>2 Samuel 1.21</w:t>
-      </w:r>
-    </w:p>
-    <w:p>
-      <w:pPr>
-        <w:pStyle w:val="ListBullet"/>
-        <w:spacing w:line="240" w:lineRule="auto"/>
-        <w:ind w:left="720"/>
-      </w:pPr>
-      <w:r>
-        <w:rPr>
-          <w:lang w:val="pt_PT" w:bidi="pt_PT"/>
-        </w:rPr>
-      </w:r>
-      <w:r>
-        <w:rPr>
-          <w:lang w:val="pt_PT" w:bidi="pt_PT"/>
-        </w:rPr>
-        <w:t>Êxodo 29.2</w:t>
-      </w:r>
-    </w:p>
-    <w:p>
-      <w:pPr>
-        <w:pStyle w:val="ListBullet"/>
-        <w:spacing w:line="240" w:lineRule="auto"/>
-        <w:ind w:left="720"/>
-      </w:pPr>
-      <w:r>
-        <w:rPr>
-          <w:lang w:val="pt_PT" w:bidi="pt_PT"/>
-        </w:rPr>
-      </w:r>
-      <w:r>
-        <w:rPr>
-          <w:lang w:val="pt_PT" w:bidi="pt_PT"/>
-        </w:rPr>
-        <w:t>Levítico 5.11</w:t>
-      </w:r>
-    </w:p>
-    <w:p>
-      <w:pPr>
-        <w:pStyle w:val="ListBullet"/>
-        <w:spacing w:line="240" w:lineRule="auto"/>
-        <w:ind w:left="720"/>
-      </w:pPr>
-      <w:r>
-        <w:rPr>
-          <w:lang w:val="pt_PT" w:bidi="pt_PT"/>
-        </w:rPr>
-      </w:r>
-      <w:r>
-        <w:rPr>
-          <w:lang w:val="pt_PT" w:bidi="pt_PT"/>
-        </w:rPr>
-        <w:t>Levítico 8.1–3</w:t>
-      </w:r>
-    </w:p>
-    <w:p>
-      <w:pPr>
-        <w:pStyle w:val="ListBullet"/>
-        <w:spacing w:line="240" w:lineRule="auto"/>
-        <w:ind w:left="720"/>
-      </w:pPr>
-      <w:r>
-        <w:rPr>
-          <w:lang w:val="pt_PT" w:bidi="pt_PT"/>
-        </w:rPr>
-      </w:r>
-      <w:r>
-        <w:rPr>
-          <w:lang w:val="pt_PT" w:bidi="pt_PT"/>
-        </w:rPr>
-        <w:t>Marcos 6.12–13</w:t>
-      </w:r>
-    </w:p>
-    <w:p>
-      <w:pPr>
-        <w:pStyle w:val="ListBullet"/>
-        <w:spacing w:line="240" w:lineRule="auto"/>
-        <w:ind w:left="720"/>
-      </w:pPr>
-      <w:r>
-        <w:rPr>
-          <w:lang w:val="pt_PT" w:bidi="pt_PT"/>
-        </w:rPr>
-      </w:r>
-      <w:r>
-        <w:rPr>
-          <w:lang w:val="pt_PT" w:bidi="pt_PT"/>
-        </w:rPr>
-        <w:t>Mateus 25.7–9</w:t>
-      </w:r>
-    </w:p>
-    <w:p>
-      <w:pPr>
-        <w:pStyle w:val="Heading3"/>
-      </w:pPr>
-      <w:r>
-        <w:rPr>
-          <w:lang w:val="pt_PT" w:bidi="pt_PT"/>
-        </w:rPr>
-        <w:t>Dados da Palavra:</w:t>
-      </w:r>
-    </w:p>
-    <w:p>
-      <w:pPr>
-        <w:pStyle w:val="ListBullet"/>
-        <w:spacing w:line="240" w:lineRule="auto"/>
-        <w:ind w:left="720"/>
-      </w:pPr>
-      <w:r>
-        <w:rPr>
-          <w:lang w:val="pt_PT" w:bidi="pt_PT"/>
-        </w:rPr>
-      </w:r>
-      <w:r>
-        <w:rPr>
-          <w:lang w:val="pt_PT" w:bidi="pt_PT"/>
-        </w:rPr>
-        <w:t>Strong’s: H2091, H3323, H4887, H6671, H7246, H8081, G16370, G34640</w:t>
-      </w:r>
-      <w:r>
-        <w:rPr>
-          <w:lang w:val="pt_PT" w:bidi="pt_PT"/>
-        </w:rPr>
-      </w:r>
-      <w:r>
-        <w:rPr>
-          <w:lang w:val="pt_PT" w:bidi="pt_PT"/>
-        </w:rPr>
-      </w:r>
-    </w:p>
-    <w:p>
-      <w:pPr/>
-      <w:r>
-        <w:rPr>
-          <w:lang w:val="pt_PT" w:bidi="pt_PT"/>
-        </w:rPr>
-      </w:r>
-    </w:p>
-    <w:p>
-      <w:pPr>
-        <w:pStyle w:val="Heading2"/>
-      </w:pPr>
-      <w:r>
-        <w:rPr>
-          <w:lang w:val="pt_PT" w:bidi="pt_PT"/>
-        </w:rPr>
-        <w:t>Onri</w:t>
-      </w:r>
-      <w:r>
-        <w:rPr>
-          <w:lang w:val="pt_PT" w:bidi="pt_PT"/>
-        </w:rPr>
-      </w:r>
-    </w:p>
-    <w:p>
-      <w:pPr>
-        <w:pStyle w:val="Heading3"/>
-      </w:pPr>
-      <w:r>
-        <w:rPr>
-          <w:lang w:val="pt_PT" w:bidi="pt_PT"/>
-        </w:rPr>
-        <w:t>Fatos:</w:t>
-      </w:r>
-    </w:p>
-    <w:p>
-      <w:pPr/>
-      <w:r>
-        <w:rPr>
-          <w:lang w:val="pt_PT" w:bidi="pt_PT"/>
-        </w:rPr>
-      </w:r>
-      <w:r>
-        <w:rPr>
-          <w:lang w:val="pt_PT" w:bidi="pt_PT"/>
-        </w:rPr>
-        <w:t>Onri foi um comandante do exército que se tornou o sexto rei de Israel.</w:t>
-      </w:r>
-    </w:p>
-    <w:p>
-      <w:pPr>
-        <w:pStyle w:val="ListBullet"/>
-        <w:spacing w:line="240" w:lineRule="auto"/>
-        <w:ind w:left="720"/>
-      </w:pPr>
-      <w:r>
-        <w:rPr>
-          <w:lang w:val="pt_PT" w:bidi="pt_PT"/>
-        </w:rPr>
-      </w:r>
-      <w:r>
-        <w:rPr>
-          <w:lang w:val="pt_PT" w:bidi="pt_PT"/>
-        </w:rPr>
-        <w:t>O rei Onri reinou por doze anos na cidade de Tirza.</w:t>
-      </w:r>
-    </w:p>
-    <w:p>
-      <w:pPr>
-        <w:pStyle w:val="ListBullet"/>
-        <w:spacing w:line="240" w:lineRule="auto"/>
-        <w:ind w:left="720"/>
-      </w:pPr>
-      <w:r>
-        <w:rPr>
-          <w:lang w:val="pt_PT" w:bidi="pt_PT"/>
-        </w:rPr>
-      </w:r>
-      <w:r>
-        <w:rPr>
-          <w:lang w:val="pt_PT" w:bidi="pt_PT"/>
-        </w:rPr>
-        <w:t>Como todos os reis de Israel antes dele, Onri foi um rei muito mau que levou o povo de Israel a mais adoração de ídolos.</w:t>
-      </w:r>
-    </w:p>
-    <w:p>
-      <w:pPr>
-        <w:pStyle w:val="ListBullet"/>
-        <w:spacing w:line="240" w:lineRule="auto"/>
-        <w:ind w:left="720"/>
-      </w:pPr>
-      <w:r>
-        <w:rPr>
-          <w:lang w:val="pt_PT" w:bidi="pt_PT"/>
-        </w:rPr>
-      </w:r>
-      <w:r>
-        <w:rPr>
-          <w:lang w:val="pt_PT" w:bidi="pt_PT"/>
-        </w:rPr>
-        <w:t>Onri também foi o pai do rei Acabe.</w:t>
-      </w:r>
-    </w:p>
-    <w:p>
-      <w:pPr/>
-      <w:r>
-        <w:rPr>
-          <w:lang w:val="pt_PT" w:bidi="pt_PT"/>
-        </w:rPr>
-      </w:r>
-      <w:r>
-        <w:rPr>
-          <w:lang w:val="pt_PT" w:bidi="pt_PT"/>
-        </w:rPr>
-        <w:t>(Sugestões de tradução: Como Traduzir Nomes)</w:t>
-      </w:r>
-    </w:p>
-    <w:p>
-      <w:pPr/>
-      <w:r>
-        <w:rPr>
-          <w:lang w:val="pt_PT" w:bidi="pt_PT"/>
-        </w:rPr>
-      </w:r>
-      <w:r>
-        <w:rPr>
-          <w:lang w:val="pt_PT" w:bidi="pt_PT"/>
-        </w:rPr>
-        <w:t xml:space="preserve">(Veja também: </w:t>
-      </w:r>
-      <w:r>
-        <w:rPr>
-          <w:lang w:val="pt_PT" w:bidi="pt_PT"/>
-        </w:rPr>
-        <w:t>Acabe</w:t>
-      </w:r>
-      <w:r>
-        <w:rPr>
-          <w:lang w:val="pt_PT" w:bidi="pt_PT"/>
-        </w:rPr>
-        <w:t xml:space="preserve">, </w:t>
-      </w:r>
-      <w:r>
-        <w:rPr>
-          <w:lang w:val="pt_PT" w:bidi="pt_PT"/>
-        </w:rPr>
-        <w:t>Israel</w:t>
-      </w:r>
-      <w:r>
-        <w:rPr>
-          <w:lang w:val="pt_PT" w:bidi="pt_PT"/>
-        </w:rPr>
-        <w:t xml:space="preserve">, </w:t>
-      </w:r>
-      <w:r>
-        <w:rPr>
-          <w:lang w:val="pt_PT" w:bidi="pt_PT"/>
-        </w:rPr>
-        <w:t>Jeroboão</w:t>
-      </w:r>
-      <w:r>
-        <w:rPr>
-          <w:lang w:val="pt_PT" w:bidi="pt_PT"/>
-        </w:rPr>
-        <w:t xml:space="preserve">, </w:t>
-      </w:r>
-      <w:r>
-        <w:rPr>
-          <w:lang w:val="pt_PT" w:bidi="pt_PT"/>
-        </w:rPr>
-        <w:t>Tirza</w:t>
-      </w:r>
-      <w:r>
-        <w:rPr>
-          <w:lang w:val="pt_PT" w:bidi="pt_PT"/>
-        </w:rPr>
-        <w:t>)</w:t>
-      </w:r>
-    </w:p>
-    <w:p>
-      <w:pPr>
-        <w:pStyle w:val="Heading3"/>
-      </w:pPr>
-      <w:r>
-        <w:rPr>
-          <w:lang w:val="pt_PT" w:bidi="pt_PT"/>
-        </w:rPr>
-        <w:t>Referências Bíblicas:</w:t>
-      </w:r>
-    </w:p>
-    <w:p>
-      <w:pPr>
-        <w:pStyle w:val="ListBullet"/>
-        <w:spacing w:line="240" w:lineRule="auto"/>
-        <w:ind w:left="720"/>
-      </w:pPr>
-      <w:r>
-        <w:rPr>
-          <w:lang w:val="pt_PT" w:bidi="pt_PT"/>
-        </w:rPr>
-      </w:r>
-      <w:r>
-        <w:rPr>
-          <w:lang w:val="pt_PT" w:bidi="pt_PT"/>
-        </w:rPr>
-        <w:t>2 Crônicas 22.1–3</w:t>
-      </w:r>
-    </w:p>
-    <w:p>
-      <w:pPr>
-        <w:pStyle w:val="Heading3"/>
-      </w:pPr>
-      <w:r>
-        <w:rPr>
-          <w:lang w:val="pt_PT" w:bidi="pt_PT"/>
-        </w:rPr>
-        <w:t>Dados da Palavra:</w:t>
-      </w:r>
-    </w:p>
-    <w:p>
-      <w:pPr>
-        <w:pStyle w:val="ListBullet"/>
-        <w:spacing w:line="240" w:lineRule="auto"/>
-        <w:ind w:left="720"/>
-      </w:pPr>
-      <w:r>
-        <w:rPr>
-          <w:lang w:val="pt_PT" w:bidi="pt_PT"/>
-        </w:rPr>
-      </w:r>
-      <w:r>
-        <w:rPr>
-          <w:lang w:val="pt_PT" w:bidi="pt_PT"/>
-        </w:rPr>
-        <w:t>Strong’s: H6018</w:t>
-      </w:r>
-      <w:r>
-        <w:rPr>
-          <w:lang w:val="pt_PT" w:bidi="pt_PT"/>
-        </w:rPr>
-      </w:r>
-      <w:r>
-        <w:rPr>
-          <w:lang w:val="pt_PT" w:bidi="pt_PT"/>
-        </w:rPr>
-      </w:r>
-    </w:p>
-    <w:p>
-      <w:pPr/>
-      <w:r>
-        <w:rPr>
-          <w:lang w:val="pt_PT" w:bidi="pt_PT"/>
-        </w:rPr>
-      </w:r>
-    </w:p>
-    <w:p>
-      <w:pPr>
-        <w:pStyle w:val="Heading2"/>
-      </w:pPr>
-      <w:r>
-        <w:rPr>
-          <w:lang w:val="pt_PT" w:bidi="pt_PT"/>
-        </w:rPr>
-        <w:t>Orar</w:t>
-      </w:r>
-      <w:r>
-        <w:rPr>
-          <w:lang w:val="pt_PT" w:bidi="pt_PT"/>
-        </w:rPr>
-      </w:r>
-    </w:p>
-    <w:p>
-      <w:pPr>
-        <w:pStyle w:val="Heading3"/>
-      </w:pPr>
-      <w:r>
-        <w:rPr>
-          <w:lang w:val="pt_PT" w:bidi="pt_PT"/>
-        </w:rPr>
-        <w:t>Definição:</w:t>
-      </w:r>
-    </w:p>
-    <w:p>
-      <w:pPr/>
-      <w:r>
-        <w:rPr>
-          <w:lang w:val="pt_PT" w:bidi="pt_PT"/>
-        </w:rPr>
-      </w:r>
-      <w:r>
-        <w:rPr>
-          <w:lang w:val="pt_PT" w:bidi="pt_PT"/>
-        </w:rPr>
-        <w:t>Os termos “orar” e “oração” referem-se a falar com Deus. Esses termos também são usados para se referir a pessoas tentando falar com um deus falso.</w:t>
-      </w:r>
-    </w:p>
-    <w:p>
-      <w:pPr>
-        <w:pStyle w:val="ListBullet"/>
-        <w:spacing w:line="240" w:lineRule="auto"/>
-        <w:ind w:left="720"/>
-      </w:pPr>
-      <w:r>
-        <w:rPr>
-          <w:lang w:val="pt_PT" w:bidi="pt_PT"/>
-        </w:rPr>
-      </w:r>
-      <w:r>
-        <w:rPr>
-          <w:lang w:val="pt_PT" w:bidi="pt_PT"/>
-        </w:rPr>
-        <w:t>As pessoas podem orar silenciosamente, falando com Deus com seus pensamentos, ou podem orar em voz alta, falando com Deus com sua voz. Às vezes, as orações são escritas, como quando Davi escreveu suas orações no Livro dos Salmos.</w:t>
-      </w:r>
-    </w:p>
-    <w:p>
-      <w:pPr>
-        <w:pStyle w:val="ListBullet"/>
-        <w:spacing w:line="240" w:lineRule="auto"/>
-        <w:ind w:left="720"/>
-      </w:pPr>
-      <w:r>
-        <w:rPr>
-          <w:lang w:val="pt_PT" w:bidi="pt_PT"/>
-        </w:rPr>
-      </w:r>
-      <w:r>
-        <w:rPr>
-          <w:lang w:val="pt_PT" w:bidi="pt_PT"/>
-        </w:rPr>
-        <w:t>A oração pode incluir pedir a Deus por misericórdia, por ajuda com um problema e por sabedoria na tomada de decisões.</w:t>
-      </w:r>
-    </w:p>
-    <w:p>
-      <w:pPr>
-        <w:pStyle w:val="ListBullet"/>
-        <w:spacing w:line="240" w:lineRule="auto"/>
-        <w:ind w:left="720"/>
-      </w:pPr>
-      <w:r>
-        <w:rPr>
-          <w:lang w:val="pt_PT" w:bidi="pt_PT"/>
-        </w:rPr>
-      </w:r>
-      <w:r>
-        <w:rPr>
-          <w:lang w:val="pt_PT" w:bidi="pt_PT"/>
-        </w:rPr>
-        <w:t>Muitas vezes, as pessoas pedem a Deus para curar pessoas que estão doentes ou que precisam de sua ajuda de outras maneiras.</w:t>
-      </w:r>
-    </w:p>
-    <w:p>
-      <w:pPr>
-        <w:pStyle w:val="ListBullet"/>
-        <w:spacing w:line="240" w:lineRule="auto"/>
-        <w:ind w:left="720"/>
-      </w:pPr>
-      <w:r>
-        <w:rPr>
-          <w:lang w:val="pt_PT" w:bidi="pt_PT"/>
-        </w:rPr>
-      </w:r>
-      <w:r>
-        <w:rPr>
-          <w:lang w:val="pt_PT" w:bidi="pt_PT"/>
-        </w:rPr>
-        <w:t>As pessoas também agradecem e louvam a Deus quando estão orando a ele.</w:t>
-      </w:r>
-    </w:p>
-    <w:p>
-      <w:pPr>
-        <w:pStyle w:val="ListBullet"/>
-        <w:spacing w:line="240" w:lineRule="auto"/>
-        <w:ind w:left="720"/>
-      </w:pPr>
-      <w:r>
-        <w:rPr>
-          <w:lang w:val="pt_PT" w:bidi="pt_PT"/>
-        </w:rPr>
-      </w:r>
-      <w:r>
-        <w:rPr>
-          <w:lang w:val="pt_PT" w:bidi="pt_PT"/>
-        </w:rPr>
-        <w:t>Orar inclui confessar nossos pecados a Deus e pedir-lhe perdão.</w:t>
-      </w:r>
-    </w:p>
-    <w:p>
-      <w:pPr>
-        <w:pStyle w:val="ListBullet"/>
-        <w:spacing w:line="240" w:lineRule="auto"/>
-        <w:ind w:left="720"/>
-      </w:pPr>
-      <w:r>
-        <w:rPr>
-          <w:lang w:val="pt_PT" w:bidi="pt_PT"/>
-        </w:rPr>
-      </w:r>
-      <w:r>
-        <w:rPr>
-          <w:lang w:val="pt_PT" w:bidi="pt_PT"/>
-        </w:rPr>
-        <w:t>Falar com Deus é chamado, às vezes, de “comunhão” com ele, à medida que nosso espírito se comunica com o espírito dele, compartilhando nossas emoções e desfrutando de sua presença.</w:t>
-      </w:r>
-    </w:p>
-    <w:p>
-      <w:pPr>
-        <w:pStyle w:val="ListBullet"/>
-        <w:spacing w:line="240" w:lineRule="auto"/>
-        <w:ind w:left="720"/>
-      </w:pPr>
-      <w:r>
-        <w:rPr>
-          <w:lang w:val="pt_PT" w:bidi="pt_PT"/>
-        </w:rPr>
-      </w:r>
-      <w:r>
-        <w:rPr>
-          <w:lang w:val="pt_PT" w:bidi="pt_PT"/>
-        </w:rPr>
-        <w:t>Este termo poderia ser traduzido como “falar com Deus” ou “comunicar-se com Deus”. A tradução deste termo deve ser capaz de incluir orações que são silenciosas.</w:t>
-      </w:r>
-    </w:p>
-    <w:p>
-      <w:pPr/>
-      <w:r>
-        <w:rPr>
-          <w:lang w:val="pt_PT" w:bidi="pt_PT"/>
-        </w:rPr>
-      </w:r>
-      <w:r>
-        <w:rPr>
-          <w:lang w:val="pt_PT" w:bidi="pt_PT"/>
-        </w:rPr>
-        <w:t xml:space="preserve">(Veja também: </w:t>
-      </w:r>
-      <w:r>
-        <w:rPr>
-          <w:lang w:val="pt_PT" w:bidi="pt_PT"/>
-        </w:rPr>
-        <w:t>deus falso</w:t>
-      </w:r>
-      <w:r>
-        <w:rPr>
-          <w:lang w:val="pt_PT" w:bidi="pt_PT"/>
-        </w:rPr>
-        <w:t xml:space="preserve">, </w:t>
-      </w:r>
-      <w:r>
-        <w:rPr>
-          <w:lang w:val="pt_PT" w:bidi="pt_PT"/>
-        </w:rPr>
-        <w:t>perdoar</w:t>
-      </w:r>
-      <w:r>
-        <w:rPr>
-          <w:lang w:val="pt_PT" w:bidi="pt_PT"/>
-        </w:rPr>
-        <w:t xml:space="preserve">, </w:t>
-      </w:r>
-      <w:r>
-        <w:rPr>
-          <w:lang w:val="pt_PT" w:bidi="pt_PT"/>
-        </w:rPr>
-        <w:t>louvar</w:t>
-      </w:r>
-      <w:r>
-        <w:rPr>
-          <w:lang w:val="pt_PT" w:bidi="pt_PT"/>
-        </w:rPr>
-        <w:t>)</w:t>
-      </w:r>
-    </w:p>
-    <w:p>
-      <w:pPr>
-        <w:pStyle w:val="Heading3"/>
-      </w:pPr>
-      <w:r>
-        <w:rPr>
-          <w:lang w:val="pt_PT" w:bidi="pt_PT"/>
-        </w:rPr>
-        <w:t>Referências Bíblicas:</w:t>
-      </w:r>
-    </w:p>
-    <w:p>
-      <w:pPr>
-        <w:pStyle w:val="ListBullet"/>
-        <w:spacing w:line="240" w:lineRule="auto"/>
-        <w:ind w:left="720"/>
-      </w:pPr>
-      <w:r>
-        <w:rPr>
-          <w:lang w:val="pt_PT" w:bidi="pt_PT"/>
-        </w:rPr>
-      </w:r>
-      <w:r>
-        <w:rPr>
-          <w:lang w:val="pt_PT" w:bidi="pt_PT"/>
-        </w:rPr>
-        <w:t>1 Tessalonicenses 3.9</w:t>
-      </w:r>
-    </w:p>
-    <w:p>
-      <w:pPr>
-        <w:pStyle w:val="ListBullet"/>
-        <w:spacing w:line="240" w:lineRule="auto"/>
-        <w:ind w:left="720"/>
-      </w:pPr>
-      <w:r>
-        <w:rPr>
-          <w:lang w:val="pt_PT" w:bidi="pt_PT"/>
-        </w:rPr>
-      </w:r>
-      <w:r>
-        <w:rPr>
-          <w:lang w:val="pt_PT" w:bidi="pt_PT"/>
-        </w:rPr>
-        <w:t>Atos 8.24</w:t>
-      </w:r>
-    </w:p>
-    <w:p>
-      <w:pPr>
-        <w:pStyle w:val="ListBullet"/>
-        <w:spacing w:line="240" w:lineRule="auto"/>
-        <w:ind w:left="720"/>
-      </w:pPr>
-      <w:r>
-        <w:rPr>
-          <w:lang w:val="pt_PT" w:bidi="pt_PT"/>
-        </w:rPr>
-      </w:r>
-      <w:r>
-        <w:rPr>
-          <w:lang w:val="pt_PT" w:bidi="pt_PT"/>
-        </w:rPr>
-        <w:t>Atos 14.26</w:t>
-      </w:r>
-    </w:p>
-    <w:p>
-      <w:pPr>
-        <w:pStyle w:val="ListBullet"/>
-        <w:spacing w:line="240" w:lineRule="auto"/>
-        <w:ind w:left="720"/>
-      </w:pPr>
-      <w:r>
-        <w:rPr>
-          <w:lang w:val="pt_PT" w:bidi="pt_PT"/>
-        </w:rPr>
-      </w:r>
-      <w:r>
-        <w:rPr>
-          <w:lang w:val="pt_PT" w:bidi="pt_PT"/>
-        </w:rPr>
-        <w:t>Colossenses 4.4</w:t>
-      </w:r>
-    </w:p>
-    <w:p>
-      <w:pPr>
-        <w:pStyle w:val="ListBullet"/>
-        <w:spacing w:line="240" w:lineRule="auto"/>
-        <w:ind w:left="720"/>
-      </w:pPr>
-      <w:r>
-        <w:rPr>
-          <w:lang w:val="pt_PT" w:bidi="pt_PT"/>
-        </w:rPr>
-      </w:r>
-      <w:r>
-        <w:rPr>
-          <w:lang w:val="pt_PT" w:bidi="pt_PT"/>
-        </w:rPr>
-        <w:t>João 17.9</w:t>
-      </w:r>
-    </w:p>
-    <w:p>
-      <w:pPr>
-        <w:pStyle w:val="ListBullet"/>
-        <w:spacing w:line="240" w:lineRule="auto"/>
-        <w:ind w:left="720"/>
-      </w:pPr>
-      <w:r>
-        <w:rPr>
-          <w:lang w:val="pt_PT" w:bidi="pt_PT"/>
-        </w:rPr>
-      </w:r>
-      <w:r>
-        <w:rPr>
-          <w:lang w:val="pt_PT" w:bidi="pt_PT"/>
-        </w:rPr>
-        <w:t>Lucas 11.1</w:t>
-      </w:r>
-    </w:p>
-    <w:p>
-      <w:pPr>
-        <w:pStyle w:val="ListBullet"/>
-        <w:spacing w:line="240" w:lineRule="auto"/>
-        <w:ind w:left="720"/>
-      </w:pPr>
-      <w:r>
-        <w:rPr>
-          <w:lang w:val="pt_PT" w:bidi="pt_PT"/>
-        </w:rPr>
-      </w:r>
-      <w:r>
-        <w:rPr>
-          <w:lang w:val="pt_PT" w:bidi="pt_PT"/>
-        </w:rPr>
-        <w:t>Mateus 5.43–45</w:t>
-      </w:r>
-    </w:p>
-    <w:p>
-      <w:pPr>
-        <w:pStyle w:val="ListBullet"/>
-        <w:spacing w:line="240" w:lineRule="auto"/>
-        <w:ind w:left="720"/>
-      </w:pPr>
-      <w:r>
-        <w:rPr>
-          <w:lang w:val="pt_PT" w:bidi="pt_PT"/>
-        </w:rPr>
-      </w:r>
-      <w:r>
-        <w:rPr>
-          <w:lang w:val="pt_PT" w:bidi="pt_PT"/>
-        </w:rPr>
-        <w:t>Mateus 14.22–24</w:t>
-      </w:r>
-    </w:p>
-    <w:p>
-      <w:pPr>
-        <w:pStyle w:val="Heading3"/>
-      </w:pPr>
-      <w:r>
-        <w:rPr>
-          <w:lang w:val="pt_PT" w:bidi="pt_PT"/>
-        </w:rPr>
-        <w:t>Exemplos das histórias bíblicas:</w:t>
-      </w:r>
-    </w:p>
-    <w:p>
-      <w:pPr>
-        <w:pStyle w:val="ListBullet"/>
-        <w:spacing w:line="240" w:lineRule="auto"/>
-        <w:ind w:left="720"/>
-      </w:pPr>
-      <w:r>
-        <w:rPr>
-          <w:lang w:val="pt_PT" w:bidi="pt_PT"/>
-        </w:rPr>
-      </w:r>
-      <w:r>
-        <w:rPr>
-          <w:b/>
-          <w:lang w:val="pt_PT" w:bidi="pt_PT"/>
-        </w:rPr>
-        <w:t>6:5</w:t>
-      </w:r>
-      <w:r>
-        <w:rPr>
-          <w:lang w:val="pt_PT" w:bidi="pt_PT"/>
-        </w:rPr>
-        <w:t xml:space="preserve"> Isaque </w:t>
-      </w:r>
-      <w:r>
-        <w:rPr>
-          <w:b/>
-          <w:lang w:val="pt_PT" w:bidi="pt_PT"/>
-        </w:rPr>
-        <w:t>orou</w:t>
-      </w:r>
-      <w:r>
-        <w:rPr>
-          <w:lang w:val="pt_PT" w:bidi="pt_PT"/>
-        </w:rPr>
-        <w:t xml:space="preserve"> por Rebeca, e Deus permitiu que ela engravidasse de gêmeos.</w:t>
-      </w:r>
-    </w:p>
-    <w:p>
-      <w:pPr>
-        <w:pStyle w:val="ListBullet"/>
-        <w:spacing w:line="240" w:lineRule="auto"/>
-        <w:ind w:left="720"/>
-      </w:pPr>
-      <w:r>
-        <w:rPr>
-          <w:lang w:val="pt_PT" w:bidi="pt_PT"/>
-        </w:rPr>
-      </w:r>
-      <w:r>
-        <w:rPr>
-          <w:b/>
-          <w:lang w:val="pt_PT" w:bidi="pt_PT"/>
-        </w:rPr>
-        <w:t>13:12</w:t>
-      </w:r>
-      <w:r>
-        <w:rPr>
-          <w:lang w:val="pt_PT" w:bidi="pt_PT"/>
-        </w:rPr>
-        <w:t xml:space="preserve"> Mas Moisés </w:t>
-      </w:r>
-      <w:r>
-        <w:rPr>
-          <w:b/>
-          <w:lang w:val="pt_PT" w:bidi="pt_PT"/>
-        </w:rPr>
-        <w:t>orou</w:t>
-      </w:r>
-      <w:r>
-        <w:rPr>
-          <w:lang w:val="pt_PT" w:bidi="pt_PT"/>
-        </w:rPr>
-        <w:t xml:space="preserve"> por eles, e Deus ouviu sua </w:t>
-      </w:r>
-      <w:r>
-        <w:rPr>
-          <w:b/>
-          <w:lang w:val="pt_PT" w:bidi="pt_PT"/>
-        </w:rPr>
-        <w:t>oração</w:t>
-      </w:r>
-      <w:r>
-        <w:rPr>
-          <w:lang w:val="pt_PT" w:bidi="pt_PT"/>
-        </w:rPr>
-        <w:t xml:space="preserve"> e não os destruiu.</w:t>
-      </w:r>
-    </w:p>
-    <w:p>
-      <w:pPr>
-        <w:pStyle w:val="ListBullet"/>
-        <w:spacing w:line="240" w:lineRule="auto"/>
-        <w:ind w:left="720"/>
-      </w:pPr>
-      <w:r>
-        <w:rPr>
-          <w:lang w:val="pt_PT" w:bidi="pt_PT"/>
-        </w:rPr>
-      </w:r>
-      <w:r>
-        <w:rPr>
-          <w:b/>
-          <w:lang w:val="pt_PT" w:bidi="pt_PT"/>
-        </w:rPr>
-        <w:t>19:8</w:t>
-      </w:r>
-      <w:r>
-        <w:rPr>
-          <w:lang w:val="pt_PT" w:bidi="pt_PT"/>
-        </w:rPr>
-        <w:t xml:space="preserve"> Então os profetas de Baal </w:t>
-      </w:r>
-      <w:r>
-        <w:rPr>
-          <w:b/>
-          <w:lang w:val="pt_PT" w:bidi="pt_PT"/>
-        </w:rPr>
-        <w:t>oraram</w:t>
-      </w:r>
-      <w:r>
-        <w:rPr>
-          <w:lang w:val="pt_PT" w:bidi="pt_PT"/>
-        </w:rPr>
-        <w:t xml:space="preserve"> a Baal, “Ouça-nos, ó Baal!”.</w:t>
-      </w:r>
-    </w:p>
-    <w:p>
-      <w:pPr>
-        <w:pStyle w:val="ListBullet"/>
-        <w:spacing w:line="240" w:lineRule="auto"/>
-        <w:ind w:left="720"/>
-      </w:pPr>
-      <w:r>
-        <w:rPr>
-          <w:lang w:val="pt_PT" w:bidi="pt_PT"/>
-        </w:rPr>
-      </w:r>
-      <w:r>
-        <w:rPr>
-          <w:b/>
-          <w:lang w:val="pt_PT" w:bidi="pt_PT"/>
-        </w:rPr>
-        <w:t>21:7</w:t>
-      </w:r>
-      <w:r>
-        <w:rPr>
-          <w:lang w:val="pt_PT" w:bidi="pt_PT"/>
-        </w:rPr>
-        <w:t xml:space="preserve"> Os sacerdotes também </w:t>
-      </w:r>
-      <w:r>
-        <w:rPr>
-          <w:b/>
-          <w:lang w:val="pt_PT" w:bidi="pt_PT"/>
-        </w:rPr>
-        <w:t>oraram</w:t>
-      </w:r>
-      <w:r>
-        <w:rPr>
-          <w:lang w:val="pt_PT" w:bidi="pt_PT"/>
-        </w:rPr>
-        <w:t xml:space="preserve"> a Deus pelo povo.</w:t>
-      </w:r>
-    </w:p>
-    <w:p>
-      <w:pPr>
-        <w:pStyle w:val="ListBullet"/>
-        <w:spacing w:line="240" w:lineRule="auto"/>
-        <w:ind w:left="720"/>
-      </w:pPr>
-      <w:r>
-        <w:rPr>
-          <w:lang w:val="pt_PT" w:bidi="pt_PT"/>
-        </w:rPr>
-      </w:r>
-      <w:r>
-        <w:rPr>
-          <w:b/>
-          <w:lang w:val="pt_PT" w:bidi="pt_PT"/>
-        </w:rPr>
-        <w:t>38:11</w:t>
-      </w:r>
-      <w:r>
-        <w:rPr>
-          <w:lang w:val="pt_PT" w:bidi="pt_PT"/>
-        </w:rPr>
-        <w:t xml:space="preserve"> Jesus disse aos seus discípulos para </w:t>
-      </w:r>
-      <w:r>
-        <w:rPr>
-          <w:b/>
-          <w:lang w:val="pt_PT" w:bidi="pt_PT"/>
-        </w:rPr>
-        <w:t>orar</w:t>
-      </w:r>
-      <w:r>
-        <w:rPr>
-          <w:lang w:val="pt_PT" w:bidi="pt_PT"/>
-        </w:rPr>
-        <w:t xml:space="preserve"> para que não caíssem em tentação.</w:t>
-      </w:r>
-    </w:p>
-    <w:p>
-      <w:pPr>
-        <w:pStyle w:val="ListBullet"/>
-        <w:spacing w:line="240" w:lineRule="auto"/>
-        <w:ind w:left="720"/>
-      </w:pPr>
-      <w:r>
-        <w:rPr>
-          <w:lang w:val="pt_PT" w:bidi="pt_PT"/>
-        </w:rPr>
-      </w:r>
-      <w:r>
-        <w:rPr>
-          <w:b/>
-          <w:lang w:val="pt_PT" w:bidi="pt_PT"/>
-        </w:rPr>
-        <w:t>43:13</w:t>
-      </w:r>
-      <w:r>
-        <w:rPr>
-          <w:lang w:val="pt_PT" w:bidi="pt_PT"/>
-        </w:rPr>
-        <w:t xml:space="preserve"> Os discípulos continuamente ouviam o ensino dos apóstolos, passavam tempo juntos, comiam juntos e </w:t>
-      </w:r>
-      <w:r>
-        <w:rPr>
-          <w:b/>
-          <w:lang w:val="pt_PT" w:bidi="pt_PT"/>
-        </w:rPr>
-        <w:t>oravam</w:t>
-      </w:r>
-      <w:r>
-        <w:rPr>
-          <w:lang w:val="pt_PT" w:bidi="pt_PT"/>
-        </w:rPr>
-        <w:t xml:space="preserve"> uns com os outros.</w:t>
-      </w:r>
-    </w:p>
-    <w:p>
-      <w:pPr>
-        <w:pStyle w:val="ListBullet"/>
-        <w:spacing w:line="240" w:lineRule="auto"/>
-        <w:ind w:left="720"/>
-      </w:pPr>
-      <w:r>
-        <w:rPr>
-          <w:lang w:val="pt_PT" w:bidi="pt_PT"/>
-        </w:rPr>
-      </w:r>
-      <w:r>
-        <w:rPr>
-          <w:b/>
-          <w:lang w:val="pt_PT" w:bidi="pt_PT"/>
-        </w:rPr>
-        <w:t>49:18</w:t>
-      </w:r>
-      <w:r>
-        <w:rPr>
-          <w:lang w:val="pt_PT" w:bidi="pt_PT"/>
-        </w:rPr>
-        <w:t xml:space="preserve"> Deus diz para você </w:t>
-      </w:r>
-      <w:r>
-        <w:rPr>
-          <w:b/>
-          <w:lang w:val="pt_PT" w:bidi="pt_PT"/>
-        </w:rPr>
-        <w:t>orar</w:t>
-      </w:r>
-      <w:r>
-        <w:rPr>
-          <w:lang w:val="pt_PT" w:bidi="pt_PT"/>
-        </w:rPr>
-        <w:t>, estudar sua palavra, adorá-lo com outros cristãos e contar aos outros o que ele fez por você.</w:t>
-      </w:r>
-    </w:p>
-    <w:p>
-      <w:pPr>
-        <w:pStyle w:val="Heading3"/>
-      </w:pPr>
-      <w:r>
-        <w:rPr>
-          <w:lang w:val="pt_PT" w:bidi="pt_PT"/>
-        </w:rPr>
-        <w:t>Dados da Palavra:</w:t>
-      </w:r>
-    </w:p>
-    <w:p>
-      <w:pPr>
-        <w:pStyle w:val="ListBullet"/>
-        <w:spacing w:line="240" w:lineRule="auto"/>
-        <w:ind w:left="720"/>
-      </w:pPr>
-      <w:r>
-        <w:rPr>
-          <w:lang w:val="pt_PT" w:bidi="pt_PT"/>
-        </w:rPr>
-      </w:r>
-      <w:r>
-        <w:rPr>
-          <w:lang w:val="pt_PT" w:bidi="pt_PT"/>
-        </w:rPr>
-        <w:t>Strong’s: H0559, H0577, H1156, H2470, H3863, H3908, H4994, H6279, H6293, H6419, H6739, H7592, H7878, H7879, H7881, H8034, H8605, G01540, G11620, G11890, G17830, G20650, G21710, G21720, G38700, G43350, G43360</w:t>
-      </w:r>
-      <w:r>
-        <w:rPr>
-          <w:lang w:val="pt_PT" w:bidi="pt_PT"/>
-        </w:rPr>
-      </w:r>
-      <w:r>
-        <w:rPr>
-          <w:lang w:val="pt_PT" w:bidi="pt_PT"/>
-        </w:rPr>
-      </w:r>
-    </w:p>
-    <w:p>
-      <w:pPr/>
-      <w:r>
-        <w:rPr>
-          <w:lang w:val="pt_PT" w:bidi="pt_PT"/>
-        </w:rPr>
-      </w:r>
-    </w:p>
-    <w:p>
-      <w:pPr>
-        <w:pStyle w:val="Heading2"/>
-      </w:pPr>
-      <w:r>
-        <w:rPr>
-          <w:lang w:val="pt_PT" w:bidi="pt_PT"/>
-        </w:rPr>
-        <w:t>Ordenança</w:t>
-      </w:r>
-      <w:r>
-        <w:rPr>
-          <w:lang w:val="pt_PT" w:bidi="pt_PT"/>
-        </w:rPr>
-      </w:r>
-    </w:p>
-    <w:p>
-      <w:pPr>
-        <w:pStyle w:val="Heading3"/>
-      </w:pPr>
-      <w:r>
-        <w:rPr>
-          <w:lang w:val="pt_PT" w:bidi="pt_PT"/>
-        </w:rPr>
-        <w:t>Definição:</w:t>
-      </w:r>
-    </w:p>
-    <w:p>
-      <w:pPr/>
-      <w:r>
-        <w:rPr>
-          <w:lang w:val="pt_PT" w:bidi="pt_PT"/>
-        </w:rPr>
-      </w:r>
-      <w:r>
-        <w:rPr>
-          <w:lang w:val="pt_PT" w:bidi="pt_PT"/>
-        </w:rPr>
-        <w:t>Uma ordenança é um regimento público ou lei que fornece regras ou instruções para as pessoas seguirem. Este termo está relacionado ao termo “ordenar”.</w:t>
-      </w:r>
-    </w:p>
-    <w:p>
-      <w:pPr>
-        <w:pStyle w:val="ListBullet"/>
-        <w:spacing w:line="240" w:lineRule="auto"/>
-        <w:ind w:left="720"/>
-      </w:pPr>
-      <w:r>
-        <w:rPr>
-          <w:lang w:val="pt_PT" w:bidi="pt_PT"/>
-        </w:rPr>
-      </w:r>
-      <w:r>
-        <w:rPr>
-          <w:lang w:val="pt_PT" w:bidi="pt_PT"/>
-        </w:rPr>
-        <w:t>Às vezes, uma ordenança é um costume que se tornou bem estabelecido através de anos de prática.</w:t>
-      </w:r>
-    </w:p>
-    <w:p>
-      <w:pPr>
-        <w:pStyle w:val="ListBullet"/>
-        <w:spacing w:line="240" w:lineRule="auto"/>
-        <w:ind w:left="720"/>
-      </w:pPr>
-      <w:r>
-        <w:rPr>
-          <w:lang w:val="pt_PT" w:bidi="pt_PT"/>
-        </w:rPr>
-      </w:r>
-      <w:r>
-        <w:rPr>
-          <w:lang w:val="pt_PT" w:bidi="pt_PT"/>
-        </w:rPr>
-        <w:t>Na Bíblia, uma ordenança era algo que Deus ordenava aos israelitas fazerem. Às vezes, ele ordenava que fizessem isso para sempre.</w:t>
-      </w:r>
-    </w:p>
-    <w:p>
-      <w:pPr>
-        <w:pStyle w:val="ListBullet"/>
-        <w:spacing w:line="240" w:lineRule="auto"/>
-        <w:ind w:left="720"/>
-      </w:pPr>
-      <w:r>
-        <w:rPr>
-          <w:lang w:val="pt_PT" w:bidi="pt_PT"/>
-        </w:rPr>
-      </w:r>
-      <w:r>
-        <w:rPr>
-          <w:lang w:val="pt_PT" w:bidi="pt_PT"/>
-        </w:rPr>
-        <w:t>O termo “ordenança” poderia ser traduzido como “decreto público” ou “regimento” ou “lei”, dependendo do contexto.</w:t>
-      </w:r>
-    </w:p>
-    <w:p>
-      <w:pPr/>
-      <w:r>
-        <w:rPr>
-          <w:lang w:val="pt_PT" w:bidi="pt_PT"/>
-        </w:rPr>
-      </w:r>
-      <w:r>
-        <w:rPr>
-          <w:lang w:val="pt_PT" w:bidi="pt_PT"/>
-        </w:rPr>
-        <w:t xml:space="preserve">(Veja também: </w:t>
-      </w:r>
-      <w:r>
-        <w:rPr>
-          <w:lang w:val="pt_PT" w:bidi="pt_PT"/>
-        </w:rPr>
-        <w:t>comando</w:t>
-      </w:r>
-      <w:r>
-        <w:rPr>
-          <w:lang w:val="pt_PT" w:bidi="pt_PT"/>
-        </w:rPr>
-        <w:t xml:space="preserve">, </w:t>
-      </w:r>
-      <w:r>
-        <w:rPr>
-          <w:lang w:val="pt_PT" w:bidi="pt_PT"/>
-        </w:rPr>
-        <w:t>decreto</w:t>
-      </w:r>
-      <w:r>
-        <w:rPr>
-          <w:lang w:val="pt_PT" w:bidi="pt_PT"/>
-        </w:rPr>
-        <w:t xml:space="preserve">, </w:t>
-      </w:r>
-      <w:r>
-        <w:rPr>
-          <w:lang w:val="pt_PT" w:bidi="pt_PT"/>
-        </w:rPr>
-        <w:t>lei</w:t>
-      </w:r>
-      <w:r>
-        <w:rPr>
-          <w:lang w:val="pt_PT" w:bidi="pt_PT"/>
-        </w:rPr>
-        <w:t xml:space="preserve">, </w:t>
-      </w:r>
-      <w:r>
-        <w:rPr>
-          <w:lang w:val="pt_PT" w:bidi="pt_PT"/>
-        </w:rPr>
-        <w:t>ordenar</w:t>
-      </w:r>
-      <w:r>
-        <w:rPr>
-          <w:lang w:val="pt_PT" w:bidi="pt_PT"/>
-        </w:rPr>
-        <w:t xml:space="preserve">, </w:t>
-      </w:r>
-      <w:r>
-        <w:rPr>
-          <w:lang w:val="pt_PT" w:bidi="pt_PT"/>
-        </w:rPr>
-        <w:t>estatuto</w:t>
-      </w:r>
-      <w:r>
-        <w:rPr>
-          <w:lang w:val="pt_PT" w:bidi="pt_PT"/>
-        </w:rPr>
-        <w:t>)</w:t>
-      </w:r>
-    </w:p>
-    <w:p>
-      <w:pPr>
-        <w:pStyle w:val="Heading3"/>
-      </w:pPr>
-      <w:r>
-        <w:rPr>
-          <w:lang w:val="pt_PT" w:bidi="pt_PT"/>
-        </w:rPr>
-        <w:t>Referências Bíblicas:</w:t>
-      </w:r>
-    </w:p>
-    <w:p>
-      <w:pPr>
-        <w:pStyle w:val="ListBullet"/>
-        <w:spacing w:line="240" w:lineRule="auto"/>
-        <w:ind w:left="720"/>
-      </w:pPr>
-      <w:r>
-        <w:rPr>
-          <w:lang w:val="pt_PT" w:bidi="pt_PT"/>
-        </w:rPr>
-      </w:r>
-      <w:r>
-        <w:rPr>
-          <w:lang w:val="pt_PT" w:bidi="pt_PT"/>
-        </w:rPr>
-        <w:t>Deuteronômio 4.13–14</w:t>
-      </w:r>
-    </w:p>
-    <w:p>
-      <w:pPr>
-        <w:pStyle w:val="ListBullet"/>
-        <w:spacing w:line="240" w:lineRule="auto"/>
-        <w:ind w:left="720"/>
-      </w:pPr>
-      <w:r>
-        <w:rPr>
-          <w:lang w:val="pt_PT" w:bidi="pt_PT"/>
-        </w:rPr>
-      </w:r>
-      <w:r>
-        <w:rPr>
-          <w:lang w:val="pt_PT" w:bidi="pt_PT"/>
-        </w:rPr>
-        <w:t>Êxodo 27.20–21</w:t>
-      </w:r>
-    </w:p>
-    <w:p>
-      <w:pPr>
-        <w:pStyle w:val="ListBullet"/>
-        <w:spacing w:line="240" w:lineRule="auto"/>
-        <w:ind w:left="720"/>
-      </w:pPr>
-      <w:r>
-        <w:rPr>
-          <w:lang w:val="pt_PT" w:bidi="pt_PT"/>
-        </w:rPr>
-      </w:r>
-      <w:r>
-        <w:rPr>
-          <w:lang w:val="pt_PT" w:bidi="pt_PT"/>
-        </w:rPr>
-        <w:t>Levítico 8.31–33</w:t>
-      </w:r>
-    </w:p>
-    <w:p>
-      <w:pPr>
-        <w:pStyle w:val="ListBullet"/>
-        <w:spacing w:line="240" w:lineRule="auto"/>
-        <w:ind w:left="720"/>
-      </w:pPr>
-      <w:r>
-        <w:rPr>
-          <w:lang w:val="pt_PT" w:bidi="pt_PT"/>
-        </w:rPr>
-      </w:r>
-      <w:r>
-        <w:rPr>
-          <w:lang w:val="pt_PT" w:bidi="pt_PT"/>
-        </w:rPr>
-        <w:t>Malaquias 3.6–7</w:t>
-      </w:r>
-    </w:p>
-    <w:p>
-      <w:pPr>
-        <w:pStyle w:val="Heading3"/>
-      </w:pPr>
-      <w:r>
-        <w:rPr>
-          <w:lang w:val="pt_PT" w:bidi="pt_PT"/>
-        </w:rPr>
-        <w:t>Dados da Palavra:</w:t>
-      </w:r>
-    </w:p>
-    <w:p>
-      <w:pPr>
-        <w:pStyle w:val="ListBullet"/>
-        <w:spacing w:line="240" w:lineRule="auto"/>
-        <w:ind w:left="720"/>
-      </w:pPr>
-      <w:r>
-        <w:rPr>
-          <w:lang w:val="pt_PT" w:bidi="pt_PT"/>
-        </w:rPr>
-      </w:r>
-      <w:r>
-        <w:rPr>
-          <w:lang w:val="pt_PT" w:bidi="pt_PT"/>
-        </w:rPr>
-        <w:t>Strong’s: H2706, H4687, H4931, H4941</w:t>
-      </w:r>
-      <w:r>
-        <w:rPr>
-          <w:lang w:val="pt_PT" w:bidi="pt_PT"/>
-        </w:rPr>
-      </w:r>
-      <w:r>
-        <w:rPr>
-          <w:lang w:val="pt_PT" w:bidi="pt_PT"/>
-        </w:rPr>
-      </w:r>
-    </w:p>
-    <w:p>
-      <w:pPr/>
-      <w:r>
-        <w:rPr>
-          <w:lang w:val="pt_PT" w:bidi="pt_PT"/>
-        </w:rPr>
-      </w:r>
-    </w:p>
-    <w:p>
-      <w:pPr>
-        <w:pStyle w:val="Heading2"/>
-      </w:pPr>
-      <w:r>
-        <w:rPr>
-          <w:lang w:val="pt_PT" w:bidi="pt_PT"/>
-        </w:rPr>
-        <w:t>Ordenar</w:t>
-      </w:r>
-      <w:r>
-        <w:rPr>
-          <w:lang w:val="pt_PT" w:bidi="pt_PT"/>
-        </w:rPr>
-      </w:r>
-    </w:p>
-    <w:p>
-      <w:pPr>
-        <w:pStyle w:val="Heading3"/>
-      </w:pPr>
-      <w:r>
-        <w:rPr>
-          <w:lang w:val="pt_PT" w:bidi="pt_PT"/>
-        </w:rPr>
-        <w:t>Definição:</w:t>
-      </w:r>
-    </w:p>
-    <w:p>
-      <w:pPr/>
-      <w:r>
-        <w:rPr>
-          <w:lang w:val="pt_PT" w:bidi="pt_PT"/>
-        </w:rPr>
-      </w:r>
-      <w:r>
-        <w:rPr>
-          <w:lang w:val="pt_PT" w:bidi="pt_PT"/>
-        </w:rPr>
-        <w:t>Ordenar significa nomear formalmente uma pessoa para uma tarefa ou função especial. Também significa elaborar uma regra ou decreto, formalmente.</w:t>
-      </w:r>
-    </w:p>
-    <w:p>
-      <w:pPr>
-        <w:pStyle w:val="ListBullet"/>
-        <w:spacing w:line="240" w:lineRule="auto"/>
-        <w:ind w:left="720"/>
-      </w:pPr>
-      <w:r>
-        <w:rPr>
-          <w:lang w:val="pt_PT" w:bidi="pt_PT"/>
-        </w:rPr>
-      </w:r>
-      <w:r>
-        <w:rPr>
-          <w:lang w:val="pt_PT" w:bidi="pt_PT"/>
-        </w:rPr>
-        <w:t>O termo “ordenar”, muitas vezes, se refere a nomear formalmente alguém como sacerdote, ministro ou rabino.</w:t>
-      </w:r>
-    </w:p>
-    <w:p>
-      <w:pPr>
-        <w:pStyle w:val="ListBullet"/>
-        <w:spacing w:line="240" w:lineRule="auto"/>
-        <w:ind w:left="720"/>
-      </w:pPr>
-      <w:r>
-        <w:rPr>
-          <w:lang w:val="pt_PT" w:bidi="pt_PT"/>
-        </w:rPr>
-      </w:r>
-      <w:r>
-        <w:rPr>
-          <w:lang w:val="pt_PT" w:bidi="pt_PT"/>
-        </w:rPr>
-        <w:t>Por exemplo, Deus ordenou Arão e seus descendentes para serem sacerdotes.</w:t>
-      </w:r>
-    </w:p>
-    <w:p>
-      <w:pPr>
-        <w:pStyle w:val="ListBullet"/>
-        <w:spacing w:line="240" w:lineRule="auto"/>
-        <w:ind w:left="720"/>
-      </w:pPr>
-      <w:r>
-        <w:rPr>
-          <w:lang w:val="pt_PT" w:bidi="pt_PT"/>
-        </w:rPr>
-      </w:r>
-      <w:r>
-        <w:rPr>
-          <w:lang w:val="pt_PT" w:bidi="pt_PT"/>
-        </w:rPr>
-        <w:t>Também pode significar instituir ou estabelecer algo, como uma festa religiosa ou aliança.</w:t>
-      </w:r>
-    </w:p>
-    <w:p>
-      <w:pPr>
-        <w:pStyle w:val="ListBullet"/>
-        <w:spacing w:line="240" w:lineRule="auto"/>
-        <w:ind w:left="720"/>
-      </w:pPr>
-      <w:r>
-        <w:rPr>
-          <w:lang w:val="pt_PT" w:bidi="pt_PT"/>
-        </w:rPr>
-      </w:r>
-      <w:r>
-        <w:rPr>
-          <w:lang w:val="pt_PT" w:bidi="pt_PT"/>
-        </w:rPr>
-        <w:t>Dependendo do contexto, “ordenar” pode ser traduzido como “designar” ou “nomear” ou “comandar” ou “elaborar uma regra” ou “instituir”.</w:t>
-      </w:r>
-    </w:p>
-    <w:p>
-      <w:pPr/>
-      <w:r>
-        <w:rPr>
-          <w:lang w:val="pt_PT" w:bidi="pt_PT"/>
-        </w:rPr>
-      </w:r>
-      <w:r>
-        <w:rPr>
-          <w:lang w:val="pt_PT" w:bidi="pt_PT"/>
-        </w:rPr>
-        <w:t xml:space="preserve">(Veja também: </w:t>
-      </w:r>
-      <w:r>
-        <w:rPr>
-          <w:lang w:val="pt_PT" w:bidi="pt_PT"/>
-        </w:rPr>
-        <w:t>comandar</w:t>
-      </w:r>
-      <w:r>
-        <w:rPr>
-          <w:lang w:val="pt_PT" w:bidi="pt_PT"/>
-        </w:rPr>
-        <w:t xml:space="preserve">, </w:t>
+        <w:t xml:space="preserve">(Veja também: comandar, </w:t>
       </w:r>
       <w:r>
         <w:rPr>
